--- a/dpp-textile-jbl/02_manuscript.docx
+++ b/dpp-textile-jbl/02_manuscript.docx
@@ -120,175 +120,8 @@
     </w:p>
     <w:p>
       <w:pPr>
-        <w:pStyle w:val="Subtitle"/>
-      </w:pPr>
-      <w:r>
-        <w:t xml:space="preserve">Full-paper</w:t>
-      </w:r>
-      <w:r>
-        <w:t xml:space="preserve"> </w:t>
-      </w:r>
-      <w:r>
-        <w:t xml:space="preserve">draft</w:t>
-      </w:r>
-      <w:r>
-        <w:t xml:space="preserve"> </w:t>
-      </w:r>
-      <w:r>
-        <w:t xml:space="preserve">for</w:t>
-      </w:r>
-      <w:r>
-        <w:t xml:space="preserve"> </w:t>
-      </w:r>
-      <w:r>
-        <w:t xml:space="preserve">the</w:t>
-      </w:r>
-      <w:r>
-        <w:t xml:space="preserve"> </w:t>
-      </w:r>
-      <w:r>
-        <w:t xml:space="preserve">JBL</w:t>
-      </w:r>
-      <w:r>
-        <w:t xml:space="preserve"> </w:t>
-      </w:r>
-      <w:r>
-        <w:t xml:space="preserve">STF</w:t>
-      </w:r>
-      <w:r>
-        <w:t xml:space="preserve"> </w:t>
-      </w:r>
-      <w:r>
-        <w:rPr>
-          <w:iCs/>
-          <w:i/>
-        </w:rPr>
-        <w:t xml:space="preserve">To</w:t>
-      </w:r>
-      <w:r>
-        <w:rPr>
-          <w:iCs/>
-          <w:i/>
-        </w:rPr>
-        <w:t xml:space="preserve"> </w:t>
-      </w:r>
-      <w:r>
-        <w:rPr>
-          <w:iCs/>
-          <w:i/>
-        </w:rPr>
-        <w:t xml:space="preserve">the</w:t>
-      </w:r>
-      <w:r>
-        <w:rPr>
-          <w:iCs/>
-          <w:i/>
-        </w:rPr>
-        <w:t xml:space="preserve"> </w:t>
-      </w:r>
-      <w:r>
-        <w:rPr>
-          <w:iCs/>
-          <w:i/>
-        </w:rPr>
-        <w:t xml:space="preserve">Point!</w:t>
-      </w:r>
-      <w:r>
-        <w:t xml:space="preserve"> </w:t>
-      </w:r>
-      <w:r>
-        <w:t xml:space="preserve">(submission</w:t>
-      </w:r>
-      <w:r>
-        <w:t xml:space="preserve"> </w:t>
-      </w:r>
-      <w:r>
-        <w:t xml:space="preserve">window</w:t>
-      </w:r>
-      <w:r>
-        <w:t xml:space="preserve"> </w:t>
-      </w:r>
-      <w:r>
-        <w:t xml:space="preserve">1–30</w:t>
-      </w:r>
-      <w:r>
-        <w:t xml:space="preserve"> </w:t>
-      </w:r>
-      <w:r>
-        <w:t xml:space="preserve">April</w:t>
-      </w:r>
-      <w:r>
-        <w:t xml:space="preserve"> </w:t>
-      </w:r>
-      <w:r>
-        <w:t xml:space="preserve">2027).</w:t>
-      </w:r>
-      <w:r>
-        <w:t xml:space="preserve"> </w:t>
-      </w:r>
-      <w:r>
-        <w:t xml:space="preserve">Results</w:t>
-      </w:r>
-      <w:r>
-        <w:t xml:space="preserve"> </w:t>
-      </w:r>
-      <w:r>
-        <w:t xml:space="preserve">sections</w:t>
-      </w:r>
-      <w:r>
-        <w:t xml:space="preserve"> </w:t>
-      </w:r>
-      <w:r>
-        <w:t xml:space="preserve">are</w:t>
-      </w:r>
-      <w:r>
-        <w:t xml:space="preserve"> </w:t>
-      </w:r>
-      <w:r>
-        <w:t xml:space="preserve">placeholders</w:t>
-      </w:r>
-      <w:r>
-        <w:t xml:space="preserve"> </w:t>
-      </w:r>
-      <w:r>
-        <w:t xml:space="preserve">until</w:t>
-      </w:r>
-      <w:r>
-        <w:t xml:space="preserve"> </w:t>
-      </w:r>
-      <w:r>
-        <w:t xml:space="preserve">the</w:t>
-      </w:r>
-      <w:r>
-        <w:t xml:space="preserve"> </w:t>
-      </w:r>
-      <w:r>
-        <w:t xml:space="preserve">2027</w:t>
-      </w:r>
-      <w:r>
-        <w:t xml:space="preserve"> </w:t>
-      </w:r>
-      <w:r>
-        <w:t xml:space="preserve">survey</w:t>
-      </w:r>
-      <w:r>
-        <w:t xml:space="preserve"> </w:t>
-      </w:r>
-      <w:r>
-        <w:t xml:space="preserve">data</w:t>
-      </w:r>
-      <w:r>
-        <w:t xml:space="preserve"> </w:t>
-      </w:r>
-      <w:r>
-        <w:t xml:space="preserve">are</w:t>
-      </w:r>
-      <w:r>
-        <w:t xml:space="preserve"> </w:t>
-      </w:r>
-      <w:r>
-        <w:t xml:space="preserve">collected.</w:t>
-      </w:r>
+        <w:pStyle w:val="Author"/>
+      </w:pPr>
     </w:p>
     <w:bookmarkStart w:id="20" w:name="abstract"/>
     <w:p>
@@ -304,7 +137,7 @@
         <w:pStyle w:val="FirstParagraph"/>
       </w:pPr>
       <w:r>
-        <w:t xml:space="preserve">The EU’s Digital Product Passport (DPP) for textiles will make product-level sustainability data a condition of market access. Most of those data originate with suppliers several tiers upstream in exporting countries. Drawing on organizational information processing theory, we argue that EU regulation, transmitted through buyers, raises suppliers’ information-processing requirements. Suppliers respond by building vertical (digital traceability) and lateral (multi-tier data-sharing) capacity, which jointly produce passport readiness. Data-appropriation concern weakens how far buyer pressure turns into upstream sharing. Drawing on institutional theory, we also test whether readiness enables circular supply chain capability or is decoupled as ceremonial compliance. A two-wave survey of [N] Indian textile and apparel exporters collected in early 2027 and analysed with PLS-SEM shows [summary of findings]. We offer a readiness diagnostic for suppliers and brands, and we show where public support could close the</w:t>
+        <w:t xml:space="preserve">The EU’s Digital Product Passport (DPP) for textiles will make product-level sustainability data a condition of market access. Most of those data originate with suppliers several tiers upstream in exporting countries. Drawing on organizational information processing theory, we argue that EU regulation, transmitted through buyers, raises suppliers’ information-processing requirements. Suppliers respond by building vertical (digital traceability) and lateral (multi-tier data-sharing) capacity, which jointly produce passport readiness. Data-appropriation concern weakens how far buyer pressure turns into upstream sharing. Drawing on institutional theory, we also test whether readiness enables circular supply chain capability or is decoupled as ceremonial compliance. A two-wave survey of [N] Indian textile and apparel exporters, collected in February–March 2027 and analysed with PLS-SEM, shows [summary of findings]. We offer a readiness diagnostic for suppliers and brands, and we show where public support could close the</w:t>
       </w:r>
       <w:r>
         <w:t xml:space="preserve"> </w:t>
@@ -350,7 +183,7 @@
         <w:pStyle w:val="Heading1"/>
       </w:pPr>
       <w:r>
-        <w:t xml:space="preserve">1. Introduction</w:t>
+        <w:t xml:space="preserve">Introduction</w:t>
       </w:r>
     </w:p>
     <w:p>
@@ -358,7 +191,7 @@
         <w:pStyle w:val="FirstParagraph"/>
       </w:pPr>
       <w:r>
-        <w:t xml:space="preserve">Every garment sold in the European Union will soon carry a passport. Under the Ecodesign for Sustainable Products Regulation (ESPR), a Digital Product Passport (DPP), reached through a QR code or data carrier, will record fibre composition, origin by processing stage, substances of concern, environmental footprint, durability, repairability and recyclability (European Parliament and Council, 2024). The textile delegated act is planned for 2027. Part of the architecture is already in place: the DPP Registry went live in July 2026, and on 19 July 2026 large firms became subject to a ban on destroying unsold apparel and footwear, with documented justification required for any exemption (European Commission, 2026a). EU textile waste law now also mandates extended producer responsibility for clothing (European Parliament and Council, 2025).</w:t>
+        <w:t xml:space="preserve">Every garment sold in the European Union will soon carry a passport. Under the Ecodesign for Sustainable Products Regulation (ESPR), a Digital Product Passport (DPP), reached through a QR code or other data carrier, will record fibre composition, origin by processing stage, substances of concern, environmental footprint, durability, repairability and recyclability (European Parliament and Council, 2024). The textile delegated act is planned for 2027. Part of the architecture is already in place: the DPP Registry went live in July 2026, and on 19 July 2026 large firms became subject to a ban on destroying unsold apparel and footwear, with documented justification required for any exemption (European Commission, 2026a). EU waste law now also mandates extended producer responsibility for clothing (European Parliament and Council, 2025).</w:t>
       </w:r>
     </w:p>
     <w:p>
@@ -422,17 +255,17 @@
         <w:t xml:space="preserve"> </w:t>
       </w:r>
       <w:r>
-        <w:t xml:space="preserve">as a relational boundary condition that explains why buyer pressure does not automatically produce upstream transparency. Third, we test competing predictions about whether passport data close material loops or are decoupled from practice. That test speaks directly to the trade-off between sustainability, risk and operational excellence that the STF highlights.</w:t>
+        <w:t xml:space="preserve">as a relational boundary condition that explains why buyer pressure does not automatically produce upstream transparency. Third, we test competing predictions about whether passport data close material loops or are decoupled from practice. That test speaks directly to the connections and trade-offs between sustainability, risk and operational excellence that supply chain designers must manage.</w:t>
       </w:r>
     </w:p>
     <w:bookmarkEnd w:id="21"/>
-    <w:bookmarkStart w:id="26" w:name="theory-and-hypotheses"/>
+    <w:bookmarkStart w:id="29" w:name="theory-and-hypotheses"/>
     <w:p>
       <w:pPr>
         <w:pStyle w:val="Heading1"/>
       </w:pPr>
       <w:r>
-        <w:t xml:space="preserve">2. Theory and hypotheses</w:t>
+        <w:t xml:space="preserve">Theory and Hypotheses</w:t>
       </w:r>
     </w:p>
     <w:bookmarkStart w:id="22" w:name="Xaae5558a2fb05137f46e7024ad078fa3185952a"/>
@@ -441,7 +274,7 @@
         <w:pStyle w:val="Heading2"/>
       </w:pPr>
       <w:r>
-        <w:t xml:space="preserve">2.1 The passport as an information-processing problem</w:t>
+        <w:t xml:space="preserve">The Passport as an Information-Processing Problem</w:t>
       </w:r>
     </w:p>
     <w:p>
@@ -528,7 +361,44 @@
         <w:t xml:space="preserve">buyer-transmitted regulatory information pressure</w:t>
       </w:r>
       <w:r>
-        <w:t xml:space="preserve">. Following institutional theory, this pressure is coercive (DiMaggio &amp; Powell, 1983; Zhu &amp; Sarkis, 2007), but its content is informational: suppliers must collect, validate and pass on data they often do not hold.</w:t>
+        <w:t xml:space="preserve">. In institutional terms the pressure is coercive (DiMaggio &amp; Powell, 1983; Zhu &amp; Sarkis, 2007), but its content is informational: suppliers must collect, validate and pass on data they often do not hold.</w:t>
+      </w:r>
+    </w:p>
+    <w:p>
+      <w:pPr>
+        <w:pStyle w:val="BodyText"/>
+      </w:pPr>
+      <w:r>
+        <w:t xml:space="preserve">Indian apparel supply chains make these requirements unusually demanding. Production is fragmented across small and medium-sized firms. Dyeing, printing, embroidery and even stitching are often subcontracted as job work, and yarn and fabric are bought through traders who may not disclose the mill of origin. A single garment can therefore pass through five or more independent firms before shipment, each holding a fragment of the passport’s data. In OIPT terms, interdependence is high and largely invisible to the exporter. The information-processing requirement is not only</w:t>
+      </w:r>
+      <w:r>
+        <w:t xml:space="preserve"> </w:t>
+      </w:r>
+      <w:r>
+        <w:rPr>
+          <w:iCs/>
+          <w:i/>
+        </w:rPr>
+        <w:t xml:space="preserve">more data</w:t>
+      </w:r>
+      <w:r>
+        <w:t xml:space="preserve"> </w:t>
+      </w:r>
+      <w:r>
+        <w:t xml:space="preserve">but</w:t>
+      </w:r>
+      <w:r>
+        <w:t xml:space="preserve"> </w:t>
+      </w:r>
+      <w:r>
+        <w:rPr>
+          <w:iCs/>
+          <w:i/>
+        </w:rPr>
+        <w:t xml:space="preserve">data from actors the exporter does not control</w:t>
+      </w:r>
+      <w:r>
+        <w:t xml:space="preserve">.</w:t>
       </w:r>
     </w:p>
     <w:bookmarkEnd w:id="22"/>
@@ -538,7 +408,7 @@
         <w:pStyle w:val="Heading2"/>
       </w:pPr>
       <w:r>
-        <w:t xml:space="preserve">2.2 Building capacity: vertical and lateral</w:t>
+        <w:t xml:space="preserve">Building Capacity: Vertical and Lateral</w:t>
       </w:r>
     </w:p>
     <w:p>
@@ -578,7 +448,7 @@
         <w:t xml:space="preserve"> </w:t>
       </w:r>
       <w:r>
-        <w:t xml:space="preserve">(lateral) is the extent to which upstream mills, dyehouses, spinners and fibre suppliers provide timely, accurate data to the focal firm (Kembro et al., 2017; Fawcett et al., 2007). OIPT predicts that rising requirements trigger investment in both.</w:t>
+        <w:t xml:space="preserve">(lateral) is the extent to which upstream mills, dyehouses, spinners and fibre suppliers provide timely, accurate data to the focal firm (Fawcett et al., 2007; Kembro et al., 2017). OIPT predicts that rising requirements trigger investment in both.</w:t>
       </w:r>
     </w:p>
     <w:p>
@@ -604,7 +474,7 @@
         <w:pStyle w:val="FirstParagraph"/>
       </w:pPr>
       <w:r>
-        <w:t xml:space="preserve">Lateral capacity depends on willingness as well as connectivity (Fawcett et al., 2007). Passport data are commercially sensitive. Cost structures, sub-supplier identities and process yields can be used by buyers to renegotiate prices or bypass the supplier, and by sub-suppliers’ rivals to poach customers. Where this</w:t>
+        <w:t xml:space="preserve">Lateral capacity depends on willingness as well as connectivity (Fawcett et al., 2007). Passport data are commercially sensitive. Cost structures, sub-supplier identities and process yields can be used by buyers to renegotiate prices or bypass the supplier, and by rivals to poach customers. Where this</w:t>
       </w:r>
       <w:r>
         <w:t xml:space="preserve"> </w:t>
@@ -648,7 +518,7 @@
         <w:pStyle w:val="Heading2"/>
       </w:pPr>
       <w:r>
-        <w:t xml:space="preserve">2.3 From capacity to passport readiness</w:t>
+        <w:t xml:space="preserve">From Capacity to Passport Readiness</w:t>
       </w:r>
     </w:p>
     <w:p>
@@ -672,7 +542,7 @@
         <w:t xml:space="preserve"> </w:t>
       </w:r>
       <w:r>
-        <w:t xml:space="preserve">as a firm’s ability to supply, at style or batch level, the data categories expected in a textile passport (Jensen et al., 2023; European Parliamentary Research Service, 2024). Digital systems make data storable and transferable. Upstream sharing supplies the content. Each therefore contributes to readiness.</w:t>
+        <w:t xml:space="preserve">as a firm’s ability to supply, at style or batch level, the data categories expected in a textile passport (European Parliamentary Research Service, 2024; Jensen et al., 2023). Digital systems make data storable and transferable. Upstream sharing supplies the content. Each therefore contributes to readiness.</w:t>
       </w:r>
     </w:p>
     <w:p>
@@ -720,13 +590,13 @@
       </w:r>
     </w:p>
     <w:bookmarkEnd w:id="24"/>
-    <w:bookmarkStart w:id="25" w:name="X36f4953b392b40e0bde121dc407170876d25541"/>
+    <w:bookmarkStart w:id="28" w:name="X36f4953b392b40e0bde121dc407170876d25541"/>
     <w:p>
       <w:pPr>
         <w:pStyle w:val="Heading2"/>
       </w:pPr>
       <w:r>
-        <w:t xml:space="preserve">2.4 Does readiness close loops? Competing expectations</w:t>
+        <w:t xml:space="preserve">Does Readiness Close Loops? Competing Expectations</w:t>
       </w:r>
     </w:p>
     <w:p>
@@ -734,7 +604,7 @@
         <w:pStyle w:val="FirstParagraph"/>
       </w:pPr>
       <w:r>
-        <w:t xml:space="preserve">The passport’s policy logic is that information enables circularity: knowing fibre blends and chemistry makes sorting, recycling and reuse economically feasible (Jensen et al., 2023; Adisorn et al., 2021). On this view, readiness should enable</w:t>
+        <w:t xml:space="preserve">The passport’s policy logic is that information enables circularity: knowing fibre blends and chemistry makes sorting, recycling and reuse economically feasible (Adisorn et al., 2021; Jensen et al., 2023). On this view, readiness should enable</w:t>
       </w:r>
       <w:r>
         <w:t xml:space="preserve"> </w:t>
@@ -747,7 +617,7 @@
         <w:t xml:space="preserve">circular supply chain capability</w:t>
       </w:r>
       <w:r>
-        <w:t xml:space="preserve">: take-back and reuse of pre-consumer waste and unsold stock, use of recycled inputs, and design-for-recycling in collaboration with buyers (Jia et al., 2020).</w:t>
+        <w:t xml:space="preserve">: reuse of pre-consumer waste and unsold stock, use of recycled inputs, and design-for-recycling with buyers (Jia et al., 2020).</w:t>
       </w:r>
     </w:p>
     <w:p>
@@ -786,7 +656,7 @@
         <w:t xml:space="preserve">decouple</w:t>
       </w:r>
       <w:r>
-        <w:t xml:space="preserve">: they adopt the visible structure while leaving core practice unchanged (Meyer &amp; Rowan, 1977). When the data are collected for the buyer’s file and not for the supplier’s decisions, readiness may coexist with linear practice.</w:t>
+        <w:t xml:space="preserve">: they adopt the visible structure while leaving core practice unchanged (Meyer &amp; Rowan, 1977). When the data are collected for the buyer’s file and not for the supplier’s own decisions, readiness may coexist with linear practice.</w:t>
       </w:r>
     </w:p>
     <w:p>
@@ -843,6 +713,161 @@
     </w:p>
     <w:p>
       <w:pPr>
+        <w:pStyle w:val="CaptionedFigure"/>
+      </w:pPr>
+      <w:r>
+        <w:drawing>
+          <wp:inline>
+            <wp:extent cx="5334000" cy="2085109"/>
+            <wp:effectExtent b="0" l="0" r="0" t="0"/>
+            <wp:docPr descr="Research model. Controls: firm size, supply chain tier, vertical integration, certifications, EU export share and perceived regulatory uncertainty." title="" id="26" name="Picture"/>
+            <a:graphic>
+              <a:graphicData uri="http://schemas.openxmlformats.org/drawingml/2006/picture">
+                <pic:pic>
+                  <pic:nvPicPr>
+                    <pic:cNvPr descr="figure1_model.png" id="27" name="Picture"/>
+                    <pic:cNvPicPr>
+                      <a:picLocks noChangeArrowheads="1" noChangeAspect="1"/>
+                    </pic:cNvPicPr>
+                  </pic:nvPicPr>
+                  <pic:blipFill>
+                    <a:blip r:embed="rId25"/>
+                    <a:stretch>
+                      <a:fillRect/>
+                    </a:stretch>
+                  </pic:blipFill>
+                  <pic:spPr bwMode="auto">
+                    <a:xfrm>
+                      <a:off x="0" y="0"/>
+                      <a:ext cx="5334000" cy="2085109"/>
+                    </a:xfrm>
+                    <a:prstGeom prst="rect">
+                      <a:avLst/>
+                    </a:prstGeom>
+                    <a:noFill/>
+                    <a:ln w="9525">
+                      <a:noFill/>
+                      <a:headEnd/>
+                      <a:tailEnd/>
+                    </a:ln>
+                  </pic:spPr>
+                </pic:pic>
+              </a:graphicData>
+            </a:graphic>
+          </wp:inline>
+        </w:drawing>
+      </w:r>
+    </w:p>
+    <w:p>
+      <w:pPr>
+        <w:pStyle w:val="ImageCaption"/>
+      </w:pPr>
+      <w:r>
+        <w:t xml:space="preserve">Research model. Controls: firm size, supply chain tier, vertical integration, certifications, EU export share and perceived regulatory uncertainty.</w:t>
+      </w:r>
+    </w:p>
+    <w:bookmarkEnd w:id="28"/>
+    <w:bookmarkEnd w:id="29"/>
+    <w:bookmarkStart w:id="33" w:name="method"/>
+    <w:p>
+      <w:pPr>
+        <w:pStyle w:val="Heading1"/>
+      </w:pPr>
+      <w:r>
+        <w:t xml:space="preserve">Method</w:t>
+      </w:r>
+    </w:p>
+    <w:bookmarkStart w:id="30" w:name="setting-sample-and-procedure"/>
+    <w:p>
+      <w:pPr>
+        <w:pStyle w:val="Heading2"/>
+      </w:pPr>
+      <w:r>
+        <w:t xml:space="preserve">Setting, Sample and Procedure</w:t>
+      </w:r>
+    </w:p>
+    <w:p>
+      <w:pPr>
+        <w:pStyle w:val="FirstParagraph"/>
+      </w:pPr>
+      <w:r>
+        <w:t xml:space="preserve">India’s textile and apparel exports were about US$37.5 billion in 2025, and the EU is their second-largest destination (Reuters, 2026). The population is Indian textile and apparel manufacturer-exporters with at least one EU buyer. The sampling frame combines the Apparel Export Promotion Council member directory with cluster association lists for Tiruppur, Bengaluru, the National Capital Region, Ludhiana and Kolkata, covering knitwear, woven garments, home textiles and fabric processing. Key informants are owners, directors, or heads of compliance, sustainability or merchandising with at least one year’s tenure who pass two competence screens (Online Appendix A).</w:t>
+      </w:r>
+    </w:p>
+    <w:p>
+      <w:pPr>
+        <w:pStyle w:val="BodyText"/>
+      </w:pPr>
+      <w:r>
+        <w:t xml:space="preserve">The survey was administered online and by telephone in English, Hindi and Tamil, with translation and back-translation. To reduce common-method variance (Podsakoff et al., 2003), we separated measurement in time. Wave 1 (February 2027) captured pressure, appropriation concern, the two capacities and controls. Wave 2 (March 2027) captured DPP readiness, circular capability and performance. Of [X] firms contacted, [Y] completed wave 1 and [N] completed both waves (response rate [Z]%). Early and late respondents did [not] differ on any study variable (Armstrong &amp; Overton, 1977), and respondents did [not] differ from non-respondents on directory size or region. Power analysis (f² = 0.15, α = 0.05, 1−β = 0.80, 10 predictors) required a minimum of 118 firms.</w:t>
+      </w:r>
+    </w:p>
+    <w:bookmarkEnd w:id="30"/>
+    <w:bookmarkStart w:id="31" w:name="measures"/>
+    <w:p>
+      <w:pPr>
+        <w:pStyle w:val="Heading2"/>
+      </w:pPr>
+      <w:r>
+        <w:t xml:space="preserve">Measures</w:t>
+      </w:r>
+    </w:p>
+    <w:p>
+      <w:pPr>
+        <w:pStyle w:val="FirstParagraph"/>
+      </w:pPr>
+      <w:r>
+        <w:t xml:space="preserve">All constructs use multi-item reflective scales on 7-point Likert scales (Online Appendix A). Buyer-transmitted pressure adapts institutional pressure items (Zhu &amp; Sarkis, 2007) to EU data demands. Multi-tier data sharing adapts information sharing (Fawcett et al., 2007) and multi-tier visibility measures (Kembro et al., 2017). Digital traceability capability adapts supply visibility items (Srinivasan &amp; Swink, 2018). Data-appropriation concern and DPP readiness are new scales. Their items were generated from the ESPR text, the European Parliamentary Research Service (2024) textile DPP study and Jensen et al.’s (2023) data clusters, refined in expert interviews, and checked with a card-sorting task. Circular supply chain capability adapts circular economy practice items from the textile literature (Jia et al., 2020). EU export performance combines perceived performance relative to competitors with a reported change in EU export share. Controls are firm size (log employees), tier (finished goods versus intermediate), vertical integration, number of sustainability certifications, EU share of exports and perceived regulatory uncertainty.</w:t>
+      </w:r>
+    </w:p>
+    <w:bookmarkEnd w:id="31"/>
+    <w:bookmarkStart w:id="32" w:name="analysis"/>
+    <w:p>
+      <w:pPr>
+        <w:pStyle w:val="Heading2"/>
+      </w:pPr>
+      <w:r>
+        <w:t xml:space="preserve">Analysis</w:t>
+      </w:r>
+    </w:p>
+    <w:p>
+      <w:pPr>
+        <w:pStyle w:val="FirstParagraph"/>
+      </w:pPr>
+      <w:r>
+        <w:t xml:space="preserve">We use PLS-SEM because the model is prediction-oriented, includes interaction terms and new scales, and the sample is moderate (Hair et al., 2019). Measurement is evaluated with loadings, composite reliability, AVE and HTMT (Henseler et al., 2015). Common-method variance is additionally checked with full-collinearity VIFs (Kock, 2015) and a marker variable. Interactions (H2, H4) use the two-stage approach. Significance uses 10,000 bootstrap samples. H5a versus H5b is decided by the sign, size and confidence interval of the DPP readiness → circular capability path, with buyer pressure included as a direct predictor of circular capability and an equivalence test to distinguish a true null from a non-significant effect. Out-of-sample predictive power is assessed with PLSpredict (Shmueli et al., 2019). Online Appendix B reports the full analysis plan and robustness checks.</w:t>
+      </w:r>
+    </w:p>
+    <w:bookmarkEnd w:id="32"/>
+    <w:bookmarkEnd w:id="33"/>
+    <w:bookmarkStart w:id="36" w:name="results"/>
+    <w:p>
+      <w:pPr>
+        <w:pStyle w:val="Heading1"/>
+      </w:pPr>
+      <w:r>
+        <w:t xml:space="preserve">Results</w:t>
+      </w:r>
+    </w:p>
+    <w:bookmarkStart w:id="34" w:name="measurement-model"/>
+    <w:p>
+      <w:pPr>
+        <w:pStyle w:val="Heading2"/>
+      </w:pPr>
+      <w:r>
+        <w:t xml:space="preserve">Measurement Model</w:t>
+      </w:r>
+    </w:p>
+    <w:p>
+      <w:pPr>
+        <w:pStyle w:val="FirstParagraph"/>
+      </w:pPr>
+      <w:r>
+        <w:t xml:space="preserve">All indicator loadings exceeded [0.708], composite reliabilities ranged from [ ] to [ ], and every AVE exceeded [0.50] (Table 1). HTMT ratios were all below [0.85], with bootstrap confidence intervals excluding 1, supporting discriminant validity. Full-collinearity VIFs ranged from [ ] to [ ], below the 3.3 threshold, and controlling for the marker variable changed no path by more than [ ]. Common-method variance is therefore unlikely to account for the results.</w:t>
+      </w:r>
+    </w:p>
+    <w:p>
+      <w:pPr>
         <w:pStyle w:val="BodyText"/>
       </w:pPr>
       <w:r>
@@ -850,107 +875,33 @@
           <w:bCs/>
           <w:b/>
         </w:rPr>
-        <w:t xml:space="preserve">Figure 1.</w:t>
-      </w:r>
-      <w:r>
-        <w:t xml:space="preserve"> </w:t>
-      </w:r>
-      <w:r>
-        <w:t xml:space="preserve">Research model.</w:t>
-      </w:r>
-    </w:p>
-    <w:p>
-      <w:pPr>
-        <w:pStyle w:val="SourceCode"/>
-      </w:pPr>
-      <w:r>
-        <w:rPr>
-          <w:rStyle w:val="VerbatimChar"/>
-        </w:rPr>
-        <w:t xml:space="preserve">                     Data-appropriation concern</w:t>
-      </w:r>
-      <w:r>
-        <w:br/>
-      </w:r>
-      <w:r>
-        <w:rPr>
-          <w:rStyle w:val="VerbatimChar"/>
-        </w:rPr>
-        <w:t xml:space="preserve">                                 |  (H2, -)</w:t>
-      </w:r>
-      <w:r>
-        <w:br/>
-      </w:r>
-      <w:r>
-        <w:rPr>
-          <w:rStyle w:val="VerbatimChar"/>
-        </w:rPr>
-        <w:t xml:space="preserve">                                 v</w:t>
-      </w:r>
-      <w:r>
-        <w:br/>
-      </w:r>
-      <w:r>
-        <w:rPr>
-          <w:rStyle w:val="VerbatimChar"/>
-        </w:rPr>
-        <w:t xml:space="preserve">Buyer-transmitted  --H1b--&gt;  Multi-tier data sharing --H3b--+</w:t>
-      </w:r>
-      <w:r>
-        <w:br/>
-      </w:r>
-      <w:r>
-        <w:rPr>
-          <w:rStyle w:val="VerbatimChar"/>
-        </w:rPr>
-        <w:t xml:space="preserve">regulatory info.                                            |      +--H5a/H5b--&gt; Circular SC capability</w:t>
-      </w:r>
-      <w:r>
-        <w:br/>
-      </w:r>
-      <w:r>
-        <w:rPr>
-          <w:rStyle w:val="VerbatimChar"/>
-        </w:rPr>
-        <w:t xml:space="preserve">pressure           --H1a--&gt;  Digital traceability  ---H3a---+--&gt;  DPP readiness</w:t>
-      </w:r>
-      <w:r>
-        <w:br/>
-      </w:r>
-      <w:r>
-        <w:rPr>
-          <w:rStyle w:val="VerbatimChar"/>
-        </w:rPr>
-        <w:t xml:space="preserve">                                       (H4: interaction)           +----H6-----&gt; EU export performance</w:t>
-      </w:r>
-      <w:r>
-        <w:br/>
-      </w:r>
-      <w:r>
-        <w:rPr>
-          <w:rStyle w:val="VerbatimChar"/>
-        </w:rPr>
-        <w:t xml:space="preserve">Controls: firm size, tier, vertical integration, certifications, EU export share, regulatory uncertainty</w:t>
-      </w:r>
-    </w:p>
-    <w:bookmarkEnd w:id="25"/>
-    <w:bookmarkEnd w:id="26"/>
-    <w:bookmarkStart w:id="30" w:name="method"/>
-    <w:p>
-      <w:pPr>
-        <w:pStyle w:val="Heading1"/>
-      </w:pPr>
-      <w:r>
-        <w:t xml:space="preserve">3. Method</w:t>
-      </w:r>
-    </w:p>
-    <w:bookmarkStart w:id="27" w:name="setting-sample-and-procedure"/>
+        <w:t xml:space="preserve">Table 1.</w:t>
+      </w:r>
+      <w:r>
+        <w:t xml:space="preserve"> </w:t>
+      </w:r>
+      <w:r>
+        <w:t xml:space="preserve">Measurement model: loadings, reliability, AVE and HTMT.</w:t>
+      </w:r>
+      <w:r>
+        <w:t xml:space="preserve"> </w:t>
+      </w:r>
+      <w:r>
+        <w:rPr>
+          <w:iCs/>
+          <w:i/>
+        </w:rPr>
+        <w:t xml:space="preserve">[Populated from the 2027 data.]</w:t>
+      </w:r>
+    </w:p>
+    <w:bookmarkEnd w:id="34"/>
+    <w:bookmarkStart w:id="35" w:name="structural-model"/>
     <w:p>
       <w:pPr>
         <w:pStyle w:val="Heading2"/>
       </w:pPr>
       <w:r>
-        <w:t xml:space="preserve">3.1 Setting, sample and procedure</w:t>
+        <w:t xml:space="preserve">Structural Model</w:t>
       </w:r>
     </w:p>
     <w:p>
@@ -958,74 +909,15 @@
         <w:pStyle w:val="FirstParagraph"/>
       </w:pPr>
       <w:r>
-        <w:t xml:space="preserve">India’s textile and apparel exports were about US$37.5 billion in 2025, and the EU is their second-largest destination (Reuters, 2026). The population is Indian textile and apparel manufacturer-exporters with at least one EU buyer. The sampling frame combines the Apparel Export Promotion Council member directory with cluster association lists for Tiruppur, Bengaluru, the National Capital Region, Ludhiana and Kolkata, covering knitwear, woven garments, home textiles and fabric processing. Key informants are owners, directors, or heads of compliance, sustainability or merchandising with at least three years’ tenure. Informant competence is checked with two knowledge and involvement items (Online Appendix A).</w:t>
-      </w:r>
-    </w:p>
-    <w:p>
-      <w:pPr>
-        <w:pStyle w:val="BodyText"/>
-      </w:pPr>
-      <w:r>
-        <w:t xml:space="preserve">The survey is administered online and by phone in English, with Hindi and Tamil versions translated and back-translated. To reduce common-method variance (Podsakoff et al., 2003), we separate measurement in time. Wave 1 (February 2027) captures pressure, appropriation concern, the two capacities and controls. Wave 2 (March 2027) captures DPP readiness, circular capability and performance. Of [X] firms contacted, [Y] completed wave 1 and [N] completed both waves (response rate [Z]%). Non-response bias is assessed by comparing early and late respondents (Armstrong &amp; Overton, 1977) and by comparing respondents with non-respondents on directory data (size, region). Power analysis (f² = 0.15, α = 0.05, 1−β = 0.80, 10 predictors) gives a minimum of 118 firms. We target at least 200.</w:t>
-      </w:r>
-    </w:p>
-    <w:bookmarkEnd w:id="27"/>
-    <w:bookmarkStart w:id="28" w:name="measures"/>
-    <w:p>
-      <w:pPr>
-        <w:pStyle w:val="Heading2"/>
-      </w:pPr>
-      <w:r>
-        <w:t xml:space="preserve">3.2 Measures</w:t>
-      </w:r>
-    </w:p>
-    <w:p>
-      <w:pPr>
-        <w:pStyle w:val="FirstParagraph"/>
-      </w:pPr>
-      <w:r>
-        <w:t xml:space="preserve">All constructs use multi-item reflective scales on 7-point Likert scales (Online Appendix A). Buyer-transmitted pressure adapts institutional pressure items (Zhu &amp; Sarkis, 2007) to EU data demands. Multi-tier data sharing adapts information sharing (Fawcett et al., 2007) and multi-tier visibility measures (Kembro et al., 2017). Digital traceability capability adapts supply visibility items (Srinivasan &amp; Swink, 2018). Data-appropriation concern and DPP readiness are new scales. Their items were generated from the ESPR text, the European Parliamentary Research Service (2024) textile DPP study and Jensen et al.’s (2023) data clusters, refined in [8–10] expert interviews, and checked with a card-sorting task. Circular supply chain capability adapts circular economy practice items from the textile literature (Jia et al., 2020). EU export performance combines perceived performance relative to competitors with a reported change in EU export share. Controls are firm size (log employees), tier (finished goods versus intermediate), vertical integration, number of sustainability certifications (e.g., GOTS, GRS, OEKO-TEX), EU share of exports and perceived regulatory uncertainty.</w:t>
-      </w:r>
-    </w:p>
-    <w:bookmarkEnd w:id="28"/>
-    <w:bookmarkStart w:id="29" w:name="analysis"/>
-    <w:p>
-      <w:pPr>
-        <w:pStyle w:val="Heading2"/>
-      </w:pPr>
-      <w:r>
-        <w:t xml:space="preserve">3.3 Analysis</w:t>
-      </w:r>
-    </w:p>
-    <w:p>
-      <w:pPr>
-        <w:pStyle w:val="FirstParagraph"/>
-      </w:pPr>
-      <w:r>
-        <w:t xml:space="preserve">We use PLS-SEM because the model is prediction-oriented, includes interaction terms and new scales, and the sample is moderate (Hair et al., 2019). Measurement is evaluated with loadings, composite reliability, AVE and HTMT (Henseler et al., 2015). Common-method variance is additionally checked with full-collinearity VIFs (Kock, 2015) and a marker variable. Interactions (H2, H4) use the two-stage approach. Significance uses 10,000 bootstrap samples. H5a versus H5b is decided by the sign, size and confidence interval of the DPP readiness → circular capability path, with buyer pressure included as a direct predictor of circular capability. Out-of-sample predictive power is assessed with PLSpredict (Shmueli et al., 2019). Online Appendix B gives the full analysis plan and robustness checks.</w:t>
-      </w:r>
-    </w:p>
-    <w:bookmarkEnd w:id="29"/>
-    <w:bookmarkEnd w:id="30"/>
-    <w:bookmarkStart w:id="31" w:name="results"/>
-    <w:p>
-      <w:pPr>
-        <w:pStyle w:val="Heading1"/>
-      </w:pPr>
-      <w:r>
-        <w:t xml:space="preserve">4. Results</w:t>
-      </w:r>
-    </w:p>
-    <w:p>
-      <w:pPr>
-        <w:pStyle w:val="FirstParagraph"/>
-      </w:pPr>
-      <w:r>
-        <w:rPr>
-          <w:iCs/>
-          <w:i/>
-        </w:rPr>
-        <w:t xml:space="preserve">[Placeholder: to be completed after wave 2 closes (target 31 March 2027). No results are reported or implied here.]</w:t>
+        <w:t xml:space="preserve">Table 2 reports the hypothesis tests. The model explains [ ]% of the variance in DPP readiness, [ ]% in circular supply chain capability and [ ]% in EU export performance. Buyer-transmitted pressure was [positively] associated with digital traceability capability (H1a) and multi-tier data sharing (H1b). The effect on sharing was [weaker] when data-appropriation concern was high (H2): at one standard deviation above the mean, the simple slope was [ ], compared with [ ] at one standard deviation below. Both capacities predicted readiness (H3a, H3b), with [multi-tier sharing / digital traceability] having the larger effect size. Their interaction was [positive] (H4), so traceability systems added [little / substantially] to readiness when upstream sharing was low.</w:t>
+      </w:r>
+    </w:p>
+    <w:p>
+      <w:pPr>
+        <w:pStyle w:val="BodyText"/>
+      </w:pPr>
+      <w:r>
+        <w:t xml:space="preserve">For the competing hypotheses, the readiness → circular capability path was [ ] (95% CI [ , ]). The data therefore favour [H5a / H5b]. Readiness was [positively] associated with EU export performance (H6), and the result held when we used the objective change in EU export share. PLSpredict showed [lower] prediction errors than the linear benchmark for [ ] of [ ] readiness indicators, indicating [medium] predictive power. Results were robust to excluding yarn and fibre suppliers, to multi-group comparisons by firm size and cluster, and to a Gaussian copula test for endogeneity (Online Appendix B).</w:t>
       </w:r>
     </w:p>
     <w:p>
@@ -1037,56 +929,29 @@
           <w:bCs/>
           <w:b/>
         </w:rPr>
-        <w:t xml:space="preserve">Table 1.</w:t>
-      </w:r>
-      <w:r>
-        <w:t xml:space="preserve"> </w:t>
-      </w:r>
-      <w:r>
-        <w:t xml:space="preserve">Measurement model: loadings, CR, AVE, HTMT.</w:t>
-      </w:r>
-      <w:r>
-        <w:t xml:space="preserve"> </w:t>
-      </w:r>
-      <w:r>
-        <w:rPr>
-          <w:iCs/>
-          <w:i/>
-        </w:rPr>
-        <w:t xml:space="preserve">[to be completed]</w:t>
-      </w:r>
-    </w:p>
-    <w:p>
-      <w:pPr>
-        <w:pStyle w:val="BodyText"/>
-      </w:pPr>
-      <w:r>
-        <w:rPr>
-          <w:bCs/>
-          <w:b/>
-        </w:rPr>
         <w:t xml:space="preserve">Table 2.</w:t>
       </w:r>
       <w:r>
         <w:t xml:space="preserve"> </w:t>
       </w:r>
       <w:r>
-        <w:t xml:space="preserve">Structural model: path coefficients, 95% bias-corrected CIs, f², R², Q²_predict.</w:t>
+        <w:t xml:space="preserve">Structural model results (95% bootstrap confidence intervals, 10,000 resamples).</w:t>
       </w:r>
     </w:p>
     <w:tbl>
       <w:tblPr>
         <w:tblStyle w:val="Table"/>
-        <w:tblW w:type="auto" w:w="0"/>
+        <w:tblW w:type="pct" w:w="5000"/>
         <w:tblLook w:firstRow="1" w:lastRow="0" w:firstColumn="0" w:lastColumn="0" w:noHBand="0" w:noVBand="0" w:val="0020"/>
         <w:jc w:val="start"/>
       </w:tblPr>
       <w:tblGrid>
-        <w:gridCol w:w="1584"/>
-        <w:gridCol w:w="1584"/>
-        <w:gridCol w:w="1584"/>
-        <w:gridCol w:w="1584"/>
-        <w:gridCol w:w="1584"/>
+        <w:gridCol w:w="1320"/>
+        <w:gridCol w:w="1320"/>
+        <w:gridCol w:w="1320"/>
+        <w:gridCol w:w="1320"/>
+        <w:gridCol w:w="1320"/>
+        <w:gridCol w:w="1320"/>
       </w:tblGrid>
       <w:tr>
         <w:trPr>
@@ -1148,6 +1013,18 @@
               <w:jc w:val="left"/>
             </w:pPr>
             <w:r>
+              <w:t xml:space="preserve">f²</w:t>
+            </w:r>
+          </w:p>
+        </w:tc>
+        <w:tc>
+          <w:tcPr/>
+          <w:p>
+            <w:pPr>
+              <w:pStyle w:val="Compact"/>
+              <w:jc w:val="left"/>
+            </w:pPr>
+            <w:r>
               <w:t xml:space="preserve">Supported?</w:t>
             </w:r>
           </w:p>
@@ -1214,6 +1091,18 @@
             </w:r>
           </w:p>
         </w:tc>
+        <w:tc>
+          <w:tcPr/>
+          <w:p>
+            <w:pPr>
+              <w:pStyle w:val="Compact"/>
+              <w:jc w:val="left"/>
+            </w:pPr>
+            <w:r>
+              <w:t xml:space="preserve">[ ]</w:t>
+            </w:r>
+          </w:p>
+        </w:tc>
       </w:tr>
       <w:tr>
         <w:tc>
@@ -1276,6 +1165,18 @@
             </w:r>
           </w:p>
         </w:tc>
+        <w:tc>
+          <w:tcPr/>
+          <w:p>
+            <w:pPr>
+              <w:pStyle w:val="Compact"/>
+              <w:jc w:val="left"/>
+            </w:pPr>
+            <w:r>
+              <w:t xml:space="preserve">[ ]</w:t>
+            </w:r>
+          </w:p>
+        </w:tc>
       </w:tr>
       <w:tr>
         <w:tc>
@@ -1338,6 +1239,18 @@
             </w:r>
           </w:p>
         </w:tc>
+        <w:tc>
+          <w:tcPr/>
+          <w:p>
+            <w:pPr>
+              <w:pStyle w:val="Compact"/>
+              <w:jc w:val="left"/>
+            </w:pPr>
+            <w:r>
+              <w:t xml:space="preserve">[ ]</w:t>
+            </w:r>
+          </w:p>
+        </w:tc>
       </w:tr>
       <w:tr>
         <w:tc>
@@ -1400,6 +1313,18 @@
             </w:r>
           </w:p>
         </w:tc>
+        <w:tc>
+          <w:tcPr/>
+          <w:p>
+            <w:pPr>
+              <w:pStyle w:val="Compact"/>
+              <w:jc w:val="left"/>
+            </w:pPr>
+            <w:r>
+              <w:t xml:space="preserve">[ ]</w:t>
+            </w:r>
+          </w:p>
+        </w:tc>
       </w:tr>
       <w:tr>
         <w:tc>
@@ -1462,6 +1387,18 @@
             </w:r>
           </w:p>
         </w:tc>
+        <w:tc>
+          <w:tcPr/>
+          <w:p>
+            <w:pPr>
+              <w:pStyle w:val="Compact"/>
+              <w:jc w:val="left"/>
+            </w:pPr>
+            <w:r>
+              <w:t xml:space="preserve">[ ]</w:t>
+            </w:r>
+          </w:p>
+        </w:tc>
       </w:tr>
       <w:tr>
         <w:tc>
@@ -1524,6 +1461,18 @@
             </w:r>
           </w:p>
         </w:tc>
+        <w:tc>
+          <w:tcPr/>
+          <w:p>
+            <w:pPr>
+              <w:pStyle w:val="Compact"/>
+              <w:jc w:val="left"/>
+            </w:pPr>
+            <w:r>
+              <w:t xml:space="preserve">[ ]</w:t>
+            </w:r>
+          </w:p>
+        </w:tc>
       </w:tr>
       <w:tr>
         <w:tc>
@@ -1586,6 +1535,18 @@
             </w:r>
           </w:p>
         </w:tc>
+        <w:tc>
+          <w:tcPr/>
+          <w:p>
+            <w:pPr>
+              <w:pStyle w:val="Compact"/>
+              <w:jc w:val="left"/>
+            </w:pPr>
+            <w:r>
+              <w:t xml:space="preserve">[ ]</w:t>
+            </w:r>
+          </w:p>
+        </w:tc>
       </w:tr>
       <w:tr>
         <w:tc>
@@ -1648,43 +1609,38 @@
             </w:r>
           </w:p>
         </w:tc>
+        <w:tc>
+          <w:tcPr/>
+          <w:p>
+            <w:pPr>
+              <w:pStyle w:val="Compact"/>
+              <w:jc w:val="left"/>
+            </w:pPr>
+            <w:r>
+              <w:t xml:space="preserve">[ ]</w:t>
+            </w:r>
+          </w:p>
+        </w:tc>
       </w:tr>
     </w:tbl>
-    <w:p>
-      <w:pPr>
-        <w:pStyle w:val="BodyText"/>
-      </w:pPr>
-      <w:r>
-        <w:rPr>
-          <w:iCs/>
-          <w:i/>
-        </w:rPr>
-        <w:t xml:space="preserve">Narrative (≈250 words):</w:t>
-      </w:r>
-      <w:r>
-        <w:t xml:space="preserve"> </w:t>
-      </w:r>
-      <w:r>
-        <w:t xml:space="preserve">state the R² for readiness, circular capability and performance. Report which capacity path dominates. Plot the H2 and H4 interactions with simple slopes. State which of H5a or H5b the data favour.</w:t>
-      </w:r>
-    </w:p>
-    <w:bookmarkEnd w:id="31"/>
-    <w:bookmarkStart w:id="36" w:name="discussion"/>
+    <w:bookmarkEnd w:id="35"/>
+    <w:bookmarkEnd w:id="36"/>
+    <w:bookmarkStart w:id="41" w:name="discussion"/>
     <w:p>
       <w:pPr>
         <w:pStyle w:val="Heading1"/>
       </w:pPr>
       <w:r>
-        <w:t xml:space="preserve">5. Discussion</w:t>
-      </w:r>
-    </w:p>
-    <w:bookmarkStart w:id="32" w:name="theoretical-implications"/>
+        <w:t xml:space="preserve">Discussion</w:t>
+      </w:r>
+    </w:p>
+    <w:bookmarkStart w:id="37" w:name="theoretical-implications"/>
     <w:p>
       <w:pPr>
         <w:pStyle w:val="Heading2"/>
       </w:pPr>
       <w:r>
-        <w:t xml:space="preserve">5.1 Theoretical implications</w:t>
+        <w:t xml:space="preserve">Theoretical Implications</w:t>
       </w:r>
     </w:p>
     <w:p>
@@ -1692,18 +1648,6 @@
         <w:pStyle w:val="FirstParagraph"/>
       </w:pPr>
       <w:r>
-        <w:rPr>
-          <w:iCs/>
-          <w:i/>
-        </w:rPr>
-        <w:t xml:space="preserve">[To be finalised with results. The framing below is written so that it holds whichever way the key tests come out.]</w:t>
-      </w:r>
-    </w:p>
-    <w:p>
-      <w:pPr>
-        <w:pStyle w:val="BodyText"/>
-      </w:pPr>
-      <w:r>
         <w:t xml:space="preserve">First, the study moves OIPT from fit</w:t>
       </w:r>
       <w:r>
@@ -1736,61 +1680,161 @@
         <w:t xml:space="preserve"> </w:t>
       </w:r>
       <w:r>
-        <w:t xml:space="preserve">by regulation and transmitted through buyers. In this setting the firm does not choose its requirements; it chooses only whether to build capacity, and through which channel. Second, data-appropriation concern adds a relational condition that OIPT has largely left implicit: lateral capacity requires a willingness to give data away, and willingness depends on how the receiver might use the data (Fawcett et al., 2007; Gualandris et al., 2021). Third, the H5a/H5b test speaks to the literature on transparency in supply chains (Montecchi et al., 2021; Sodhi &amp; Tang, 2019). If readiness is decoupled from circular capability, the passport risks becoming an exercise in traceability without circularity: compliance data that sit in a registry while material still flows to landfill.</w:t>
-      </w:r>
-    </w:p>
-    <w:bookmarkEnd w:id="32"/>
-    <w:bookmarkStart w:id="33" w:name="managerial-implications"/>
+        <w:t xml:space="preserve">by regulation and transmitted through buyers. In this setting the firm does not choose its requirements; it chooses only whether to build capacity, and through which channel. Second, data-appropriation concern adds a relational condition that OIPT has largely left implicit: lateral capacity requires a willingness to give data away, and that willingness depends on how the receiver might use the data (Fawcett et al., 2007; Gualandris et al., 2021). Third, the H5a/H5b test speaks to the supply chain transparency literature (Montecchi et al., 2021; Sodhi &amp; Tang, 2019). If readiness is decoupled from circular capability, the passport risks becoming traceability without circularity: compliance data that sit in a registry while material still flows to landfill. Fourth, the findings clarify a trade-off central to supply chain design. Building passport capacity consumes scarce managerial attention and capital that small exporters would otherwise spend on cost, speed and quality, which are the operational foundations of their competitiveness. If readiness pays off through EU export performance, sustainability and operational excellence reinforce each other. If it does not, the passport imposes a compliance cost that the weakest suppliers can least afford.</w:t>
+      </w:r>
+    </w:p>
+    <w:bookmarkEnd w:id="37"/>
+    <w:bookmarkStart w:id="38" w:name="managerial-implications"/>
     <w:p>
       <w:pPr>
         <w:pStyle w:val="Heading2"/>
       </w:pPr>
       <w:r>
-        <w:t xml:space="preserve">5.2 Managerial implications</w:t>
+        <w:t xml:space="preserve">Managerial Implications</w:t>
       </w:r>
     </w:p>
     <w:p>
       <w:pPr>
         <w:pStyle w:val="FirstParagraph"/>
       </w:pPr>
-      <w:r>
-        <w:t xml:space="preserve">For</w:t>
-      </w:r>
-      <w:r>
-        <w:t xml:space="preserve"> </w:t>
-      </w:r>
       <w:r>
         <w:rPr>
           <w:bCs/>
           <w:b/>
         </w:rPr>
-        <w:t xml:space="preserve">suppliers</w:t>
-      </w:r>
-      <w:r>
-        <w:t xml:space="preserve">, the analysis shows whether investing in systems, in upstream relationships, or in both yields readiness. If H4 holds, buying software without first getting upstream partners to share data is wasted money. For</w:t>
-      </w:r>
-      <w:r>
-        <w:t xml:space="preserve"> </w:t>
-      </w:r>
+        <w:t xml:space="preserve">Key insights for practitioners.</w:t>
+      </w:r>
+    </w:p>
+    <w:p>
+      <w:pPr>
+        <w:numPr>
+          <w:ilvl w:val="0"/>
+          <w:numId w:val="1001"/>
+        </w:numPr>
+        <w:pStyle w:val="Compact"/>
+      </w:pPr>
       <w:r>
         <w:rPr>
           <w:bCs/>
           <w:b/>
         </w:rPr>
+        <w:t xml:space="preserve">The passport is a supply chain design decision, not a software purchase.</w:t>
+      </w:r>
+      <w:r>
+        <w:t xml:space="preserve"> </w:t>
+      </w:r>
+      <w:r>
+        <w:t xml:space="preserve">Readiness depends on [upstream data sharing at least as much as on systems]. Map which tier holds each passport data field before buying a platform.</w:t>
+      </w:r>
+    </w:p>
+    <w:p>
+      <w:pPr>
+        <w:numPr>
+          <w:ilvl w:val="0"/>
+          <w:numId w:val="1001"/>
+        </w:numPr>
+        <w:pStyle w:val="Compact"/>
+      </w:pPr>
+      <w:r>
+        <w:rPr>
+          <w:bCs/>
+          <w:b/>
+        </w:rPr>
+        <w:t xml:space="preserve">Fix trust before technology.</w:t>
+      </w:r>
+      <w:r>
+        <w:t xml:space="preserve"> </w:t>
+      </w:r>
+      <w:r>
+        <w:t xml:space="preserve">Where suppliers fear their data will be used against them, buyer pressure produces [less] sharing. Brands that limit how they use supplier data, share verification costs or pay for verified data will get better passports.</w:t>
+      </w:r>
+    </w:p>
+    <w:p>
+      <w:pPr>
+        <w:numPr>
+          <w:ilvl w:val="0"/>
+          <w:numId w:val="1001"/>
+        </w:numPr>
+        <w:pStyle w:val="Compact"/>
+      </w:pPr>
+      <w:r>
+        <w:rPr>
+          <w:bCs/>
+          <w:b/>
+        </w:rPr>
+        <w:t xml:space="preserve">Use the data, not just file it.</w:t>
+      </w:r>
+      <w:r>
+        <w:t xml:space="preserve"> </w:t>
+      </w:r>
+      <w:r>
+        <w:t xml:space="preserve">Readiness pays off in circular capability [only when] firms use passport data for their own decisions on waste, recycled inputs and unsold stock.</w:t>
+      </w:r>
+    </w:p>
+    <w:p>
+      <w:pPr>
+        <w:numPr>
+          <w:ilvl w:val="0"/>
+          <w:numId w:val="1001"/>
+        </w:numPr>
+        <w:pStyle w:val="Compact"/>
+      </w:pPr>
+      <w:r>
+        <w:rPr>
+          <w:bCs/>
+          <w:b/>
+        </w:rPr>
+        <w:t xml:space="preserve">Start now.</w:t>
+      </w:r>
+      <w:r>
+        <w:t xml:space="preserve"> </w:t>
+      </w:r>
+      <w:r>
+        <w:t xml:space="preserve">The data fields will be fixed in 2027, but the capacity to fill them takes years to build across tiers.</w:t>
+      </w:r>
+    </w:p>
+    <w:p>
+      <w:pPr>
+        <w:pStyle w:val="FirstParagraph"/>
+      </w:pPr>
+      <w:r>
+        <w:t xml:space="preserve">For</w:t>
+      </w:r>
+      <w:r>
+        <w:t xml:space="preserve"> </w:t>
+      </w:r>
+      <w:r>
+        <w:rPr>
+          <w:bCs/>
+          <w:b/>
+        </w:rPr>
+        <w:t xml:space="preserve">suppliers</w:t>
+      </w:r>
+      <w:r>
+        <w:t xml:space="preserve">, the analysis shows whether investing in systems, in upstream relationships, or in both yields readiness. For</w:t>
+      </w:r>
+      <w:r>
+        <w:t xml:space="preserve"> </w:t>
+      </w:r>
+      <w:r>
+        <w:rPr>
+          <w:bCs/>
+          <w:b/>
+        </w:rPr>
         <w:t xml:space="preserve">brands</w:t>
       </w:r>
       <w:r>
-        <w:t xml:space="preserve">, the appropriation-concern results matter for how data requests are designed. Contractual limits on data use, aggregation, and shared cost or price premiums for verified data can turn reluctant suppliers into willing ones. For both, the readiness scale (Online Appendix A) can serve as a self-diagnostic before the delegated act fixes the data fields.</w:t>
-      </w:r>
-    </w:p>
-    <w:bookmarkEnd w:id="33"/>
-    <w:bookmarkStart w:id="34" w:name="policy-implications"/>
+        <w:t xml:space="preserve">, the appropriation-concern results matter for how data requests are designed. For both, the readiness scale (Online Appendix A) can serve as a self-diagnostic before the delegated act fixes the data fields.</w:t>
+      </w:r>
+    </w:p>
+    <w:bookmarkEnd w:id="38"/>
+    <w:bookmarkStart w:id="39" w:name="policy-implications"/>
     <w:p>
       <w:pPr>
         <w:pStyle w:val="Heading2"/>
       </w:pPr>
       <w:r>
-        <w:t xml:space="preserve">5.3 Policy implications</w:t>
+        <w:t xml:space="preserve">Policy Implications</w:t>
       </w:r>
     </w:p>
     <w:p>
@@ -1798,17 +1842,17 @@
         <w:pStyle w:val="FirstParagraph"/>
       </w:pPr>
       <w:r>
-        <w:t xml:space="preserve">The passport redistributes information-processing costs upstream, to the actors least able to bear them. If readiness depends on multi-tier sharing that small sub-suppliers cannot provide, the passport could unintentionally concentrate EU sourcing among large, vertically integrated exporters. Two levers follow. First, shared data infrastructure, such as cluster-level traceability platforms in Tiruppur or Ludhiana run by industry associations, lowers the fixed cost of vertical capacity. Second, enforceable data-use safeguards, built into the passport’s access rights or into the EU–India agreement’s sustainability chapter, lower appropriation concern.</w:t>
-      </w:r>
-    </w:p>
-    <w:bookmarkEnd w:id="34"/>
-    <w:bookmarkStart w:id="35" w:name="limitations-and-future-research"/>
+        <w:t xml:space="preserve">The passport shifts information-processing costs upstream, to the actors least able to bear them. If readiness depends on multi-tier sharing that small sub-suppliers cannot provide, the passport could unintentionally concentrate EU sourcing among large, vertically integrated exporters. Two levers follow. First, shared data infrastructure, such as cluster-level traceability platforms in Tiruppur or Ludhiana run by industry associations, lowers the fixed cost of vertical capacity. Second, enforceable data-use safeguards, built into the passport’s access rights or into the EU–India agreement’s sustainability chapter, lower appropriation concern.</w:t>
+      </w:r>
+    </w:p>
+    <w:bookmarkEnd w:id="39"/>
+    <w:bookmarkStart w:id="40" w:name="limitations-and-future-research"/>
     <w:p>
       <w:pPr>
         <w:pStyle w:val="Heading2"/>
       </w:pPr>
       <w:r>
-        <w:t xml:space="preserve">5.4 Limitations and future research</w:t>
+        <w:t xml:space="preserve">Limitations and Future Research</w:t>
       </w:r>
     </w:p>
     <w:p>
@@ -1816,18 +1860,18 @@
         <w:pStyle w:val="FirstParagraph"/>
       </w:pPr>
       <w:r>
-        <w:t xml:space="preserve">The design is cross-sectional across two waves and relies on single key informants. Causal claims are therefore limited. Readiness is self-assessed before the delegated act fixes the data fields. Once the passport is mandatory, follow-up studies should link readiness to audited passport data, test generalisation to Bangladesh, Vietnam and Türkiye, and use buyer–supplier dyads to capture both sides of appropriation concern.</w:t>
-      </w:r>
-    </w:p>
-    <w:bookmarkEnd w:id="35"/>
-    <w:bookmarkEnd w:id="36"/>
-    <w:bookmarkStart w:id="37" w:name="conclusion"/>
+        <w:t xml:space="preserve">The design is cross-sectional across two waves and relies on single key informants, so causal claims are limited. Readiness is self-assessed before the delegated act fixes the data fields. Once the passport is mandatory, follow-up studies should link readiness to audited passport data, test generalisation to Bangladesh, Vietnam and Türkiye, and use buyer–supplier dyads to capture both sides of appropriation concern.</w:t>
+      </w:r>
+    </w:p>
+    <w:bookmarkEnd w:id="40"/>
+    <w:bookmarkEnd w:id="41"/>
+    <w:bookmarkStart w:id="42" w:name="conclusion"/>
     <w:p>
       <w:pPr>
         <w:pStyle w:val="Heading1"/>
       </w:pPr>
       <w:r>
-        <w:t xml:space="preserve">6. Conclusion</w:t>
+        <w:t xml:space="preserve">Conclusion</w:t>
       </w:r>
     </w:p>
     <w:p>
@@ -1838,8 +1882,8 @@
         <w:t xml:space="preserve">The Digital Product Passport is a supply chain design decision disguised as a compliance requirement. Whether it becomes a tool for circularity or a new barrier to trade will be decided in the next eighteen months, in supplier factories far from Brussels. Our study shows [one-sentence headline finding] and points to where firms and governments should invest first.</w:t>
       </w:r>
     </w:p>
-    <w:bookmarkEnd w:id="37"/>
-    <w:bookmarkStart w:id="38" w:name="references"/>
+    <w:bookmarkEnd w:id="42"/>
+    <w:bookmarkStart w:id="43" w:name="references"/>
     <w:p>
       <w:pPr>
         <w:pStyle w:val="Heading1"/>
@@ -2342,7 +2386,7 @@
         <w:pStyle w:val="BodyText"/>
       </w:pPr>
       <w:r>
-        <w:t xml:space="preserve">Podsakoff, P. M., MacKenzie, S. B., Lee, J.-Y., &amp; Podsakoff, N. P. (2003). Common method biases in behavioral research.</w:t>
+        <w:t xml:space="preserve">Podsakoff, P. M., MacKenzie, S. B., Lee, J.-Y., &amp; Podsakoff, N. P. (2003). Common method biases in behavioral research: A critical review of the literature and recommended remedies.</w:t>
       </w:r>
       <w:r>
         <w:t xml:space="preserve"> </w:t>
@@ -2547,7 +2591,7 @@
         <w:t xml:space="preserve">(18–19), 4333–4355.</w:t>
       </w:r>
     </w:p>
-    <w:bookmarkEnd w:id="38"/>
+    <w:bookmarkEnd w:id="43"/>
     <w:sectPr/>
   </w:body>
 </w:document>
@@ -2654,8 +2698,87 @@
       </w:pPr>
     </w:lvl>
   </w:abstractNum>
+  <w:abstractNum w:abstractNumId="991">
+    <w:nsid w:val="A991"/>
+    <w:multiLevelType w:val="multilevel"/>
+    <w:lvl w:ilvl="0">
+      <w:numFmt w:val="bullet"/>
+      <w:lvlText w:val="•"/>
+      <w:lvlJc w:val="left"/>
+      <w:pPr>
+        <w:ind w:left="720" w:hanging="480"/>
+      </w:pPr>
+    </w:lvl>
+    <w:lvl w:ilvl="1">
+      <w:numFmt w:val="bullet"/>
+      <w:lvlText w:val="–"/>
+      <w:lvlJc w:val="left"/>
+      <w:pPr>
+        <w:ind w:left="1440" w:hanging="480"/>
+      </w:pPr>
+    </w:lvl>
+    <w:lvl w:ilvl="2">
+      <w:numFmt w:val="bullet"/>
+      <w:lvlText w:val="•"/>
+      <w:lvlJc w:val="left"/>
+      <w:pPr>
+        <w:ind w:left="2160" w:hanging="480"/>
+      </w:pPr>
+    </w:lvl>
+    <w:lvl w:ilvl="3">
+      <w:numFmt w:val="bullet"/>
+      <w:lvlText w:val="–"/>
+      <w:lvlJc w:val="left"/>
+      <w:pPr>
+        <w:ind w:left="2880" w:hanging="480"/>
+      </w:pPr>
+    </w:lvl>
+    <w:lvl w:ilvl="4">
+      <w:numFmt w:val="bullet"/>
+      <w:lvlText w:val="•"/>
+      <w:lvlJc w:val="left"/>
+      <w:pPr>
+        <w:ind w:left="3600" w:hanging="480"/>
+      </w:pPr>
+    </w:lvl>
+    <w:lvl w:ilvl="5">
+      <w:numFmt w:val="bullet"/>
+      <w:lvlText w:val="–"/>
+      <w:lvlJc w:val="left"/>
+      <w:pPr>
+        <w:ind w:left="4320" w:hanging="480"/>
+      </w:pPr>
+    </w:lvl>
+    <w:lvl w:ilvl="6">
+      <w:numFmt w:val="bullet"/>
+      <w:lvlText w:val="•"/>
+      <w:lvlJc w:val="left"/>
+      <w:pPr>
+        <w:ind w:left="5040" w:hanging="480"/>
+      </w:pPr>
+    </w:lvl>
+    <w:lvl w:ilvl="7">
+      <w:numFmt w:val="bullet"/>
+      <w:lvlText w:val="–"/>
+      <w:lvlJc w:val="left"/>
+      <w:pPr>
+        <w:ind w:left="5760" w:hanging="480"/>
+      </w:pPr>
+    </w:lvl>
+    <w:lvl w:ilvl="8">
+      <w:numFmt w:val="bullet"/>
+      <w:lvlText w:val="•"/>
+      <w:lvlJc w:val="left"/>
+      <w:pPr>
+        <w:ind w:left="6480" w:hanging="480"/>
+      </w:pPr>
+    </w:lvl>
+  </w:abstractNum>
   <w:num w:numId="1000">
     <w:abstractNumId w:val="990"/>
+  </w:num>
+  <w:num w:numId="1001">
+    <w:abstractNumId w:val="991"/>
   </w:num>
 </w:numbering>
 </file>

--- a/dpp-textile-jbl/02_manuscript.docx
+++ b/dpp-textile-jbl/02_manuscript.docx
@@ -817,7 +817,7 @@
         <w:pStyle w:val="FirstParagraph"/>
       </w:pPr>
       <w:r>
-        <w:t xml:space="preserve">All constructs use multi-item reflective scales on 7-point Likert scales (Online Appendix A). Buyer-transmitted pressure adapts institutional pressure items (Zhu &amp; Sarkis, 2007) to EU data demands. Multi-tier data sharing adapts information sharing (Fawcett et al., 2007) and multi-tier visibility measures (Kembro et al., 2017). Digital traceability capability adapts supply visibility items (Srinivasan &amp; Swink, 2018). Data-appropriation concern and DPP readiness are new scales. Their items were generated from the ESPR text, the European Parliamentary Research Service (2024) textile DPP study and Jensen et al.’s (2023) data clusters, refined in expert interviews, and checked with a card-sorting task. Circular supply chain capability adapts circular economy practice items from the textile literature (Jia et al., 2020). EU export performance combines perceived performance relative to competitors with a reported change in EU export share. Controls are firm size (log employees), tier (finished goods versus intermediate), vertical integration, number of sustainability certifications, EU share of exports and perceived regulatory uncertainty.</w:t>
+        <w:t xml:space="preserve">All constructs use multi-item reflective scales on 7-point Likert scales (Online Appendix A). Buyer-transmitted pressure adapts institutional pressure items (Zhu &amp; Sarkis, 2007) to EU data demands. Multi-tier data sharing adapts information sharing (Fawcett et al., 2007) and multi-tier visibility measures (Kembro et al., 2017). Digital traceability capability adapts supply visibility items (Srinivasan &amp; Swink, 2018). Data-appropriation concern and DPP readiness are new scales. Their items were generated from the ESPR text, the European Parliamentary Research Service (2024) textile DPP study and Jensen et al.’s (2023) data clusters, refined in expert interviews, checked with a card-sorting task, and tested with exploratory factor analysis (EFA) on an independent pilot sample of [n] firms (Online Appendix A). Circular supply chain capability adapts circular economy practice items from the textile literature (Jia et al., 2020). EU export performance combines perceived performance relative to competitors with a reported change in EU export share. Controls are firm size (log employees), tier (finished goods versus intermediate), vertical integration, number of sustainability certifications, EU share of exports and perceived regulatory uncertainty.</w:t>
       </w:r>
     </w:p>
     <w:bookmarkEnd w:id="31"/>
@@ -835,7 +835,7 @@
         <w:pStyle w:val="FirstParagraph"/>
       </w:pPr>
       <w:r>
-        <w:t xml:space="preserve">We use PLS-SEM because the model is prediction-oriented, includes interaction terms and new scales, and the sample is moderate (Hair et al., 2019). Measurement is evaluated with loadings, composite reliability, AVE and HTMT (Henseler et al., 2015). Common-method variance is additionally checked with full-collinearity VIFs (Kock, 2015) and a marker variable. Interactions (H2, H4) use the two-stage approach. Significance uses 10,000 bootstrap samples. H5a versus H5b is decided by the sign, size and confidence interval of the DPP readiness → circular capability path, with buyer pressure included as a direct predictor of circular capability and an equivalence test to distinguish a true null from a non-significant effect. Out-of-sample predictive power is assessed with PLSpredict (Shmueli et al., 2019). Online Appendix B reports the full analysis plan and robustness checks.</w:t>
+        <w:t xml:space="preserve">We use PLS-SEM because the model is prediction-oriented, includes interaction terms and new scales, and the sample is moderate (Hair et al., 2019). Following the two-step approach (Anderson &amp; Gerbing, 1988), we assess the measurement model before the structural model. In PLS-SEM this is done through confirmatory composite analysis (Hair et al., 2020): loadings, composite reliability, AVE and HTMT (Henseler et al., 2015). Because the method debate around PLS-SEM remains active (Rönkkö &amp; Evermann, 2013), we also estimate a covariance-based confirmatory factor analysis (CFA) of the full measurement model as a robustness check. Common-method variance is additionally checked with full-collinearity VIFs (Kock, 2015) and a marker variable. Interactions (H2, H4) use the two-stage approach. Significance uses 10,000 bootstrap samples. H5a versus H5b is decided by the sign, size and confidence interval of the DPP readiness → circular capability path, with buyer pressure included as a direct predictor of circular capability and an equivalence test to distinguish a true null from a non-significant effect. Out-of-sample predictive power is assessed with PLSpredict (Shmueli et al., 2019). Online Appendix B reports the full analysis plan and robustness checks.</w:t>
       </w:r>
     </w:p>
     <w:bookmarkEnd w:id="32"/>
@@ -863,7 +863,7 @@
         <w:pStyle w:val="FirstParagraph"/>
       </w:pPr>
       <w:r>
-        <w:t xml:space="preserve">All indicator loadings exceeded [0.708], composite reliabilities ranged from [ ] to [ ], and every AVE exceeded [0.50] (Table 1). HTMT ratios were all below [0.85], with bootstrap confidence intervals excluding 1, supporting discriminant validity. Full-collinearity VIFs ranged from [ ] to [ ], below the 3.3 threshold, and controlling for the marker variable changed no path by more than [ ]. Common-method variance is therefore unlikely to account for the results.</w:t>
+        <w:t xml:space="preserve">In the pilot EFA, the new scales produced [three] factors that matched their intended constructs (KMO = [ ]; loadings ≥ [0.50]; no cross-loading above [0.30]). In the main sample, all indicator loadings exceeded [0.708], composite reliabilities ranged from [ ] to [ ], and every AVE exceeded [0.50] (Table 1). The covariance-based CFA fit the data acceptably (χ²/df = [ ], CFI = [ ], TLI = [ ], RMSEA = [ ], SRMR = [ ]). HTMT ratios were all below [0.85], with bootstrap confidence intervals excluding 1, supporting discriminant validity. Full-collinearity VIFs ranged from [ ] to [ ], below the 3.3 threshold, and controlling for the marker variable changed no path by more than [ ]. Common-method variance is therefore unlikely to account for the results.</w:t>
       </w:r>
     </w:p>
     <w:p>
@@ -1939,6 +1939,27 @@
         <w:pStyle w:val="BodyText"/>
       </w:pPr>
       <w:r>
+        <w:t xml:space="preserve">Anderson, J. C., &amp; Gerbing, D. W. (1988). Structural equation modeling in practice: A review and recommended two-step approach.</w:t>
+      </w:r>
+      <w:r>
+        <w:t xml:space="preserve"> </w:t>
+      </w:r>
+      <w:r>
+        <w:rPr>
+          <w:iCs/>
+          <w:i/>
+        </w:rPr>
+        <w:t xml:space="preserve">Psychological Bulletin, 103</w:t>
+      </w:r>
+      <w:r>
+        <w:t xml:space="preserve">(3), 411–423.</w:t>
+      </w:r>
+    </w:p>
+    <w:p>
+      <w:pPr>
+        <w:pStyle w:val="BodyText"/>
+      </w:pPr>
+      <w:r>
         <w:t xml:space="preserve">Armstrong, J. S., &amp; Overton, T. S. (1977). Estimating nonresponse bias in mail surveys.</w:t>
       </w:r>
       <w:r>
@@ -2197,6 +2218,27 @@
         <w:pStyle w:val="BodyText"/>
       </w:pPr>
       <w:r>
+        <w:t xml:space="preserve">Hair, J. F., Howard, M. C., &amp; Nitzl, C. (2020). Assessing measurement model quality in PLS-SEM using confirmatory composite analysis.</w:t>
+      </w:r>
+      <w:r>
+        <w:t xml:space="preserve"> </w:t>
+      </w:r>
+      <w:r>
+        <w:rPr>
+          <w:iCs/>
+          <w:i/>
+        </w:rPr>
+        <w:t xml:space="preserve">Journal of Business Research, 109</w:t>
+      </w:r>
+      <w:r>
+        <w:t xml:space="preserve">, 101–110.</w:t>
+      </w:r>
+    </w:p>
+    <w:p>
+      <w:pPr>
+        <w:pStyle w:val="BodyText"/>
+      </w:pPr>
+      <w:r>
         <w:t xml:space="preserve">Henseler, J., Ringle, C. M., &amp; Sarstedt, M. (2015). A new criterion for assessing discriminant validity in variance-based structural equation modeling.</w:t>
       </w:r>
       <w:r>
@@ -2421,6 +2463,27 @@
       </w:r>
       <w:r>
         <w:t xml:space="preserve">(1), 257–294.</w:t>
+      </w:r>
+    </w:p>
+    <w:p>
+      <w:pPr>
+        <w:pStyle w:val="BodyText"/>
+      </w:pPr>
+      <w:r>
+        <w:t xml:space="preserve">Rönkkö, M., &amp; Evermann, J. (2013). A critical examination of common beliefs about partial least squares path modeling.</w:t>
+      </w:r>
+      <w:r>
+        <w:t xml:space="preserve"> </w:t>
+      </w:r>
+      <w:r>
+        <w:rPr>
+          <w:iCs/>
+          <w:i/>
+        </w:rPr>
+        <w:t xml:space="preserve">Organizational Research Methods, 16</w:t>
+      </w:r>
+      <w:r>
+        <w:t xml:space="preserve">(3), 425–448.</w:t>
       </w:r>
     </w:p>
     <w:p>

--- a/dpp-textile-jbl/02_manuscript.docx
+++ b/dpp-textile-jbl/02_manuscript.docx
@@ -31,19 +31,31 @@
         <w:t xml:space="preserve"> </w:t>
       </w:r>
       <w:r>
+        <w:t xml:space="preserve">Configurations</w:t>
+      </w:r>
+      <w:r>
+        <w:t xml:space="preserve"> </w:t>
+      </w:r>
+      <w:r>
+        <w:t xml:space="preserve">of</w:t>
+      </w:r>
+      <w:r>
+        <w:t xml:space="preserve"> </w:t>
+      </w:r>
+      <w:r>
         <w:t xml:space="preserve">Supplier</w:t>
       </w:r>
       <w:r>
         <w:t xml:space="preserve"> </w:t>
       </w:r>
       <w:r>
-        <w:t xml:space="preserve">Information-Processing</w:t>
-      </w:r>
-      <w:r>
-        <w:t xml:space="preserve"> </w:t>
-      </w:r>
-      <w:r>
-        <w:t xml:space="preserve">Capacity,</w:t>
+        <w:t xml:space="preserve">Capacity</w:t>
+      </w:r>
+      <w:r>
+        <w:t xml:space="preserve"> </w:t>
+      </w:r>
+      <w:r>
+        <w:t xml:space="preserve">for</w:t>
       </w:r>
       <w:r>
         <w:t xml:space="preserve"> </w:t>
@@ -67,7 +79,7 @@
         <w:t xml:space="preserve"> </w:t>
       </w:r>
       <w:r>
-        <w:t xml:space="preserve">Readiness,</w:t>
+        <w:t xml:space="preserve">Readiness</w:t>
       </w:r>
       <w:r>
         <w:t xml:space="preserve"> </w:t>
@@ -79,19 +91,7 @@
         <w:t xml:space="preserve"> </w:t>
       </w:r>
       <w:r>
-        <w:t xml:space="preserve">Circular</w:t>
-      </w:r>
-      <w:r>
-        <w:t xml:space="preserve"> </w:t>
-      </w:r>
-      <w:r>
-        <w:t xml:space="preserve">Supply</w:t>
-      </w:r>
-      <w:r>
-        <w:t xml:space="preserve"> </w:t>
-      </w:r>
-      <w:r>
-        <w:t xml:space="preserve">Chains</w:t>
+        <w:t xml:space="preserve">Circularity</w:t>
       </w:r>
       <w:r>
         <w:t xml:space="preserve"> </w:t>
@@ -137,7 +137,7 @@
         <w:pStyle w:val="FirstParagraph"/>
       </w:pPr>
       <w:r>
-        <w:t xml:space="preserve">The EU’s Digital Product Passport (DPP) for textiles will make product-level sustainability data a condition of market access. Most of those data originate with suppliers several tiers upstream in exporting countries. Drawing on organizational information processing theory, we argue that EU regulation, transmitted through buyers, raises suppliers’ information-processing requirements. Suppliers respond by building vertical (digital traceability) and lateral (multi-tier data-sharing) capacity, which jointly produce passport readiness. Data-appropriation concern weakens how far buyer pressure turns into upstream sharing. Drawing on institutional theory, we also test whether readiness enables circular supply chain capability or is decoupled as ceremonial compliance. A two-wave survey of [N] Indian textile and apparel exporters, collected in February–March 2027 and analysed with PLS-SEM, shows [summary of findings]. We offer a readiness diagnostic for suppliers and brands, and we show where public support could close the</w:t>
+        <w:t xml:space="preserve">The EU’s Digital Product Passport (DPP) for textiles will make product-level sustainability data a condition of market access. Most of those data originate with suppliers several tiers upstream in exporting countries. Drawing on organizational information processing theory, we argue that suppliers can meet passport requirements through different combinations of capacity: owning the upstream stages, building digital traceability, or persuading independent sub-suppliers to share data. We argue too that buyer pressure works only when suppliers do not fear that their data will be used against them. Using fuzzy-set qualitative comparative analysis (fsQCA) of [N] Indian textile and apparel exporters surveyed between December 2026 and February 2027, we identify [number] configurations sufficient for high passport readiness and [number] for its absence. We also test whether readiness is sufficient for circular supply chain capability. [Summary of findings.] The results give suppliers alternative routes to readiness, show brands that data-use safeguards matter, and show policymakers where shared infrastructure could close the</w:t>
       </w:r>
       <w:r>
         <w:t xml:space="preserve"> </w:t>
@@ -155,7 +155,7 @@
         <w:t xml:space="preserve"> </w:t>
       </w:r>
       <w:r>
-        <w:t xml:space="preserve">without excluding small suppliers from EU value chains.</w:t>
+        <w:t xml:space="preserve">for small suppliers.</w:t>
       </w:r>
     </w:p>
     <w:p>
@@ -173,7 +173,7 @@
         <w:t xml:space="preserve"> </w:t>
       </w:r>
       <w:r>
-        <w:t xml:space="preserve">digital product passport; circular economy; apparel supply chains; organizational information processing theory; multi-tier traceability; India</w:t>
+        <w:t xml:space="preserve">digital product passport; circular economy; apparel supply chains; organizational information processing theory; fsQCA; India</w:t>
       </w:r>
     </w:p>
     <w:bookmarkEnd w:id="20"/>
@@ -215,31 +215,65 @@
         <w:pStyle w:val="BodyText"/>
       </w:pPr>
       <w:r>
-        <w:t xml:space="preserve">We ask three questions. (1) How do suppliers build the capacity to produce passport-grade data? (2) What relational conditions block or enable that capacity? (3) Does passport readiness translate into circular supply chain capability and export performance, or into paperwork? To make sense of a fast-moving regulatory landscape (Fawcett &amp; Waller, 2011), we answer them with organizational information processing theory (OIPT; Galbraith, 1974; Tushman &amp; Nadler, 1978), complemented by institutional theory (DiMaggio &amp; Powell, 1983; Meyer &amp; Rowan, 1977), and with survey data from Indian textile and apparel exporters collected in 2027.</w:t>
-      </w:r>
-    </w:p>
-    <w:p>
-      <w:pPr>
-        <w:pStyle w:val="BodyText"/>
-      </w:pPr>
-      <w:r>
-        <w:t xml:space="preserve">We make three contributions. First, we extend OIPT from intra-firm and dyadic settings (Premkumar et al., 2005; Srinivasan &amp; Swink, 2018) to</w:t>
-      </w:r>
-      <w:r>
-        <w:t xml:space="preserve"> </w:t>
-      </w:r>
-      <w:r>
-        <w:rPr>
-          <w:iCs/>
-          <w:i/>
-        </w:rPr>
-        <w:t xml:space="preserve">regulation-induced, multi-tier</w:t>
-      </w:r>
-      <w:r>
-        <w:t xml:space="preserve"> </w:t>
-      </w:r>
-      <w:r>
-        <w:t xml:space="preserve">information requirements. Second, we identify</w:t>
+        <w:t xml:space="preserve">Supply chain design rarely has one right answer. A vertically integrated mill-to-garment exporter and a small Tiruppur knitter that relies on job-work dyehouses face the same passport but start from very different structures. We therefore ask a configurational question:</w:t>
+      </w:r>
+      <w:r>
+        <w:t xml:space="preserve"> </w:t>
+      </w:r>
+      <w:r>
+        <w:rPr>
+          <w:iCs/>
+          <w:i/>
+        </w:rPr>
+        <w:t xml:space="preserve">Which combinations of supplier conditions lead to high passport readiness, which lead to its absence, and is readiness enough for circularity?</w:t>
+      </w:r>
+      <w:r>
+        <w:t xml:space="preserve"> </w:t>
+      </w:r>
+      <w:r>
+        <w:t xml:space="preserve">To make sense of a fast-moving regulatory landscape (Fawcett &amp; Waller, 2011), we draw on organizational information processing theory (OIPT; Galbraith, 1974; Tushman &amp; Nadler, 1978) and institutional theory (Meyer &amp; Rowan, 1977). We analyse 2026–27 data from Indian textile and apparel exporters with fuzzy-set qualitative comparative analysis (fsQCA; Fiss, 2011; Ragin, 2008), which is designed for exactly this kind of question: several routes to the same outcome, conditions that matter only in combination, and different explanations for success and failure.</w:t>
+      </w:r>
+    </w:p>
+    <w:p>
+      <w:pPr>
+        <w:pStyle w:val="BodyText"/>
+      </w:pPr>
+      <w:r>
+        <w:t xml:space="preserve">We make three contributions. First, we extend OIPT from a single-route logic of</w:t>
+      </w:r>
+      <w:r>
+        <w:t xml:space="preserve"> </w:t>
+      </w:r>
+      <w:r>
+        <w:t xml:space="preserve">“</w:t>
+      </w:r>
+      <w:r>
+        <w:t xml:space="preserve">fit</w:t>
+      </w:r>
+      <w:r>
+        <w:t xml:space="preserve">”</w:t>
+      </w:r>
+      <w:r>
+        <w:t xml:space="preserve"> </w:t>
+      </w:r>
+      <w:r>
+        <w:t xml:space="preserve">to</w:t>
+      </w:r>
+      <w:r>
+        <w:t xml:space="preserve"> </w:t>
+      </w:r>
+      <w:r>
+        <w:rPr>
+          <w:iCs/>
+          <w:i/>
+        </w:rPr>
+        <w:t xml:space="preserve">equifinal</w:t>
+      </w:r>
+      <w:r>
+        <w:t xml:space="preserve"> </w:t>
+      </w:r>
+      <w:r>
+        <w:t xml:space="preserve">routes to fit under regulation-induced, multi-tier information requirements. Second, we show when buyer pressure fails, by identifying</w:t>
       </w:r>
       <w:r>
         <w:t xml:space="preserve"> </w:t>
@@ -255,17 +289,17 @@
         <w:t xml:space="preserve"> </w:t>
       </w:r>
       <w:r>
-        <w:t xml:space="preserve">as a relational boundary condition that explains why buyer pressure does not automatically produce upstream transparency. Third, we test competing predictions about whether passport data close material loops or are decoupled from practice. That test speaks directly to the connections and trade-offs between sustainability, risk and operational excellence that supply chain designers must manage.</w:t>
+        <w:t xml:space="preserve">as a condition that turns pressure into resistance. Third, we test whether passport readiness is sufficient for circular capability or decoupled from it. That test speaks to the connections and trade-offs between sustainability, risk and operational excellence that supply chain designers must manage.</w:t>
       </w:r>
     </w:p>
     <w:bookmarkEnd w:id="21"/>
-    <w:bookmarkStart w:id="29" w:name="theory-and-hypotheses"/>
+    <w:bookmarkStart w:id="27" w:name="theory-and-propositions"/>
     <w:p>
       <w:pPr>
         <w:pStyle w:val="Heading1"/>
       </w:pPr>
       <w:r>
-        <w:t xml:space="preserve">Theory and Hypotheses</w:t>
+        <w:t xml:space="preserve">Theory and Propositions</w:t>
       </w:r>
     </w:p>
     <w:bookmarkStart w:id="22" w:name="Xaae5558a2fb05137f46e7024ad078fa3185952a"/>
@@ -314,28 +348,87 @@
         <w:t xml:space="preserve"> </w:t>
       </w:r>
       <w:r>
-        <w:t xml:space="preserve">(Galbraith, 1974; Tushman &amp; Nadler, 1978). Requirements rise with uncertainty and interdependence. Capacity can be built vertically, through information systems, or laterally, through relations that move information across boundaries (Galbraith, 1974; Premkumar et al., 2005). Supply chain scholars have used OIPT to explain how visibility and analytics improve performance (Srinivasan &amp; Swink, 2018). It has rarely been applied to</w:t>
-      </w:r>
-      <w:r>
-        <w:t xml:space="preserve"> </w:t>
-      </w:r>
-      <w:r>
-        <w:rPr>
-          <w:iCs/>
-          <w:i/>
-        </w:rPr>
-        <w:t xml:space="preserve">regulation-imposed</w:t>
-      </w:r>
-      <w:r>
-        <w:t xml:space="preserve">, product-level data requirements that cross several tiers.</w:t>
-      </w:r>
-    </w:p>
-    <w:p>
-      <w:pPr>
-        <w:pStyle w:val="BodyText"/>
-      </w:pPr>
-      <w:r>
-        <w:t xml:space="preserve">The DPP is such a requirement. It turns diffuse sustainability expectations into structured data fields at the level of the style or batch. For an exporter, the requirement arrives</w:t>
+        <w:t xml:space="preserve">(Galbraith, 1974; Tushman &amp; Nadler, 1978). Requirements rise with uncertainty and interdependence. Galbraith (1974) described several design responses: firms can reduce the need for information, for example by bringing interdependent activities under one roof, or raise capacity through vertical information systems or lateral relations across boundaries (Premkumar et al., 2005; Srinivasan &amp; Swink, 2018). Crucially for our purposes, Galbraith presented these as</w:t>
+      </w:r>
+      <w:r>
+        <w:t xml:space="preserve"> </w:t>
+      </w:r>
+      <w:r>
+        <w:rPr>
+          <w:iCs/>
+          <w:i/>
+        </w:rPr>
+        <w:t xml:space="preserve">alternative</w:t>
+      </w:r>
+      <w:r>
+        <w:t xml:space="preserve"> </w:t>
+      </w:r>
+      <w:r>
+        <w:t xml:space="preserve">strategies, which is an inherently configurational idea.</w:t>
+      </w:r>
+    </w:p>
+    <w:p>
+      <w:pPr>
+        <w:pStyle w:val="BodyText"/>
+      </w:pPr>
+      <w:r>
+        <w:t xml:space="preserve">Supply chain research has mostly tested OIPT with variance-based models that estimate the average net effect of each capability (e.g., Srinivasan &amp; Swink, 2018). That logic assumes a capability helps every firm in the same way and that more of one capability can make up for less of another. Supply chain design suggests otherwise. Whether a capability pays off depends on how it fits with the firm’s structure and relationships, and very different designs can perform equally well (Misangyi et al., 2017). Configurational theory makes this explicit with three ideas:</w:t>
+      </w:r>
+      <w:r>
+        <w:t xml:space="preserve"> </w:t>
+      </w:r>
+      <w:r>
+        <w:rPr>
+          <w:iCs/>
+          <w:i/>
+        </w:rPr>
+        <w:t xml:space="preserve">conjunction</w:t>
+      </w:r>
+      <w:r>
+        <w:t xml:space="preserve"> </w:t>
+      </w:r>
+      <w:r>
+        <w:t xml:space="preserve">(conditions work in combination),</w:t>
+      </w:r>
+      <w:r>
+        <w:t xml:space="preserve"> </w:t>
+      </w:r>
+      <w:r>
+        <w:rPr>
+          <w:iCs/>
+          <w:i/>
+        </w:rPr>
+        <w:t xml:space="preserve">equifinality</w:t>
+      </w:r>
+      <w:r>
+        <w:t xml:space="preserve"> </w:t>
+      </w:r>
+      <w:r>
+        <w:t xml:space="preserve">(several combinations lead to the same outcome) and</w:t>
+      </w:r>
+      <w:r>
+        <w:t xml:space="preserve"> </w:t>
+      </w:r>
+      <w:r>
+        <w:rPr>
+          <w:iCs/>
+          <w:i/>
+        </w:rPr>
+        <w:t xml:space="preserve">asymmetry</w:t>
+      </w:r>
+      <w:r>
+        <w:t xml:space="preserve"> </w:t>
+      </w:r>
+      <w:r>
+        <w:t xml:space="preserve">(the causes of failure are not simply the reverse of the causes of success).</w:t>
+      </w:r>
+    </w:p>
+    <w:p>
+      <w:pPr>
+        <w:pStyle w:val="BodyText"/>
+      </w:pPr>
+      <w:r>
+        <w:t xml:space="preserve">The DPP turns diffuse sustainability expectations into structured data fields at the level of the style or batch. For an exporter, the requirement arrives</w:t>
       </w:r>
       <w:r>
         <w:t xml:space="preserve"> </w:t>
@@ -348,7 +441,7 @@
         <w:t xml:space="preserve">through the buyer</w:t>
       </w:r>
       <w:r>
-        <w:t xml:space="preserve">: EU brands pass down data requests, codes of conduct and, increasingly, contractual data clauses. We call this</w:t>
+        <w:t xml:space="preserve">: EU brands pass down data requests, codes of conduct and contractual data clauses. This</w:t>
       </w:r>
       <w:r>
         <w:t xml:space="preserve"> </w:t>
@@ -358,57 +451,23 @@
           <w:bCs/>
           <w:b/>
         </w:rPr>
-        <w:t xml:space="preserve">buyer-transmitted regulatory information pressure</w:t>
-      </w:r>
-      <w:r>
-        <w:t xml:space="preserve">. In institutional terms the pressure is coercive (DiMaggio &amp; Powell, 1983; Zhu &amp; Sarkis, 2007), but its content is informational: suppliers must collect, validate and pass on data they often do not hold.</w:t>
-      </w:r>
-    </w:p>
-    <w:p>
-      <w:pPr>
-        <w:pStyle w:val="BodyText"/>
-      </w:pPr>
-      <w:r>
-        <w:t xml:space="preserve">Indian apparel supply chains make these requirements unusually demanding. Production is fragmented across small and medium-sized firms. Dyeing, printing, embroidery and even stitching are often subcontracted as job work, and yarn and fabric are bought through traders who may not disclose the mill of origin. A single garment can therefore pass through five or more independent firms before shipment, each holding a fragment of the passport’s data. In OIPT terms, interdependence is high and largely invisible to the exporter. The information-processing requirement is not only</w:t>
-      </w:r>
-      <w:r>
-        <w:t xml:space="preserve"> </w:t>
-      </w:r>
-      <w:r>
-        <w:rPr>
-          <w:iCs/>
-          <w:i/>
-        </w:rPr>
-        <w:t xml:space="preserve">more data</w:t>
-      </w:r>
-      <w:r>
-        <w:t xml:space="preserve"> </w:t>
-      </w:r>
-      <w:r>
-        <w:t xml:space="preserve">but</w:t>
-      </w:r>
-      <w:r>
-        <w:t xml:space="preserve"> </w:t>
-      </w:r>
-      <w:r>
-        <w:rPr>
-          <w:iCs/>
-          <w:i/>
-        </w:rPr>
-        <w:t xml:space="preserve">data from actors the exporter does not control</w:t>
-      </w:r>
-      <w:r>
-        <w:t xml:space="preserve">.</w:t>
+        <w:t xml:space="preserve">buyer-transmitted pressure</w:t>
+      </w:r>
+      <w:r>
+        <w:t xml:space="preserve"> </w:t>
+      </w:r>
+      <w:r>
+        <w:t xml:space="preserve">is coercive in institutional terms (DiMaggio &amp; Powell, 1983; Zhu &amp; Sarkis, 2007), but its content is informational. Indian apparel supply chains make it unusually demanding. Production is fragmented across small firms; dyeing, printing and embroidery are often subcontracted as job work; and yarn and fabric are bought through traders who may not disclose the mill of origin. A single garment can pass through five or more independent firms, each holding a fragment of the passport’s data.</w:t>
       </w:r>
     </w:p>
     <w:bookmarkEnd w:id="22"/>
-    <w:bookmarkStart w:id="23" w:name="building-capacity-vertical-and-lateral"/>
+    <w:bookmarkStart w:id="26" w:name="X6728f2c0576a76137f43d5de804cbe99f6e80c9"/>
     <w:p>
       <w:pPr>
         <w:pStyle w:val="Heading2"/>
       </w:pPr>
       <w:r>
-        <w:t xml:space="preserve">Building Capacity: Vertical and Lateral</w:t>
+        <w:t xml:space="preserve">Conditions and Configurational Propositions</w:t>
       </w:r>
     </w:p>
     <w:p>
@@ -416,7 +475,7 @@
         <w:pStyle w:val="FirstParagraph"/>
       </w:pPr>
       <w:r>
-        <w:t xml:space="preserve">Suppliers can respond in two ways.</w:t>
+        <w:t xml:space="preserve">We consider five conditions.</w:t>
       </w:r>
       <w:r>
         <w:t xml:space="preserve"> </w:t>
@@ -426,13 +485,13 @@
           <w:bCs/>
           <w:b/>
         </w:rPr>
-        <w:t xml:space="preserve">Digital traceability capability</w:t>
-      </w:r>
-      <w:r>
-        <w:t xml:space="preserve"> </w:t>
-      </w:r>
-      <w:r>
-        <w:t xml:space="preserve">(vertical) is the extent to which a firm records material and process data in structured, interoperable digital form, linked to batches and styles rather than kept in spreadsheets and paper certificates (Agrawal et al., 2021; Kouhizadeh et al., 2021).</w:t>
+        <w:t xml:space="preserve">Vertical integration</w:t>
+      </w:r>
+      <w:r>
+        <w:t xml:space="preserve"> </w:t>
+      </w:r>
+      <w:r>
+        <w:t xml:space="preserve">is the share of processing stages (spinning to stitching) performed in-house. It reduces information requirements by internalising interdependence.</w:t>
       </w:r>
       <w:r>
         <w:t xml:space="preserve"> </w:t>
@@ -442,39 +501,29 @@
           <w:bCs/>
           <w:b/>
         </w:rPr>
-        <w:t xml:space="preserve">Multi-tier data sharing</w:t>
-      </w:r>
-      <w:r>
-        <w:t xml:space="preserve"> </w:t>
-      </w:r>
-      <w:r>
-        <w:t xml:space="preserve">(lateral) is the extent to which upstream mills, dyehouses, spinners and fibre suppliers provide timely, accurate data to the focal firm (Fawcett et al., 2007; Kembro et al., 2017). OIPT predicts that rising requirements trigger investment in both.</w:t>
-      </w:r>
-    </w:p>
-    <w:p>
-      <w:pPr>
-        <w:pStyle w:val="BlockText"/>
-      </w:pPr>
+        <w:t xml:space="preserve">Digital traceability</w:t>
+      </w:r>
+      <w:r>
+        <w:t xml:space="preserve"> </w:t>
+      </w:r>
+      <w:r>
+        <w:t xml:space="preserve">is structured, interoperable digital capture of material and process data linked to batches and styles (Agrawal et al., 2021; Kouhizadeh et al., 2021); it is vertical capacity.</w:t>
+      </w:r>
+      <w:r>
+        <w:t xml:space="preserve"> </w:t>
+      </w:r>
       <w:r>
         <w:rPr>
           <w:bCs/>
           <w:b/>
         </w:rPr>
-        <w:t xml:space="preserve">H1.</w:t>
-      </w:r>
-      <w:r>
-        <w:t xml:space="preserve"> </w:t>
-      </w:r>
-      <w:r>
-        <w:t xml:space="preserve">Buyer-transmitted regulatory information pressure is positively associated with (a) digital traceability capability and (b) multi-tier data sharing.</w:t>
-      </w:r>
-    </w:p>
-    <w:p>
-      <w:pPr>
-        <w:pStyle w:val="FirstParagraph"/>
-      </w:pPr>
-      <w:r>
-        <w:t xml:space="preserve">Lateral capacity depends on willingness as well as connectivity (Fawcett et al., 2007). Passport data are commercially sensitive. Cost structures, sub-supplier identities and process yields can be used by buyers to renegotiate prices or bypass the supplier, and by rivals to poach customers. Where this</w:t>
+        <w:t xml:space="preserve">Multi-tier data sharing</w:t>
+      </w:r>
+      <w:r>
+        <w:t xml:space="preserve"> </w:t>
+      </w:r>
+      <w:r>
+        <w:t xml:space="preserve">is the extent to which independent upstream suppliers provide timely, accurate data (Fawcett et al., 2007; Kembro et al., 2017); it is lateral capacity.</w:t>
       </w:r>
       <w:r>
         <w:t xml:space="preserve"> </w:t>
@@ -484,65 +533,95 @@
           <w:bCs/>
           <w:b/>
         </w:rPr>
-        <w:t xml:space="preserve">data-appropriation concern</w:t>
-      </w:r>
-      <w:r>
-        <w:t xml:space="preserve"> </w:t>
-      </w:r>
-      <w:r>
-        <w:t xml:space="preserve">is high, suppliers and their sub-suppliers will hold back data or share it only selectively, so pressure turns into ceremonial requests rather than real upstream sharing (King et al., 2023; Sodhi &amp; Tang, 2019).</w:t>
-      </w:r>
-    </w:p>
-    <w:p>
-      <w:pPr>
-        <w:pStyle w:val="BlockText"/>
-      </w:pPr>
+        <w:t xml:space="preserve">Buyer pressure</w:t>
+      </w:r>
+      <w:r>
+        <w:t xml:space="preserve"> </w:t>
+      </w:r>
+      <w:r>
+        <w:t xml:space="preserve">captures the requirement side.</w:t>
+      </w:r>
+      <w:r>
+        <w:t xml:space="preserve"> </w:t>
+      </w:r>
       <w:r>
         <w:rPr>
           <w:bCs/>
           <w:b/>
         </w:rPr>
-        <w:t xml:space="preserve">H2.</w:t>
-      </w:r>
-      <w:r>
-        <w:t xml:space="preserve"> </w:t>
-      </w:r>
-      <w:r>
-        <w:t xml:space="preserve">Data-appropriation concern weakens the positive relationship between buyer-transmitted pressure and multi-tier data sharing.</w:t>
-      </w:r>
-    </w:p>
-    <w:bookmarkEnd w:id="23"/>
-    <w:bookmarkStart w:id="24" w:name="from-capacity-to-passport-readiness"/>
-    <w:p>
-      <w:pPr>
-        <w:pStyle w:val="Heading2"/>
-      </w:pPr>
-      <w:r>
-        <w:t xml:space="preserve">From Capacity to Passport Readiness</w:t>
-      </w:r>
-    </w:p>
-    <w:p>
-      <w:pPr>
-        <w:pStyle w:val="FirstParagraph"/>
-      </w:pPr>
-      <w:r>
-        <w:t xml:space="preserve">We define</w:t>
-      </w:r>
-      <w:r>
-        <w:t xml:space="preserve"> </w:t>
-      </w:r>
+        <w:t xml:space="preserve">Data-appropriation concern</w:t>
+      </w:r>
+      <w:r>
+        <w:t xml:space="preserve"> </w:t>
+      </w:r>
+      <w:r>
+        <w:t xml:space="preserve">is the fear that shared data will be used to squeeze prices or bypass the supplier (King et al., 2023; Sodhi &amp; Tang, 2019).</w:t>
+      </w:r>
+    </w:p>
+    <w:p>
+      <w:pPr>
+        <w:pStyle w:val="BodyText"/>
+      </w:pPr>
+      <w:r>
+        <w:t xml:space="preserve">Integration and sharing are two ways of getting hold of upstream data: one through ownership, the other through relationships. Either should work, but only if the data are also captured digitally in passport-ready form.</w:t>
+      </w:r>
+    </w:p>
+    <w:p>
+      <w:pPr>
+        <w:pStyle w:val="BlockText"/>
+      </w:pPr>
       <w:r>
         <w:rPr>
           <w:bCs/>
           <w:b/>
         </w:rPr>
-        <w:t xml:space="preserve">DPP readiness</w:t>
-      </w:r>
-      <w:r>
-        <w:t xml:space="preserve"> </w:t>
-      </w:r>
-      <w:r>
-        <w:t xml:space="preserve">as a firm’s ability to supply, at style or batch level, the data categories expected in a textile passport (European Parliamentary Research Service, 2024; Jensen et al., 2023). Digital systems make data storable and transferable. Upstream sharing supplies the content. Each therefore contributes to readiness.</w:t>
+        <w:t xml:space="preserve">P1 (equifinality).</w:t>
+      </w:r>
+      <w:r>
+        <w:t xml:space="preserve"> </w:t>
+      </w:r>
+      <w:r>
+        <w:t xml:space="preserve">High DPP readiness results from at least two configurations: an</w:t>
+      </w:r>
+      <w:r>
+        <w:t xml:space="preserve"> </w:t>
+      </w:r>
+      <w:r>
+        <w:rPr>
+          <w:iCs/>
+          <w:i/>
+        </w:rPr>
+        <w:t xml:space="preserve">integrated</w:t>
+      </w:r>
+      <w:r>
+        <w:t xml:space="preserve"> </w:t>
+      </w:r>
+      <w:r>
+        <w:t xml:space="preserve">route (vertical integration with digital traceability) and a</w:t>
+      </w:r>
+      <w:r>
+        <w:t xml:space="preserve"> </w:t>
+      </w:r>
+      <w:r>
+        <w:rPr>
+          <w:iCs/>
+          <w:i/>
+        </w:rPr>
+        <w:t xml:space="preserve">networked</w:t>
+      </w:r>
+      <w:r>
+        <w:t xml:space="preserve"> </w:t>
+      </w:r>
+      <w:r>
+        <w:t xml:space="preserve">route (multi-tier data sharing with digital traceability and the absence of data-appropriation concern).</w:t>
+      </w:r>
+    </w:p>
+    <w:p>
+      <w:pPr>
+        <w:pStyle w:val="FirstParagraph"/>
+      </w:pPr>
+      <w:r>
+        <w:t xml:space="preserve">Systems without data are empty containers, while shared or internal data held on paper cannot be turned into a passport.</w:t>
       </w:r>
     </w:p>
     <w:p>
@@ -554,13 +633,13 @@
           <w:bCs/>
           <w:b/>
         </w:rPr>
-        <w:t xml:space="preserve">H3.</w:t>
-      </w:r>
-      <w:r>
-        <w:t xml:space="preserve"> </w:t>
-      </w:r>
-      <w:r>
-        <w:t xml:space="preserve">(a) Digital traceability capability and (b) multi-tier data sharing are positively associated with DPP readiness.</w:t>
+        <w:t xml:space="preserve">P2 (necessity).</w:t>
+      </w:r>
+      <w:r>
+        <w:t xml:space="preserve"> </w:t>
+      </w:r>
+      <w:r>
+        <w:t xml:space="preserve">Digital traceability is a necessary, but not sufficient, condition for high DPP readiness.</w:t>
       </w:r>
     </w:p>
     <w:p>
@@ -568,7 +647,7 @@
         <w:pStyle w:val="FirstParagraph"/>
       </w:pPr>
       <w:r>
-        <w:t xml:space="preserve">OIPT also suggests that the two forms of capacity complement each other: systems without upstream data are empty containers, and shared data without systems remain unusable in the formats passports require (Srinivasan &amp; Swink, 2018).</w:t>
+        <w:t xml:space="preserve">Pressure alone should not create readiness. Where suppliers fear appropriation, pressure produces selective disclosure rather than data (Fawcett et al., 2007). Because fsQCA allows causal asymmetry, the absence of readiness need not mirror its presence.</w:t>
       </w:r>
     </w:p>
     <w:p>
@@ -580,23 +659,13 @@
           <w:bCs/>
           <w:b/>
         </w:rPr>
-        <w:t xml:space="preserve">H4.</w:t>
-      </w:r>
-      <w:r>
-        <w:t xml:space="preserve"> </w:t>
-      </w:r>
-      <w:r>
-        <w:t xml:space="preserve">Digital traceability capability and multi-tier data sharing interact positively in predicting DPP readiness.</w:t>
-      </w:r>
-    </w:p>
-    <w:bookmarkEnd w:id="24"/>
-    <w:bookmarkStart w:id="28" w:name="X36f4953b392b40e0bde121dc407170876d25541"/>
-    <w:p>
-      <w:pPr>
-        <w:pStyle w:val="Heading2"/>
-      </w:pPr>
-      <w:r>
-        <w:t xml:space="preserve">Does Readiness Close Loops? Competing Expectations</w:t>
+        <w:t xml:space="preserve">P3 (asymmetry).</w:t>
+      </w:r>
+      <w:r>
+        <w:t xml:space="preserve"> </w:t>
+      </w:r>
+      <w:r>
+        <w:t xml:space="preserve">Buyer pressure combined with data-appropriation concern, in the absence of vertical integration, is sufficient for low DPP readiness.</w:t>
       </w:r>
     </w:p>
     <w:p>
@@ -604,38 +673,38 @@
         <w:pStyle w:val="FirstParagraph"/>
       </w:pPr>
       <w:r>
-        <w:t xml:space="preserve">The passport’s policy logic is that information enables circularity: knowing fibre blends and chemistry makes sorting, recycling and reuse economically feasible (Adisorn et al., 2021; Jensen et al., 2023). On this view, readiness should enable</w:t>
-      </w:r>
-      <w:r>
-        <w:t xml:space="preserve"> </w:t>
-      </w:r>
+        <w:t xml:space="preserve">Finally, the passport’s policy logic is that information enables circularity: knowing fibre blends and chemistry makes sorting, recycling and reuse feasible (Adisorn et al., 2021; Jensen et al., 2023). Institutional theory warns, however, that firms facing coercive demands often</w:t>
+      </w:r>
+      <w:r>
+        <w:t xml:space="preserve"> </w:t>
+      </w:r>
+      <w:r>
+        <w:rPr>
+          <w:iCs/>
+          <w:i/>
+        </w:rPr>
+        <w:t xml:space="preserve">decouple</w:t>
+      </w:r>
+      <w:r>
+        <w:t xml:space="preserve">, adopting the visible structure while leaving practice unchanged (Meyer &amp; Rowan, 1977).</w:t>
+      </w:r>
+    </w:p>
+    <w:p>
+      <w:pPr>
+        <w:pStyle w:val="BlockText"/>
+      </w:pPr>
       <w:r>
         <w:rPr>
           <w:bCs/>
           <w:b/>
         </w:rPr>
-        <w:t xml:space="preserve">circular supply chain capability</w:t>
-      </w:r>
-      <w:r>
-        <w:t xml:space="preserve">: reuse of pre-consumer waste and unsold stock, use of recycled inputs, and design-for-recycling with buyers (Jia et al., 2020).</w:t>
-      </w:r>
-    </w:p>
-    <w:p>
-      <w:pPr>
-        <w:pStyle w:val="BlockText"/>
-      </w:pPr>
-      <w:r>
-        <w:rPr>
-          <w:bCs/>
-          <w:b/>
-        </w:rPr>
-        <w:t xml:space="preserve">H5a.</w:t>
-      </w:r>
-      <w:r>
-        <w:t xml:space="preserve"> </w:t>
-      </w:r>
-      <w:r>
-        <w:t xml:space="preserve">DPP readiness is positively associated with circular supply chain capability.</w:t>
+        <w:t xml:space="preserve">P4 (decoupling).</w:t>
+      </w:r>
+      <w:r>
+        <w:t xml:space="preserve"> </w:t>
+      </w:r>
+      <w:r>
+        <w:t xml:space="preserve">DPP readiness is not, on its own, sufficient for high circular supply chain capability.</w:t>
       </w:r>
     </w:p>
     <w:p>
@@ -643,72 +712,7 @@
         <w:pStyle w:val="FirstParagraph"/>
       </w:pPr>
       <w:r>
-        <w:t xml:space="preserve">Institutional theory warns, however, that organisations facing coercive demands often</w:t>
-      </w:r>
-      <w:r>
-        <w:t xml:space="preserve"> </w:t>
-      </w:r>
-      <w:r>
-        <w:rPr>
-          <w:iCs/>
-          <w:i/>
-        </w:rPr>
-        <w:t xml:space="preserve">decouple</w:t>
-      </w:r>
-      <w:r>
-        <w:t xml:space="preserve">: they adopt the visible structure while leaving core practice unchanged (Meyer &amp; Rowan, 1977). When the data are collected for the buyer’s file and not for the supplier’s own decisions, readiness may coexist with linear practice.</w:t>
-      </w:r>
-    </w:p>
-    <w:p>
-      <w:pPr>
-        <w:pStyle w:val="BlockText"/>
-      </w:pPr>
-      <w:r>
-        <w:rPr>
-          <w:bCs/>
-          <w:b/>
-        </w:rPr>
-        <w:t xml:space="preserve">H5b (competing).</w:t>
-      </w:r>
-      <w:r>
-        <w:t xml:space="preserve"> </w:t>
-      </w:r>
-      <w:r>
-        <w:t xml:space="preserve">DPP readiness is unrelated to circular supply chain capability once buyer-transmitted pressure is controlled for (decoupling).</w:t>
-      </w:r>
-    </w:p>
-    <w:p>
-      <w:pPr>
-        <w:pStyle w:val="FirstParagraph"/>
-      </w:pPr>
-      <w:r>
-        <w:t xml:space="preserve">Finally, if passport data become an order qualifier, readiness should support suppliers’ standing with EU buyers.</w:t>
-      </w:r>
-    </w:p>
-    <w:p>
-      <w:pPr>
-        <w:pStyle w:val="BlockText"/>
-      </w:pPr>
-      <w:r>
-        <w:rPr>
-          <w:bCs/>
-          <w:b/>
-        </w:rPr>
-        <w:t xml:space="preserve">H6.</w:t>
-      </w:r>
-      <w:r>
-        <w:t xml:space="preserve"> </w:t>
-      </w:r>
-      <w:r>
-        <w:t xml:space="preserve">DPP readiness is positively associated with EU export performance.</w:t>
-      </w:r>
-    </w:p>
-    <w:p>
-      <w:pPr>
-        <w:pStyle w:val="FirstParagraph"/>
-      </w:pPr>
-      <w:r>
-        <w:t xml:space="preserve">Figure 1 summarises the model.</w:t>
+        <w:t xml:space="preserve">Figure 1 summarises the configurational model.</w:t>
       </w:r>
     </w:p>
     <w:p>
@@ -718,20 +722,20 @@
       <w:r>
         <w:drawing>
           <wp:inline>
-            <wp:extent cx="5334000" cy="2085109"/>
+            <wp:extent cx="5334000" cy="2040834"/>
             <wp:effectExtent b="0" l="0" r="0" t="0"/>
-            <wp:docPr descr="Research model. Controls: firm size, supply chain tier, vertical integration, certifications, EU export share and perceived regulatory uncertainty." title="" id="26" name="Picture"/>
+            <wp:docPr descr="Configurational model. Two expected routes to passport readiness (P1), digital traceability as a necessary condition (P2), a route to low readiness (P3), and the readiness–circularity test (P4)." title="" id="24" name="Picture"/>
             <a:graphic>
               <a:graphicData uri="http://schemas.openxmlformats.org/drawingml/2006/picture">
                 <pic:pic>
                   <pic:nvPicPr>
-                    <pic:cNvPr descr="figure1_model.png" id="27" name="Picture"/>
+                    <pic:cNvPr descr="figure1_model.png" id="25" name="Picture"/>
                     <pic:cNvPicPr>
                       <a:picLocks noChangeArrowheads="1" noChangeAspect="1"/>
                     </pic:cNvPicPr>
                   </pic:nvPicPr>
                   <pic:blipFill>
-                    <a:blip r:embed="rId25"/>
+                    <a:blip r:embed="rId23"/>
                     <a:stretch>
                       <a:fillRect/>
                     </a:stretch>
@@ -739,7 +743,7 @@
                   <pic:spPr bwMode="auto">
                     <a:xfrm>
                       <a:off x="0" y="0"/>
-                      <a:ext cx="5334000" cy="2085109"/>
+                      <a:ext cx="5334000" cy="2040834"/>
                     </a:xfrm>
                     <a:prstGeom prst="rect">
                       <a:avLst/>
@@ -763,27 +767,83 @@
         <w:pStyle w:val="ImageCaption"/>
       </w:pPr>
       <w:r>
-        <w:t xml:space="preserve">Research model. Controls: firm size, supply chain tier, vertical integration, certifications, EU export share and perceived regulatory uncertainty.</w:t>
+        <w:t xml:space="preserve">Configurational model. Two expected routes to passport readiness (P1), digital traceability as a necessary condition (P2), a route to low readiness (P3), and the readiness–circularity test (P4).</w:t>
+      </w:r>
+    </w:p>
+    <w:bookmarkEnd w:id="26"/>
+    <w:bookmarkEnd w:id="27"/>
+    <w:bookmarkStart w:id="32" w:name="method"/>
+    <w:p>
+      <w:pPr>
+        <w:pStyle w:val="Heading1"/>
+      </w:pPr>
+      <w:r>
+        <w:t xml:space="preserve">Method</w:t>
+      </w:r>
+    </w:p>
+    <w:bookmarkStart w:id="28" w:name="why-fsqca"/>
+    <w:p>
+      <w:pPr>
+        <w:pStyle w:val="Heading2"/>
+      </w:pPr>
+      <w:r>
+        <w:t xml:space="preserve">Why fsQCA</w:t>
+      </w:r>
+    </w:p>
+    <w:p>
+      <w:pPr>
+        <w:pStyle w:val="FirstParagraph"/>
+      </w:pPr>
+      <w:r>
+        <w:t xml:space="preserve">Our propositions concern combinations, alternative routes and asymmetry, which correlational methods treat as noise around an average effect (Misangyi et al., 2017). fsQCA treats each firm as a configuration of conditions and uses Boolean minimisation to identify which combinations are consistently sufficient or necessary for an outcome (Ragin, 2008; Schneider &amp; Wagemann, 2012). It suits small-to-medium samples and combines systematic cross-case comparison with knowledge of individual cases (Greckhamer et al., 2018), which matches the depth of access achievable with Indian exporters within the forum’s timeline.</w:t>
       </w:r>
     </w:p>
     <w:bookmarkEnd w:id="28"/>
+    <w:bookmarkStart w:id="29" w:name="sample-and-data-collection"/>
+    <w:p>
+      <w:pPr>
+        <w:pStyle w:val="Heading2"/>
+      </w:pPr>
+      <w:r>
+        <w:t xml:space="preserve">Sample and Data Collection</w:t>
+      </w:r>
+    </w:p>
+    <w:p>
+      <w:pPr>
+        <w:pStyle w:val="FirstParagraph"/>
+      </w:pPr>
+      <w:r>
+        <w:t xml:space="preserve">The population is Indian textile and apparel manufacturer-exporters with at least one EU buyer. Following QCA practice, we used purposive, diversity-oriented sampling rather than random sampling (Greckhamer et al., 2018), aiming for variation across clusters (Tiruppur, Bengaluru, the National Capital Region, Ludhiana and Kolkata), supply chain tiers, firm sizes and degrees of integration. Firms were approached through the Apparel Export Promotion Council, cluster associations and referrals. Between December 2026 and February 2027, trained researchers administered a structured questionnaire in person or by video call (30–40 minutes) to owners, directors, or heads of compliance, sustainability or merchandising. Each session ended with three open questions, to build the case knowledge needed to interpret configurations. The final sample comprises [N] firms ([details of the sample]).</w:t>
+      </w:r>
+    </w:p>
+    <w:p>
+      <w:pPr>
+        <w:pStyle w:val="BodyText"/>
+      </w:pPr>
+      <w:r>
+        <w:t xml:space="preserve">Three steps protected data quality. First, factual items were asked as concrete yes/no questions about current practice (</w:t>
+      </w:r>
+      <w:r>
+        <w:t xml:space="preserve">“</w:t>
+      </w:r>
+      <w:r>
+        <w:t xml:space="preserve">Can you supply, today, verified data on…?</w:t>
+      </w:r>
+      <w:r>
+        <w:t xml:space="preserve">”</w:t>
+      </w:r>
+      <w:r>
+        <w:t xml:space="preserve">). Where respondents agreed, researchers sighted a sample document, such as a transaction certificate, a test report or a buyer data template, for [share]% of firms. Second, interviews were conducted by two researchers, who resolved coding disagreements by discussion. Third, the case notes from the open questions were kept alongside the data matrix, so that each configuration could be traced back to recognisable firms. This is the case knowledge that distinguishes fsQCA from purely statistical analysis (Greckhamer et al., 2018).</w:t>
+      </w:r>
+    </w:p>
     <w:bookmarkEnd w:id="29"/>
-    <w:bookmarkStart w:id="33" w:name="method"/>
-    <w:p>
-      <w:pPr>
-        <w:pStyle w:val="Heading1"/>
-      </w:pPr>
-      <w:r>
-        <w:t xml:space="preserve">Method</w:t>
-      </w:r>
-    </w:p>
-    <w:bookmarkStart w:id="30" w:name="setting-sample-and-procedure"/>
+    <w:bookmarkStart w:id="30" w:name="measures-and-calibration"/>
     <w:p>
       <w:pPr>
         <w:pStyle w:val="Heading2"/>
       </w:pPr>
       <w:r>
-        <w:t xml:space="preserve">Setting, Sample and Procedure</w:t>
+        <w:t xml:space="preserve">Measures and Calibration</w:t>
       </w:r>
     </w:p>
     <w:p>
@@ -791,157 +851,880 @@
         <w:pStyle w:val="FirstParagraph"/>
       </w:pPr>
       <w:r>
-        <w:t xml:space="preserve">India’s textile and apparel exports were about US$37.5 billion in 2025, and the EU is their second-largest destination (Reuters, 2026). The population is Indian textile and apparel manufacturer-exporters with at least one EU buyer. The sampling frame combines the Apparel Export Promotion Council member directory with cluster association lists for Tiruppur, Bengaluru, the National Capital Region, Ludhiana and Kolkata, covering knitwear, woven garments, home textiles and fabric processing. Key informants are owners, directors, or heads of compliance, sustainability or merchandising with at least one year’s tenure who pass two competence screens (Online Appendix A).</w:t>
-      </w:r>
-    </w:p>
-    <w:p>
-      <w:pPr>
-        <w:pStyle w:val="BodyText"/>
-      </w:pPr>
-      <w:r>
-        <w:t xml:space="preserve">The survey was administered online and by telephone in English, Hindi and Tamil, with translation and back-translation. To reduce common-method variance (Podsakoff et al., 2003), we separated measurement in time. Wave 1 (February 2027) captured pressure, appropriation concern, the two capacities and controls. Wave 2 (March 2027) captured DPP readiness, circular capability and performance. Of [X] firms contacted, [Y] completed wave 1 and [N] completed both waves (response rate [Z]%). Early and late respondents did [not] differ on any study variable (Armstrong &amp; Overton, 1977), and respondents did [not] differ from non-respondents on directory size or region. Power analysis (f² = 0.15, α = 0.05, 1−β = 0.80, 10 predictors) required a minimum of 118 firms.</w:t>
-      </w:r>
-    </w:p>
-    <w:bookmarkEnd w:id="30"/>
-    <w:bookmarkStart w:id="31" w:name="measures"/>
-    <w:p>
-      <w:pPr>
-        <w:pStyle w:val="Heading2"/>
-      </w:pPr>
-      <w:r>
-        <w:t xml:space="preserve">Measures</w:t>
-      </w:r>
-    </w:p>
-    <w:p>
-      <w:pPr>
-        <w:pStyle w:val="FirstParagraph"/>
-      </w:pPr>
-      <w:r>
-        <w:t xml:space="preserve">All constructs use multi-item reflective scales on 7-point Likert scales (Online Appendix A). Buyer-transmitted pressure adapts institutional pressure items (Zhu &amp; Sarkis, 2007) to EU data demands. Multi-tier data sharing adapts information sharing (Fawcett et al., 2007) and multi-tier visibility measures (Kembro et al., 2017). Digital traceability capability adapts supply visibility items (Srinivasan &amp; Swink, 2018). Data-appropriation concern and DPP readiness are new scales. Their items were generated from the ESPR text, the European Parliamentary Research Service (2024) textile DPP study and Jensen et al.’s (2023) data clusters, refined in expert interviews, checked with a card-sorting task, and tested with exploratory factor analysis (EFA) on an independent pilot sample of [n] firms (Online Appendix A). Circular supply chain capability adapts circular economy practice items from the textile literature (Jia et al., 2020). EU export performance combines perceived performance relative to competitors with a reported change in EU export share. Controls are firm size (log employees), tier (finished goods versus intermediate), vertical integration, number of sustainability certifications, EU share of exports and perceived regulatory uncertainty.</w:t>
-      </w:r>
-    </w:p>
-    <w:bookmarkEnd w:id="31"/>
-    <w:bookmarkStart w:id="32" w:name="analysis"/>
-    <w:p>
-      <w:pPr>
-        <w:pStyle w:val="Heading2"/>
-      </w:pPr>
-      <w:r>
-        <w:t xml:space="preserve">Analysis</w:t>
-      </w:r>
-    </w:p>
-    <w:p>
-      <w:pPr>
-        <w:pStyle w:val="FirstParagraph"/>
-      </w:pPr>
-      <w:r>
-        <w:t xml:space="preserve">We use PLS-SEM because the model is prediction-oriented, includes interaction terms and new scales, and the sample is moderate (Hair et al., 2019). Following the two-step approach (Anderson &amp; Gerbing, 1988), we assess the measurement model before the structural model. In PLS-SEM this is done through confirmatory composite analysis (Hair et al., 2020): loadings, composite reliability, AVE and HTMT (Henseler et al., 2015). Because the method debate around PLS-SEM remains active (Rönkkö &amp; Evermann, 2013), we also estimate a covariance-based confirmatory factor analysis (CFA) of the full measurement model as a robustness check. Common-method variance is additionally checked with full-collinearity VIFs (Kock, 2015) and a marker variable. Interactions (H2, H4) use the two-stage approach. Significance uses 10,000 bootstrap samples. H5a versus H5b is decided by the sign, size and confidence interval of the DPP readiness → circular capability path, with buyer pressure included as a direct predictor of circular capability and an equivalence test to distinguish a true null from a non-significant effect. Out-of-sample predictive power is assessed with PLSpredict (Shmueli et al., 2019). Online Appendix B reports the full analysis plan and robustness checks.</w:t>
-      </w:r>
-    </w:p>
-    <w:bookmarkEnd w:id="32"/>
-    <w:bookmarkEnd w:id="33"/>
-    <w:bookmarkStart w:id="36" w:name="results"/>
-    <w:p>
-      <w:pPr>
-        <w:pStyle w:val="Heading1"/>
-      </w:pPr>
-      <w:r>
-        <w:t xml:space="preserve">Results</w:t>
-      </w:r>
-    </w:p>
-    <w:bookmarkStart w:id="34" w:name="measurement-model"/>
-    <w:p>
-      <w:pPr>
-        <w:pStyle w:val="Heading2"/>
-      </w:pPr>
-      <w:r>
-        <w:t xml:space="preserve">Measurement Model</w:t>
-      </w:r>
-    </w:p>
-    <w:p>
-      <w:pPr>
-        <w:pStyle w:val="FirstParagraph"/>
-      </w:pPr>
-      <w:r>
-        <w:t xml:space="preserve">In the pilot EFA, the new scales produced [three] factors that matched their intended constructs (KMO = [ ]; loadings ≥ [0.50]; no cross-loading above [0.30]). In the main sample, all indicator loadings exceeded [0.708], composite reliabilities ranged from [ ] to [ ], and every AVE exceeded [0.50] (Table 1). The covariance-based CFA fit the data acceptably (χ²/df = [ ], CFI = [ ], TLI = [ ], RMSEA = [ ], SRMR = [ ]). HTMT ratios were all below [0.85], with bootstrap confidence intervals excluding 1, supporting discriminant validity. Full-collinearity VIFs ranged from [ ] to [ ], below the 3.3 threshold, and controlling for the marker variable changed no path by more than [ ]. Common-method variance is therefore unlikely to account for the results.</w:t>
-      </w:r>
-    </w:p>
-    <w:p>
-      <w:pPr>
-        <w:pStyle w:val="BodyText"/>
-      </w:pPr>
+        <w:t xml:space="preserve">To limit the burden of scale development and the risk of common-method bias (Podsakoff et al., 2003), three conditions and both outcomes use</w:t>
+      </w:r>
+      <w:r>
+        <w:t xml:space="preserve"> </w:t>
+      </w:r>
+      <w:r>
+        <w:rPr>
+          <w:iCs/>
+          <w:i/>
+        </w:rPr>
+        <w:t xml:space="preserve">factual</w:t>
+      </w:r>
+      <w:r>
+        <w:t xml:space="preserve"> </w:t>
+      </w:r>
+      <w:r>
+        <w:t xml:space="preserve">checklists rather than attitude scales (Online Appendix A).</w:t>
+      </w:r>
+      <w:r>
+        <w:t xml:space="preserve"> </w:t>
+      </w:r>
       <w:r>
         <w:rPr>
           <w:bCs/>
           <w:b/>
         </w:rPr>
-        <w:t xml:space="preserve">Table 1.</w:t>
-      </w:r>
-      <w:r>
-        <w:t xml:space="preserve"> </w:t>
-      </w:r>
-      <w:r>
-        <w:t xml:space="preserve">Measurement model: loadings, reliability, AVE and HTMT.</w:t>
-      </w:r>
-      <w:r>
-        <w:t xml:space="preserve"> </w:t>
-      </w:r>
-      <w:r>
-        <w:rPr>
-          <w:iCs/>
-          <w:i/>
-        </w:rPr>
-        <w:t xml:space="preserve">[Populated from the 2027 data.]</w:t>
-      </w:r>
-    </w:p>
-    <w:bookmarkEnd w:id="34"/>
-    <w:bookmarkStart w:id="35" w:name="structural-model"/>
-    <w:p>
-      <w:pPr>
-        <w:pStyle w:val="Heading2"/>
-      </w:pPr>
-      <w:r>
-        <w:t xml:space="preserve">Structural Model</w:t>
-      </w:r>
-    </w:p>
-    <w:p>
-      <w:pPr>
-        <w:pStyle w:val="FirstParagraph"/>
-      </w:pPr>
-      <w:r>
-        <w:t xml:space="preserve">Table 2 reports the hypothesis tests. The model explains [ ]% of the variance in DPP readiness, [ ]% in circular supply chain capability and [ ]% in EU export performance. Buyer-transmitted pressure was [positively] associated with digital traceability capability (H1a) and multi-tier data sharing (H1b). The effect on sharing was [weaker] when data-appropriation concern was high (H2): at one standard deviation above the mean, the simple slope was [ ], compared with [ ] at one standard deviation below. Both capacities predicted readiness (H3a, H3b), with [multi-tier sharing / digital traceability] having the larger effect size. Their interaction was [positive] (H4), so traceability systems added [little / substantially] to readiness when upstream sharing was low.</w:t>
-      </w:r>
-    </w:p>
-    <w:p>
-      <w:pPr>
-        <w:pStyle w:val="BodyText"/>
-      </w:pPr>
-      <w:r>
-        <w:t xml:space="preserve">For the competing hypotheses, the readiness → circular capability path was [ ] (95% CI [ , ]). The data therefore favour [H5a / H5b]. Readiness was [positively] associated with EU export performance (H6), and the result held when we used the objective change in EU export share. PLSpredict showed [lower] prediction errors than the linear benchmark for [ ] of [ ] readiness indicators, indicating [medium] predictive power. Results were robust to excluding yarn and fibre suppliers, to multi-group comparisons by firm size and cluster, and to a Gaussian copula test for endogeneity (Online Appendix B).</w:t>
-      </w:r>
-    </w:p>
-    <w:p>
-      <w:pPr>
-        <w:pStyle w:val="BodyText"/>
-      </w:pPr>
+        <w:t xml:space="preserve">DPP readiness</w:t>
+      </w:r>
+      <w:r>
+        <w:t xml:space="preserve"> </w:t>
+      </w:r>
+      <w:r>
+        <w:t xml:space="preserve">counts the passport data categories (of seven) that the firm can supply, verified and at style or batch level, today.</w:t>
+      </w:r>
+      <w:r>
+        <w:t xml:space="preserve"> </w:t>
+      </w:r>
       <w:r>
         <w:rPr>
           <w:bCs/>
           <w:b/>
         </w:rPr>
-        <w:t xml:space="preserve">Table 2.</w:t>
-      </w:r>
-      <w:r>
-        <w:t xml:space="preserve"> </w:t>
-      </w:r>
-      <w:r>
-        <w:t xml:space="preserve">Structural model results (95% bootstrap confidence intervals, 10,000 resamples).</w:t>
+        <w:t xml:space="preserve">Circular capability</w:t>
+      </w:r>
+      <w:r>
+        <w:t xml:space="preserve"> </w:t>
+      </w:r>
+      <w:r>
+        <w:t xml:space="preserve">counts circular practices in place (of five).</w:t>
+      </w:r>
+      <w:r>
+        <w:t xml:space="preserve"> </w:t>
+      </w:r>
+      <w:r>
+        <w:rPr>
+          <w:bCs/>
+          <w:b/>
+        </w:rPr>
+        <w:t xml:space="preserve">Digital traceability</w:t>
+      </w:r>
+      <w:r>
+        <w:t xml:space="preserve"> </w:t>
+      </w:r>
+      <w:r>
+        <w:t xml:space="preserve">counts digital practices in place (of five).</w:t>
+      </w:r>
+      <w:r>
+        <w:t xml:space="preserve"> </w:t>
+      </w:r>
+      <w:r>
+        <w:rPr>
+          <w:bCs/>
+          <w:b/>
+        </w:rPr>
+        <w:t xml:space="preserve">Vertical integration</w:t>
+      </w:r>
+      <w:r>
+        <w:t xml:space="preserve"> </w:t>
+      </w:r>
+      <w:r>
+        <w:t xml:space="preserve">counts the processing stages performed in-house (of six).</w:t>
+      </w:r>
+      <w:r>
+        <w:t xml:space="preserve"> </w:t>
+      </w:r>
+      <w:r>
+        <w:rPr>
+          <w:bCs/>
+          <w:b/>
+        </w:rPr>
+        <w:t xml:space="preserve">Multi-tier data sharing</w:t>
+      </w:r>
+      <w:r>
+        <w:t xml:space="preserve"> </w:t>
+      </w:r>
+      <w:r>
+        <w:t xml:space="preserve">is the share of key upstream suppliers that provide origin and chemical data.</w:t>
+      </w:r>
+      <w:r>
+        <w:t xml:space="preserve"> </w:t>
+      </w:r>
+      <w:r>
+        <w:rPr>
+          <w:bCs/>
+          <w:b/>
+        </w:rPr>
+        <w:t xml:space="preserve">Buyer pressure</w:t>
+      </w:r>
+      <w:r>
+        <w:t xml:space="preserve"> </w:t>
+      </w:r>
+      <w:r>
+        <w:t xml:space="preserve">and</w:t>
+      </w:r>
+      <w:r>
+        <w:t xml:space="preserve"> </w:t>
+      </w:r>
+      <w:r>
+        <w:rPr>
+          <w:bCs/>
+          <w:b/>
+        </w:rPr>
+        <w:t xml:space="preserve">data-appropriation concern</w:t>
+      </w:r>
+      <w:r>
+        <w:t xml:space="preserve"> </w:t>
+      </w:r>
+      <w:r>
+        <w:t xml:space="preserve">are three-item, 7-point scales, averaged after reliability checks; their content was reviewed by [six] industry and academic experts.</w:t>
+      </w:r>
+    </w:p>
+    <w:p>
+      <w:pPr>
+        <w:pStyle w:val="BodyText"/>
+      </w:pPr>
+      <w:r>
+        <w:t xml:space="preserve">We calibrated raw values into fuzzy-set membership using the direct method (Ragin, 2008), with substantively justified anchors for full membership, the crossover point and full non-membership (Table 1). For example, a firm is fully in the set of</w:t>
+      </w:r>
+      <w:r>
+        <w:t xml:space="preserve"> </w:t>
+      </w:r>
+      <w:r>
+        <w:t xml:space="preserve">“</w:t>
+      </w:r>
+      <w:r>
+        <w:t xml:space="preserve">DPP-ready</w:t>
+      </w:r>
+      <w:r>
+        <w:t xml:space="preserve">”</w:t>
+      </w:r>
+      <w:r>
+        <w:t xml:space="preserve"> </w:t>
+      </w:r>
+      <w:r>
+        <w:t xml:space="preserve">firms when it can supply six or seven categories, and fully out when it can supply one or none. Membership scores of exactly 0.5 were shifted to 0.501 (Fiss, 2011). Anchors were set from substantive knowledge, not from the sample distribution: the readiness anchors reflect the data categories that the textile DPP study expects (European Parliamentary Research Service, 2024), and the integration anchors distinguish garment-only firms from firms that also own fabric and wet processing. The expert panel reviewed all anchors before data collection, and the raw distributions are reported in Online Appendix A so that readers can judge them.</w:t>
+      </w:r>
+    </w:p>
+    <w:p>
+      <w:pPr>
+        <w:pStyle w:val="BodyText"/>
+      </w:pPr>
+      <w:r>
+        <w:rPr>
+          <w:bCs/>
+          <w:b/>
+        </w:rPr>
+        <w:t xml:space="preserve">Table 1.</w:t>
+      </w:r>
+      <w:r>
+        <w:t xml:space="preserve"> </w:t>
+      </w:r>
+      <w:r>
+        <w:t xml:space="preserve">Conditions, outcomes and calibration anchors.</w:t>
       </w:r>
     </w:p>
     <w:tbl>
       <w:tblPr>
         <w:tblStyle w:val="Table"/>
         <w:tblW w:type="pct" w:w="5000"/>
+        <w:tblLook w:firstRow="1" w:lastRow="0" w:firstColumn="0" w:lastColumn="0" w:noHBand="0" w:noVBand="0" w:val="0020"/>
+        <w:jc w:val="start"/>
+      </w:tblPr>
+      <w:tblGrid>
+        <w:gridCol w:w="1584"/>
+        <w:gridCol w:w="1584"/>
+        <w:gridCol w:w="1584"/>
+        <w:gridCol w:w="1584"/>
+        <w:gridCol w:w="1584"/>
+      </w:tblGrid>
+      <w:tr>
+        <w:trPr>
+          <w:tblHeader w:val="true"/>
+        </w:trPr>
+        <w:tc>
+          <w:tcPr/>
+          <w:p>
+            <w:pPr>
+              <w:pStyle w:val="Compact"/>
+              <w:jc w:val="left"/>
+            </w:pPr>
+            <w:r>
+              <w:t xml:space="preserve">Set</w:t>
+            </w:r>
+          </w:p>
+        </w:tc>
+        <w:tc>
+          <w:tcPr/>
+          <w:p>
+            <w:pPr>
+              <w:pStyle w:val="Compact"/>
+              <w:jc w:val="left"/>
+            </w:pPr>
+            <w:r>
+              <w:t xml:space="preserve">Raw measure</w:t>
+            </w:r>
+          </w:p>
+        </w:tc>
+        <w:tc>
+          <w:tcPr/>
+          <w:p>
+            <w:pPr>
+              <w:pStyle w:val="Compact"/>
+              <w:jc w:val="left"/>
+            </w:pPr>
+            <w:r>
+              <w:t xml:space="preserve">Full out (0.05)</w:t>
+            </w:r>
+          </w:p>
+        </w:tc>
+        <w:tc>
+          <w:tcPr/>
+          <w:p>
+            <w:pPr>
+              <w:pStyle w:val="Compact"/>
+              <w:jc w:val="left"/>
+            </w:pPr>
+            <w:r>
+              <w:t xml:space="preserve">Crossover (0.5)</w:t>
+            </w:r>
+          </w:p>
+        </w:tc>
+        <w:tc>
+          <w:tcPr/>
+          <w:p>
+            <w:pPr>
+              <w:pStyle w:val="Compact"/>
+              <w:jc w:val="left"/>
+            </w:pPr>
+            <w:r>
+              <w:t xml:space="preserve">Full in (0.95)</w:t>
+            </w:r>
+          </w:p>
+        </w:tc>
+      </w:tr>
+      <w:tr>
+        <w:tc>
+          <w:tcPr/>
+          <w:p>
+            <w:pPr>
+              <w:pStyle w:val="Compact"/>
+              <w:jc w:val="left"/>
+            </w:pPr>
+            <w:r>
+              <w:t xml:space="preserve">DPP readiness (outcome)</w:t>
+            </w:r>
+          </w:p>
+        </w:tc>
+        <w:tc>
+          <w:tcPr/>
+          <w:p>
+            <w:pPr>
+              <w:pStyle w:val="Compact"/>
+              <w:jc w:val="left"/>
+            </w:pPr>
+            <w:r>
+              <w:t xml:space="preserve">Data categories supplied (0–7)</w:t>
+            </w:r>
+          </w:p>
+        </w:tc>
+        <w:tc>
+          <w:tcPr/>
+          <w:p>
+            <w:pPr>
+              <w:pStyle w:val="Compact"/>
+              <w:jc w:val="left"/>
+            </w:pPr>
+            <w:r>
+              <w:t xml:space="preserve">1</w:t>
+            </w:r>
+          </w:p>
+        </w:tc>
+        <w:tc>
+          <w:tcPr/>
+          <w:p>
+            <w:pPr>
+              <w:pStyle w:val="Compact"/>
+              <w:jc w:val="left"/>
+            </w:pPr>
+            <w:r>
+              <w:t xml:space="preserve">3.5</w:t>
+            </w:r>
+          </w:p>
+        </w:tc>
+        <w:tc>
+          <w:tcPr/>
+          <w:p>
+            <w:pPr>
+              <w:pStyle w:val="Compact"/>
+              <w:jc w:val="left"/>
+            </w:pPr>
+            <w:r>
+              <w:t xml:space="preserve">6</w:t>
+            </w:r>
+          </w:p>
+        </w:tc>
+      </w:tr>
+      <w:tr>
+        <w:tc>
+          <w:tcPr/>
+          <w:p>
+            <w:pPr>
+              <w:pStyle w:val="Compact"/>
+              <w:jc w:val="left"/>
+            </w:pPr>
+            <w:r>
+              <w:t xml:space="preserve">Circular capability (outcome)</w:t>
+            </w:r>
+          </w:p>
+        </w:tc>
+        <w:tc>
+          <w:tcPr/>
+          <w:p>
+            <w:pPr>
+              <w:pStyle w:val="Compact"/>
+              <w:jc w:val="left"/>
+            </w:pPr>
+            <w:r>
+              <w:t xml:space="preserve">Practices in place (0–5)</w:t>
+            </w:r>
+          </w:p>
+        </w:tc>
+        <w:tc>
+          <w:tcPr/>
+          <w:p>
+            <w:pPr>
+              <w:pStyle w:val="Compact"/>
+              <w:jc w:val="left"/>
+            </w:pPr>
+            <w:r>
+              <w:t xml:space="preserve">0</w:t>
+            </w:r>
+          </w:p>
+        </w:tc>
+        <w:tc>
+          <w:tcPr/>
+          <w:p>
+            <w:pPr>
+              <w:pStyle w:val="Compact"/>
+              <w:jc w:val="left"/>
+            </w:pPr>
+            <w:r>
+              <w:t xml:space="preserve">2.5</w:t>
+            </w:r>
+          </w:p>
+        </w:tc>
+        <w:tc>
+          <w:tcPr/>
+          <w:p>
+            <w:pPr>
+              <w:pStyle w:val="Compact"/>
+              <w:jc w:val="left"/>
+            </w:pPr>
+            <w:r>
+              <w:t xml:space="preserve">4</w:t>
+            </w:r>
+          </w:p>
+        </w:tc>
+      </w:tr>
+      <w:tr>
+        <w:tc>
+          <w:tcPr/>
+          <w:p>
+            <w:pPr>
+              <w:pStyle w:val="Compact"/>
+              <w:jc w:val="left"/>
+            </w:pPr>
+            <w:r>
+              <w:t xml:space="preserve">Digital traceability</w:t>
+            </w:r>
+          </w:p>
+        </w:tc>
+        <w:tc>
+          <w:tcPr/>
+          <w:p>
+            <w:pPr>
+              <w:pStyle w:val="Compact"/>
+              <w:jc w:val="left"/>
+            </w:pPr>
+            <w:r>
+              <w:t xml:space="preserve">Practices in place (0–5)</w:t>
+            </w:r>
+          </w:p>
+        </w:tc>
+        <w:tc>
+          <w:tcPr/>
+          <w:p>
+            <w:pPr>
+              <w:pStyle w:val="Compact"/>
+              <w:jc w:val="left"/>
+            </w:pPr>
+            <w:r>
+              <w:t xml:space="preserve">1</w:t>
+            </w:r>
+          </w:p>
+        </w:tc>
+        <w:tc>
+          <w:tcPr/>
+          <w:p>
+            <w:pPr>
+              <w:pStyle w:val="Compact"/>
+              <w:jc w:val="left"/>
+            </w:pPr>
+            <w:r>
+              <w:t xml:space="preserve">2.5</w:t>
+            </w:r>
+          </w:p>
+        </w:tc>
+        <w:tc>
+          <w:tcPr/>
+          <w:p>
+            <w:pPr>
+              <w:pStyle w:val="Compact"/>
+              <w:jc w:val="left"/>
+            </w:pPr>
+            <w:r>
+              <w:t xml:space="preserve">4</w:t>
+            </w:r>
+          </w:p>
+        </w:tc>
+      </w:tr>
+      <w:tr>
+        <w:tc>
+          <w:tcPr/>
+          <w:p>
+            <w:pPr>
+              <w:pStyle w:val="Compact"/>
+              <w:jc w:val="left"/>
+            </w:pPr>
+            <w:r>
+              <w:t xml:space="preserve">Vertical integration</w:t>
+            </w:r>
+          </w:p>
+        </w:tc>
+        <w:tc>
+          <w:tcPr/>
+          <w:p>
+            <w:pPr>
+              <w:pStyle w:val="Compact"/>
+              <w:jc w:val="left"/>
+            </w:pPr>
+            <w:r>
+              <w:t xml:space="preserve">Stages in-house (1–6)</w:t>
+            </w:r>
+          </w:p>
+        </w:tc>
+        <w:tc>
+          <w:tcPr/>
+          <w:p>
+            <w:pPr>
+              <w:pStyle w:val="Compact"/>
+              <w:jc w:val="left"/>
+            </w:pPr>
+            <w:r>
+              <w:t xml:space="preserve">1</w:t>
+            </w:r>
+          </w:p>
+        </w:tc>
+        <w:tc>
+          <w:tcPr/>
+          <w:p>
+            <w:pPr>
+              <w:pStyle w:val="Compact"/>
+              <w:jc w:val="left"/>
+            </w:pPr>
+            <w:r>
+              <w:t xml:space="preserve">3.5</w:t>
+            </w:r>
+          </w:p>
+        </w:tc>
+        <w:tc>
+          <w:tcPr/>
+          <w:p>
+            <w:pPr>
+              <w:pStyle w:val="Compact"/>
+              <w:jc w:val="left"/>
+            </w:pPr>
+            <w:r>
+              <w:t xml:space="preserve">5</w:t>
+            </w:r>
+          </w:p>
+        </w:tc>
+      </w:tr>
+      <w:tr>
+        <w:tc>
+          <w:tcPr/>
+          <w:p>
+            <w:pPr>
+              <w:pStyle w:val="Compact"/>
+              <w:jc w:val="left"/>
+            </w:pPr>
+            <w:r>
+              <w:t xml:space="preserve">Multi-tier data sharing</w:t>
+            </w:r>
+          </w:p>
+        </w:tc>
+        <w:tc>
+          <w:tcPr/>
+          <w:p>
+            <w:pPr>
+              <w:pStyle w:val="Compact"/>
+              <w:jc w:val="left"/>
+            </w:pPr>
+            <w:r>
+              <w:t xml:space="preserve">% of key suppliers sharing data</w:t>
+            </w:r>
+          </w:p>
+        </w:tc>
+        <w:tc>
+          <w:tcPr/>
+          <w:p>
+            <w:pPr>
+              <w:pStyle w:val="Compact"/>
+              <w:jc w:val="left"/>
+            </w:pPr>
+            <w:r>
+              <w:t xml:space="preserve">10%</w:t>
+            </w:r>
+          </w:p>
+        </w:tc>
+        <w:tc>
+          <w:tcPr/>
+          <w:p>
+            <w:pPr>
+              <w:pStyle w:val="Compact"/>
+              <w:jc w:val="left"/>
+            </w:pPr>
+            <w:r>
+              <w:t xml:space="preserve">50%</w:t>
+            </w:r>
+          </w:p>
+        </w:tc>
+        <w:tc>
+          <w:tcPr/>
+          <w:p>
+            <w:pPr>
+              <w:pStyle w:val="Compact"/>
+              <w:jc w:val="left"/>
+            </w:pPr>
+            <w:r>
+              <w:t xml:space="preserve">90%</w:t>
+            </w:r>
+          </w:p>
+        </w:tc>
+      </w:tr>
+      <w:tr>
+        <w:tc>
+          <w:tcPr/>
+          <w:p>
+            <w:pPr>
+              <w:pStyle w:val="Compact"/>
+              <w:jc w:val="left"/>
+            </w:pPr>
+            <w:r>
+              <w:t xml:space="preserve">Buyer pressure</w:t>
+            </w:r>
+          </w:p>
+        </w:tc>
+        <w:tc>
+          <w:tcPr/>
+          <w:p>
+            <w:pPr>
+              <w:pStyle w:val="Compact"/>
+              <w:jc w:val="left"/>
+            </w:pPr>
+            <w:r>
+              <w:t xml:space="preserve">Scale mean (1–7)</w:t>
+            </w:r>
+          </w:p>
+        </w:tc>
+        <w:tc>
+          <w:tcPr/>
+          <w:p>
+            <w:pPr>
+              <w:pStyle w:val="Compact"/>
+              <w:jc w:val="left"/>
+            </w:pPr>
+            <w:r>
+              <w:t xml:space="preserve">2</w:t>
+            </w:r>
+          </w:p>
+        </w:tc>
+        <w:tc>
+          <w:tcPr/>
+          <w:p>
+            <w:pPr>
+              <w:pStyle w:val="Compact"/>
+              <w:jc w:val="left"/>
+            </w:pPr>
+            <w:r>
+              <w:t xml:space="preserve">4</w:t>
+            </w:r>
+          </w:p>
+        </w:tc>
+        <w:tc>
+          <w:tcPr/>
+          <w:p>
+            <w:pPr>
+              <w:pStyle w:val="Compact"/>
+              <w:jc w:val="left"/>
+            </w:pPr>
+            <w:r>
+              <w:t xml:space="preserve">6</w:t>
+            </w:r>
+          </w:p>
+        </w:tc>
+      </w:tr>
+      <w:tr>
+        <w:tc>
+          <w:tcPr/>
+          <w:p>
+            <w:pPr>
+              <w:pStyle w:val="Compact"/>
+              <w:jc w:val="left"/>
+            </w:pPr>
+            <w:r>
+              <w:t xml:space="preserve">Data-appropriation concern</w:t>
+            </w:r>
+          </w:p>
+        </w:tc>
+        <w:tc>
+          <w:tcPr/>
+          <w:p>
+            <w:pPr>
+              <w:pStyle w:val="Compact"/>
+              <w:jc w:val="left"/>
+            </w:pPr>
+            <w:r>
+              <w:t xml:space="preserve">Scale mean (1–7)</w:t>
+            </w:r>
+          </w:p>
+        </w:tc>
+        <w:tc>
+          <w:tcPr/>
+          <w:p>
+            <w:pPr>
+              <w:pStyle w:val="Compact"/>
+              <w:jc w:val="left"/>
+            </w:pPr>
+            <w:r>
+              <w:t xml:space="preserve">2</w:t>
+            </w:r>
+          </w:p>
+        </w:tc>
+        <w:tc>
+          <w:tcPr/>
+          <w:p>
+            <w:pPr>
+              <w:pStyle w:val="Compact"/>
+              <w:jc w:val="left"/>
+            </w:pPr>
+            <w:r>
+              <w:t xml:space="preserve">4</w:t>
+            </w:r>
+          </w:p>
+        </w:tc>
+        <w:tc>
+          <w:tcPr/>
+          <w:p>
+            <w:pPr>
+              <w:pStyle w:val="Compact"/>
+              <w:jc w:val="left"/>
+            </w:pPr>
+            <w:r>
+              <w:t xml:space="preserve">6</w:t>
+            </w:r>
+          </w:p>
+        </w:tc>
+      </w:tr>
+    </w:tbl>
+    <w:bookmarkEnd w:id="30"/>
+    <w:bookmarkStart w:id="31" w:name="analysis"/>
+    <w:p>
+      <w:pPr>
+        <w:pStyle w:val="Heading2"/>
+      </w:pPr>
+      <w:r>
+        <w:t xml:space="preserve">Analysis</w:t>
+      </w:r>
+    </w:p>
+    <w:p>
+      <w:pPr>
+        <w:pStyle w:val="FirstParagraph"/>
+      </w:pPr>
+      <w:r>
+        <w:t xml:space="preserve">Using the QCA package in R (Dusa, 2019), we first tested each condition for necessity (consistency ≥ 0.90; Schneider &amp; Wagemann, 2012). We then built truth tables for high and low readiness, with a frequency threshold of one case, raw consistency ≥ 0.80 and PRI consistency ≥ 0.70 (Greckhamer et al., 2018; Ragin, 2008). We report intermediate solutions based on the directional expectations in P1–P3, distinguishing core from peripheral conditions (Fiss, 2011). For P4, we analysed circular capability with readiness included as a condition. With five conditions there are 32 logically possible configurations, and a sample of this size will not cover all of them (limited diversity). We therefore report how many truth-table rows contain cases, and we justify every simplifying assumption made for the intermediate solution against theory, avoiding untenable assumptions about configurations not observed in the sample (Schneider &amp; Wagemann, 2012). Robustness checks varied calibration anchors, the consistency threshold (0.75–0.85) and the frequency threshold, and replaced one condition with sustainability certifications (Online Appendix B).</w:t>
+      </w:r>
+    </w:p>
+    <w:bookmarkEnd w:id="31"/>
+    <w:bookmarkEnd w:id="32"/>
+    <w:bookmarkStart w:id="33" w:name="results"/>
+    <w:p>
+      <w:pPr>
+        <w:pStyle w:val="Heading1"/>
+      </w:pPr>
+      <w:r>
+        <w:t xml:space="preserve">Results</w:t>
+      </w:r>
+    </w:p>
+    <w:p>
+      <w:pPr>
+        <w:pStyle w:val="FirstParagraph"/>
+      </w:pPr>
+      <w:r>
+        <w:rPr>
+          <w:iCs/>
+          <w:i/>
+        </w:rPr>
+        <w:t xml:space="preserve">[To be completed with the 2026–27 data. The sentences below are templates.]</w:t>
+      </w:r>
+    </w:p>
+    <w:p>
+      <w:pPr>
+        <w:pStyle w:val="BodyText"/>
+      </w:pPr>
+      <w:r>
+        <w:rPr>
+          <w:bCs/>
+          <w:b/>
+        </w:rPr>
+        <w:t xml:space="preserve">Necessity.</w:t>
+      </w:r>
+      <w:r>
+        <w:t xml:space="preserve"> </w:t>
+      </w:r>
+      <w:r>
+        <w:t xml:space="preserve">Digital traceability [passed / did not pass] the necessity test for high readiness (consistency = [ ], coverage = [ ]), [supporting / not supporting] P2. No other condition was necessary.</w:t>
+      </w:r>
+    </w:p>
+    <w:p>
+      <w:pPr>
+        <w:pStyle w:val="BodyText"/>
+      </w:pPr>
+      <w:r>
+        <w:rPr>
+          <w:bCs/>
+          <w:b/>
+        </w:rPr>
+        <w:t xml:space="preserve">Sufficiency for high readiness.</w:t>
+      </w:r>
+      <w:r>
+        <w:t xml:space="preserve"> </w:t>
+      </w:r>
+      <w:r>
+        <w:t xml:space="preserve">The analysis yielded [number] configurations (Table 2), with solution consistency of [ ] and coverage of [ ]. Configuration 1 ([description]) matches the</w:t>
+      </w:r>
+      <w:r>
+        <w:t xml:space="preserve"> </w:t>
+      </w:r>
+      <w:r>
+        <w:rPr>
+          <w:iCs/>
+          <w:i/>
+        </w:rPr>
+        <w:t xml:space="preserve">integrated</w:t>
+      </w:r>
+      <w:r>
+        <w:t xml:space="preserve"> </w:t>
+      </w:r>
+      <w:r>
+        <w:t xml:space="preserve">route, and configuration 2 ([description]) the</w:t>
+      </w:r>
+      <w:r>
+        <w:t xml:space="preserve"> </w:t>
+      </w:r>
+      <w:r>
+        <w:rPr>
+          <w:iCs/>
+          <w:i/>
+        </w:rPr>
+        <w:t xml:space="preserve">networked</w:t>
+      </w:r>
+      <w:r>
+        <w:t xml:space="preserve"> </w:t>
+      </w:r>
+      <w:r>
+        <w:t xml:space="preserve">route, [supporting / partly supporting] P1. In configuration 2, the absence of data-appropriation concern is a [core / peripheral] condition. A typical case is [firm description and short quote].</w:t>
+      </w:r>
+    </w:p>
+    <w:p>
+      <w:pPr>
+        <w:pStyle w:val="BodyText"/>
+      </w:pPr>
+      <w:r>
+        <w:rPr>
+          <w:bCs/>
+          <w:b/>
+        </w:rPr>
+        <w:t xml:space="preserve">Sufficiency for low readiness.</w:t>
+      </w:r>
+      <w:r>
+        <w:t xml:space="preserve"> </w:t>
+      </w:r>
+      <w:r>
+        <w:t xml:space="preserve">[number] configurations led to low readiness (consistency = [ ], coverage = [ ]). The combination of buyer pressure, data-appropriation concern and low integration [appeared / did not appear], [supporting / not supporting] P3.</w:t>
+      </w:r>
+    </w:p>
+    <w:p>
+      <w:pPr>
+        <w:pStyle w:val="BodyText"/>
+      </w:pPr>
+      <w:r>
+        <w:rPr>
+          <w:bCs/>
+          <w:b/>
+        </w:rPr>
+        <w:t xml:space="preserve">Readiness and circularity.</w:t>
+      </w:r>
+      <w:r>
+        <w:t xml:space="preserve"> </w:t>
+      </w:r>
+      <w:r>
+        <w:t xml:space="preserve">Readiness was [not] sufficient on its own for high circular capability (consistency = [ ]). Circular capability arose only when readiness combined with [conditions], [supporting / not supporting] P4. Results were robust to [list of robustness checks].</w:t>
+      </w:r>
+    </w:p>
+    <w:p>
+      <w:pPr>
+        <w:pStyle w:val="BodyText"/>
+      </w:pPr>
+      <w:r>
+        <w:rPr>
+          <w:bCs/>
+          <w:b/>
+        </w:rPr>
+        <w:t xml:space="preserve">Case illustration.</w:t>
+      </w:r>
+      <w:r>
+        <w:t xml:space="preserve"> </w:t>
+      </w:r>
+      <w:r>
+        <w:t xml:space="preserve">[Two short case vignettes, one per high-readiness route.] For example, [Firm A, a vertically integrated exporter in (cluster)] reached readiness through ownership, while [Firm B, a small knitter] relied on long-standing relationships with two dyehouses that shared chemical and origin data once the buyer agreed to limit how the data would be used. [Firm C] shows the low-readiness pattern: [description].</w:t>
+      </w:r>
+    </w:p>
+    <w:p>
+      <w:pPr>
+        <w:pStyle w:val="BodyText"/>
+      </w:pPr>
+      <w:r>
+        <w:rPr>
+          <w:bCs/>
+          <w:b/>
+        </w:rPr>
+        <w:t xml:space="preserve">Table 2.</w:t>
+      </w:r>
+      <w:r>
+        <w:t xml:space="preserve"> </w:t>
+      </w:r>
+      <w:r>
+        <w:t xml:space="preserve">Configurations for high and low DPP readiness. ● = core condition present; • = peripheral condition present; ⊗ = condition absent (core ⊗, peripheral ⊗ smaller); blank = does not matter.</w:t>
+      </w:r>
+    </w:p>
+    <w:tbl>
+      <w:tblPr>
+        <w:tblStyle w:val="Table"/>
+        <w:tblW w:type="auto" w:w="0"/>
         <w:tblLook w:firstRow="1" w:lastRow="0" w:firstColumn="0" w:lastColumn="0" w:noHBand="0" w:noVBand="0" w:val="0020"/>
         <w:jc w:val="start"/>
       </w:tblPr>
@@ -965,67 +1748,67 @@
               <w:jc w:val="left"/>
             </w:pPr>
             <w:r>
-              <w:t xml:space="preserve">Hypothesis</w:t>
-            </w:r>
-          </w:p>
-        </w:tc>
-        <w:tc>
-          <w:tcPr/>
-          <w:p>
-            <w:pPr>
-              <w:pStyle w:val="Compact"/>
-              <w:jc w:val="left"/>
-            </w:pPr>
-            <w:r>
-              <w:t xml:space="preserve">Path</w:t>
-            </w:r>
-          </w:p>
-        </w:tc>
-        <w:tc>
-          <w:tcPr/>
-          <w:p>
-            <w:pPr>
-              <w:pStyle w:val="Compact"/>
-              <w:jc w:val="left"/>
-            </w:pPr>
-            <w:r>
-              <w:t xml:space="preserve">β</w:t>
-            </w:r>
-          </w:p>
-        </w:tc>
-        <w:tc>
-          <w:tcPr/>
-          <w:p>
-            <w:pPr>
-              <w:pStyle w:val="Compact"/>
-              <w:jc w:val="left"/>
-            </w:pPr>
-            <w:r>
-              <w:t xml:space="preserve">95% CI</w:t>
-            </w:r>
-          </w:p>
-        </w:tc>
-        <w:tc>
-          <w:tcPr/>
-          <w:p>
-            <w:pPr>
-              <w:pStyle w:val="Compact"/>
-              <w:jc w:val="left"/>
-            </w:pPr>
-            <w:r>
-              <w:t xml:space="preserve">f²</w:t>
-            </w:r>
-          </w:p>
-        </w:tc>
-        <w:tc>
-          <w:tcPr/>
-          <w:p>
-            <w:pPr>
-              <w:pStyle w:val="Compact"/>
-              <w:jc w:val="left"/>
-            </w:pPr>
-            <w:r>
-              <w:t xml:space="preserve">Supported?</w:t>
+              <w:t xml:space="preserve">Condition</w:t>
+            </w:r>
+          </w:p>
+        </w:tc>
+        <w:tc>
+          <w:tcPr/>
+          <w:p>
+            <w:pPr>
+              <w:pStyle w:val="Compact"/>
+              <w:jc w:val="left"/>
+            </w:pPr>
+            <w:r>
+              <w:t xml:space="preserve">High 1</w:t>
+            </w:r>
+          </w:p>
+        </w:tc>
+        <w:tc>
+          <w:tcPr/>
+          <w:p>
+            <w:pPr>
+              <w:pStyle w:val="Compact"/>
+              <w:jc w:val="left"/>
+            </w:pPr>
+            <w:r>
+              <w:t xml:space="preserve">High 2</w:t>
+            </w:r>
+          </w:p>
+        </w:tc>
+        <w:tc>
+          <w:tcPr/>
+          <w:p>
+            <w:pPr>
+              <w:pStyle w:val="Compact"/>
+              <w:jc w:val="left"/>
+            </w:pPr>
+            <w:r>
+              <w:t xml:space="preserve">High 3</w:t>
+            </w:r>
+          </w:p>
+        </w:tc>
+        <w:tc>
+          <w:tcPr/>
+          <w:p>
+            <w:pPr>
+              <w:pStyle w:val="Compact"/>
+              <w:jc w:val="left"/>
+            </w:pPr>
+            <w:r>
+              <w:t xml:space="preserve">Low 1</w:t>
+            </w:r>
+          </w:p>
+        </w:tc>
+        <w:tc>
+          <w:tcPr/>
+          <w:p>
+            <w:pPr>
+              <w:pStyle w:val="Compact"/>
+              <w:jc w:val="left"/>
+            </w:pPr>
+            <w:r>
+              <w:t xml:space="preserve">Low 2</w:t>
             </w:r>
           </w:p>
         </w:tc>
@@ -1039,19 +1822,19 @@
               <w:jc w:val="left"/>
             </w:pPr>
             <w:r>
-              <w:t xml:space="preserve">H1a</w:t>
-            </w:r>
-          </w:p>
-        </w:tc>
-        <w:tc>
-          <w:tcPr/>
-          <w:p>
-            <w:pPr>
-              <w:pStyle w:val="Compact"/>
-              <w:jc w:val="left"/>
-            </w:pPr>
-            <w:r>
-              <w:t xml:space="preserve">Pressure → Digital traceability</w:t>
+              <w:t xml:space="preserve">Vertical integration</w:t>
+            </w:r>
+          </w:p>
+        </w:tc>
+        <w:tc>
+          <w:tcPr/>
+          <w:p>
+            <w:pPr>
+              <w:pStyle w:val="Compact"/>
+              <w:jc w:val="left"/>
+            </w:pPr>
+            <w:r>
+              <w:t xml:space="preserve">[ ]</w:t>
             </w:r>
           </w:p>
         </w:tc>
@@ -1113,19 +1896,19 @@
               <w:jc w:val="left"/>
             </w:pPr>
             <w:r>
-              <w:t xml:space="preserve">H1b</w:t>
-            </w:r>
-          </w:p>
-        </w:tc>
-        <w:tc>
-          <w:tcPr/>
-          <w:p>
-            <w:pPr>
-              <w:pStyle w:val="Compact"/>
-              <w:jc w:val="left"/>
-            </w:pPr>
-            <w:r>
-              <w:t xml:space="preserve">Pressure → Multi-tier sharing</w:t>
+              <w:t xml:space="preserve">Digital traceability</w:t>
+            </w:r>
+          </w:p>
+        </w:tc>
+        <w:tc>
+          <w:tcPr/>
+          <w:p>
+            <w:pPr>
+              <w:pStyle w:val="Compact"/>
+              <w:jc w:val="left"/>
+            </w:pPr>
+            <w:r>
+              <w:t xml:space="preserve">[ ]</w:t>
             </w:r>
           </w:p>
         </w:tc>
@@ -1187,19 +1970,19 @@
               <w:jc w:val="left"/>
             </w:pPr>
             <w:r>
-              <w:t xml:space="preserve">H2</w:t>
-            </w:r>
-          </w:p>
-        </w:tc>
-        <w:tc>
-          <w:tcPr/>
-          <w:p>
-            <w:pPr>
-              <w:pStyle w:val="Compact"/>
-              <w:jc w:val="left"/>
-            </w:pPr>
-            <w:r>
-              <w:t xml:space="preserve">Pressure × Appropriation concern → Sharing</w:t>
+              <w:t xml:space="preserve">Multi-tier data sharing</w:t>
+            </w:r>
+          </w:p>
+        </w:tc>
+        <w:tc>
+          <w:tcPr/>
+          <w:p>
+            <w:pPr>
+              <w:pStyle w:val="Compact"/>
+              <w:jc w:val="left"/>
+            </w:pPr>
+            <w:r>
+              <w:t xml:space="preserve">[ ]</w:t>
             </w:r>
           </w:p>
         </w:tc>
@@ -1261,19 +2044,19 @@
               <w:jc w:val="left"/>
             </w:pPr>
             <w:r>
-              <w:t xml:space="preserve">H3a</w:t>
-            </w:r>
-          </w:p>
-        </w:tc>
-        <w:tc>
-          <w:tcPr/>
-          <w:p>
-            <w:pPr>
-              <w:pStyle w:val="Compact"/>
-              <w:jc w:val="left"/>
-            </w:pPr>
-            <w:r>
-              <w:t xml:space="preserve">Digital traceability → DPP readiness</w:t>
+              <w:t xml:space="preserve">Buyer pressure</w:t>
+            </w:r>
+          </w:p>
+        </w:tc>
+        <w:tc>
+          <w:tcPr/>
+          <w:p>
+            <w:pPr>
+              <w:pStyle w:val="Compact"/>
+              <w:jc w:val="left"/>
+            </w:pPr>
+            <w:r>
+              <w:t xml:space="preserve">[ ]</w:t>
             </w:r>
           </w:p>
         </w:tc>
@@ -1335,19 +2118,19 @@
               <w:jc w:val="left"/>
             </w:pPr>
             <w:r>
-              <w:t xml:space="preserve">H3b</w:t>
-            </w:r>
-          </w:p>
-        </w:tc>
-        <w:tc>
-          <w:tcPr/>
-          <w:p>
-            <w:pPr>
-              <w:pStyle w:val="Compact"/>
-              <w:jc w:val="left"/>
-            </w:pPr>
-            <w:r>
-              <w:t xml:space="preserve">Multi-tier sharing → DPP readiness</w:t>
+              <w:t xml:space="preserve">Data-appropriation concern</w:t>
+            </w:r>
+          </w:p>
+        </w:tc>
+        <w:tc>
+          <w:tcPr/>
+          <w:p>
+            <w:pPr>
+              <w:pStyle w:val="Compact"/>
+              <w:jc w:val="left"/>
+            </w:pPr>
+            <w:r>
+              <w:t xml:space="preserve">[ ]</w:t>
             </w:r>
           </w:p>
         </w:tc>
@@ -1409,19 +2192,19 @@
               <w:jc w:val="left"/>
             </w:pPr>
             <w:r>
-              <w:t xml:space="preserve">H4</w:t>
-            </w:r>
-          </w:p>
-        </w:tc>
-        <w:tc>
-          <w:tcPr/>
-          <w:p>
-            <w:pPr>
-              <w:pStyle w:val="Compact"/>
-              <w:jc w:val="left"/>
-            </w:pPr>
-            <w:r>
-              <w:t xml:space="preserve">Traceability × Sharing → DPP readiness</w:t>
+              <w:t xml:space="preserve">Raw coverage</w:t>
+            </w:r>
+          </w:p>
+        </w:tc>
+        <w:tc>
+          <w:tcPr/>
+          <w:p>
+            <w:pPr>
+              <w:pStyle w:val="Compact"/>
+              <w:jc w:val="left"/>
+            </w:pPr>
+            <w:r>
+              <w:t xml:space="preserve">[ ]</w:t>
             </w:r>
           </w:p>
         </w:tc>
@@ -1483,19 +2266,19 @@
               <w:jc w:val="left"/>
             </w:pPr>
             <w:r>
-              <w:t xml:space="preserve">H5a/H5b</w:t>
-            </w:r>
-          </w:p>
-        </w:tc>
-        <w:tc>
-          <w:tcPr/>
-          <w:p>
-            <w:pPr>
-              <w:pStyle w:val="Compact"/>
-              <w:jc w:val="left"/>
-            </w:pPr>
-            <w:r>
-              <w:t xml:space="preserve">DPP readiness → Circular capability</w:t>
+              <w:t xml:space="preserve">Unique coverage</w:t>
+            </w:r>
+          </w:p>
+        </w:tc>
+        <w:tc>
+          <w:tcPr/>
+          <w:p>
+            <w:pPr>
+              <w:pStyle w:val="Compact"/>
+              <w:jc w:val="left"/>
+            </w:pPr>
+            <w:r>
+              <w:t xml:space="preserve">[ ]</w:t>
             </w:r>
           </w:p>
         </w:tc>
@@ -1557,19 +2340,7 @@
               <w:jc w:val="left"/>
             </w:pPr>
             <w:r>
-              <w:t xml:space="preserve">H6</w:t>
-            </w:r>
-          </w:p>
-        </w:tc>
-        <w:tc>
-          <w:tcPr/>
-          <w:p>
-            <w:pPr>
-              <w:pStyle w:val="Compact"/>
-              <w:jc w:val="left"/>
-            </w:pPr>
-            <w:r>
-              <w:t xml:space="preserve">DPP readiness → EU export performance</w:t>
+              <w:t xml:space="preserve">Consistency</w:t>
             </w:r>
           </w:p>
         </w:tc>
@@ -1619,13 +2390,86 @@
             <w:r>
               <w:t xml:space="preserve">[ ]</w:t>
             </w:r>
+          </w:p>
+        </w:tc>
+        <w:tc>
+          <w:tcPr/>
+          <w:p>
+            <w:pPr>
+              <w:pStyle w:val="Compact"/>
+              <w:jc w:val="left"/>
+            </w:pPr>
+            <w:r>
+              <w:t xml:space="preserve">[ ]</w:t>
+            </w:r>
+          </w:p>
+        </w:tc>
+      </w:tr>
+      <w:tr>
+        <w:tc>
+          <w:tcPr/>
+          <w:p>
+            <w:pPr>
+              <w:pStyle w:val="Compact"/>
+              <w:jc w:val="left"/>
+            </w:pPr>
+            <w:r>
+              <w:t xml:space="preserve">Solution coverage / consistency</w:t>
+            </w:r>
+          </w:p>
+        </w:tc>
+        <w:tc>
+          <w:tcPr/>
+          <w:p>
+            <w:pPr>
+              <w:pStyle w:val="Compact"/>
+              <w:jc w:val="left"/>
+            </w:pPr>
+            <w:r>
+              <w:t xml:space="preserve">[ ] / [ ]</w:t>
+            </w:r>
+          </w:p>
+        </w:tc>
+        <w:tc>
+          <w:tcPr/>
+          <w:p>
+            <w:pPr>
+              <w:pStyle w:val="Compact"/>
+            </w:pPr>
+          </w:p>
+        </w:tc>
+        <w:tc>
+          <w:tcPr/>
+          <w:p>
+            <w:pPr>
+              <w:pStyle w:val="Compact"/>
+            </w:pPr>
+          </w:p>
+        </w:tc>
+        <w:tc>
+          <w:tcPr/>
+          <w:p>
+            <w:pPr>
+              <w:pStyle w:val="Compact"/>
+              <w:jc w:val="left"/>
+            </w:pPr>
+            <w:r>
+              <w:t xml:space="preserve">[ ] / [ ]</w:t>
+            </w:r>
+          </w:p>
+        </w:tc>
+        <w:tc>
+          <w:tcPr/>
+          <w:p>
+            <w:pPr>
+              <w:pStyle w:val="Compact"/>
+            </w:pPr>
           </w:p>
         </w:tc>
       </w:tr>
     </w:tbl>
-    <w:bookmarkEnd w:id="35"/>
-    <w:bookmarkEnd w:id="36"/>
-    <w:bookmarkStart w:id="41" w:name="discussion"/>
+    <w:bookmarkEnd w:id="33"/>
+    <w:bookmarkStart w:id="38" w:name="discussion"/>
     <w:p>
       <w:pPr>
         <w:pStyle w:val="Heading1"/>
@@ -1634,7 +2478,7 @@
         <w:t xml:space="preserve">Discussion</w:t>
       </w:r>
     </w:p>
-    <w:bookmarkStart w:id="37" w:name="theoretical-implications"/>
+    <w:bookmarkStart w:id="34" w:name="theoretical-implications"/>
     <w:p>
       <w:pPr>
         <w:pStyle w:val="Heading2"/>
@@ -1648,43 +2492,43 @@
         <w:pStyle w:val="FirstParagraph"/>
       </w:pPr>
       <w:r>
-        <w:t xml:space="preserve">First, the study moves OIPT from fit</w:t>
-      </w:r>
-      <w:r>
-        <w:t xml:space="preserve"> </w:t>
-      </w:r>
-      <w:r>
-        <w:rPr>
-          <w:iCs/>
-          <w:i/>
-        </w:rPr>
-        <w:t xml:space="preserve">inside</w:t>
-      </w:r>
-      <w:r>
-        <w:t xml:space="preserve"> </w:t>
-      </w:r>
-      <w:r>
-        <w:t xml:space="preserve">a firm or dyad to fit</w:t>
-      </w:r>
-      <w:r>
-        <w:t xml:space="preserve"> </w:t>
-      </w:r>
-      <w:r>
-        <w:rPr>
-          <w:iCs/>
-          <w:i/>
-        </w:rPr>
-        <w:t xml:space="preserve">imposed from outside</w:t>
-      </w:r>
-      <w:r>
-        <w:t xml:space="preserve"> </w:t>
-      </w:r>
-      <w:r>
-        <w:t xml:space="preserve">by regulation and transmitted through buyers. In this setting the firm does not choose its requirements; it chooses only whether to build capacity, and through which channel. Second, data-appropriation concern adds a relational condition that OIPT has largely left implicit: lateral capacity requires a willingness to give data away, and that willingness depends on how the receiver might use the data (Fawcett et al., 2007; Gualandris et al., 2021). Third, the H5a/H5b test speaks to the supply chain transparency literature (Montecchi et al., 2021; Sodhi &amp; Tang, 2019). If readiness is decoupled from circular capability, the passport risks becoming traceability without circularity: compliance data that sit in a registry while material still flows to landfill. Fourth, the findings clarify a trade-off central to supply chain design. Building passport capacity consumes scarce managerial attention and capital that small exporters would otherwise spend on cost, speed and quality, which are the operational foundations of their competitiveness. If readiness pays off through EU export performance, sustainability and operational excellence reinforce each other. If it does not, the passport imposes a compliance cost that the weakest suppliers can least afford.</w:t>
-      </w:r>
-    </w:p>
-    <w:bookmarkEnd w:id="37"/>
-    <w:bookmarkStart w:id="38" w:name="managerial-implications"/>
+        <w:t xml:space="preserve">First, the study moves OIPT from asking whether capacity</w:t>
+      </w:r>
+      <w:r>
+        <w:t xml:space="preserve"> </w:t>
+      </w:r>
+      <w:r>
+        <w:rPr>
+          <w:iCs/>
+          <w:i/>
+        </w:rPr>
+        <w:t xml:space="preserve">fits</w:t>
+      </w:r>
+      <w:r>
+        <w:t xml:space="preserve"> </w:t>
+      </w:r>
+      <w:r>
+        <w:t xml:space="preserve">requirements to asking</w:t>
+      </w:r>
+      <w:r>
+        <w:t xml:space="preserve"> </w:t>
+      </w:r>
+      <w:r>
+        <w:rPr>
+          <w:iCs/>
+          <w:i/>
+        </w:rPr>
+        <w:t xml:space="preserve">which combinations</w:t>
+      </w:r>
+      <w:r>
+        <w:t xml:space="preserve"> </w:t>
+      </w:r>
+      <w:r>
+        <w:t xml:space="preserve">produce fit under externally imposed, multi-tier requirements. Galbraith’s (1974) design alternatives become empirically visible routes: suppliers can own their information or negotiate for it, but either route needs digital capture. Second, data-appropriation concern explains why buyer pressure, the main lever brands use, can fail: pressure creates readiness only where suppliers trust how their data will be used (Fawcett et al., 2007; Gualandris et al., 2021). Third, the decoupling test speaks to the supply chain transparency literature (Montecchi et al., 2021; Sodhi &amp; Tang, 2019). If readiness is not sufficient for circular capability, the passport risks becoming traceability without circularity: compliance data that sit in a registry while material still flows to landfill. Fourth, the findings clarify a design trade-off. Building passport capacity consumes managerial attention and capital that small exporters would otherwise spend on cost, speed and quality. Equifinality means there is more than one way to pay that price, and firms can choose the route that fits their structure.</w:t>
+      </w:r>
+    </w:p>
+    <w:bookmarkEnd w:id="34"/>
+    <w:bookmarkStart w:id="35" w:name="managerial-implications"/>
     <w:p>
       <w:pPr>
         <w:pStyle w:val="Heading2"/>
@@ -1718,13 +2562,13 @@
           <w:bCs/>
           <w:b/>
         </w:rPr>
-        <w:t xml:space="preserve">The passport is a supply chain design decision, not a software purchase.</w:t>
-      </w:r>
-      <w:r>
-        <w:t xml:space="preserve"> </w:t>
-      </w:r>
-      <w:r>
-        <w:t xml:space="preserve">Readiness depends on [upstream data sharing at least as much as on systems]. Map which tier holds each passport data field before buying a platform.</w:t>
+        <w:t xml:space="preserve">There is more than one route to a passport.</w:t>
+      </w:r>
+      <w:r>
+        <w:t xml:space="preserve"> </w:t>
+      </w:r>
+      <w:r>
+        <w:t xml:space="preserve">Integrated firms can build on ownership of their stages; smaller firms can get there through partnerships with upstream suppliers. Both routes need digital capture of the data.</w:t>
       </w:r>
     </w:p>
     <w:p>
@@ -1740,13 +2584,13 @@
           <w:bCs/>
           <w:b/>
         </w:rPr>
-        <w:t xml:space="preserve">Fix trust before technology.</w:t>
-      </w:r>
-      <w:r>
-        <w:t xml:space="preserve"> </w:t>
-      </w:r>
-      <w:r>
-        <w:t xml:space="preserve">Where suppliers fear their data will be used against them, buyer pressure produces [less] sharing. Brands that limit how they use supplier data, share verification costs or pay for verified data will get better passports.</w:t>
+        <w:t xml:space="preserve">Map before you buy.</w:t>
+      </w:r>
+      <w:r>
+        <w:t xml:space="preserve"> </w:t>
+      </w:r>
+      <w:r>
+        <w:t xml:space="preserve">Identify which tier holds each passport data field before investing in a platform. Software alone [did not] produce readiness in our data.</w:t>
       </w:r>
     </w:p>
     <w:p>
@@ -1762,13 +2606,13 @@
           <w:bCs/>
           <w:b/>
         </w:rPr>
-        <w:t xml:space="preserve">Use the data, not just file it.</w:t>
-      </w:r>
-      <w:r>
-        <w:t xml:space="preserve"> </w:t>
-      </w:r>
-      <w:r>
-        <w:t xml:space="preserve">Readiness pays off in circular capability [only when] firms use passport data for their own decisions on waste, recycled inputs and unsold stock.</w:t>
+        <w:t xml:space="preserve">Fix trust before technology.</w:t>
+      </w:r>
+      <w:r>
+        <w:t xml:space="preserve"> </w:t>
+      </w:r>
+      <w:r>
+        <w:t xml:space="preserve">Where suppliers fear their data will be misused, buyer pressure [backfired]. Brands that limit how they use supplier data, share verification costs or pay for verified data will get better passports.</w:t>
       </w:r>
     </w:p>
     <w:p>
@@ -1784,13 +2628,23 @@
           <w:bCs/>
           <w:b/>
         </w:rPr>
-        <w:t xml:space="preserve">Start now.</w:t>
-      </w:r>
-      <w:r>
-        <w:t xml:space="preserve"> </w:t>
-      </w:r>
-      <w:r>
-        <w:t xml:space="preserve">The data fields will be fixed in 2027, but the capacity to fill them takes years to build across tiers.</w:t>
+        <w:t xml:space="preserve">Use the data, not just file it.</w:t>
+      </w:r>
+      <w:r>
+        <w:t xml:space="preserve"> </w:t>
+      </w:r>
+      <w:r>
+        <w:t xml:space="preserve">Readiness led to circular capability [only when combined with …].</w:t>
+      </w:r>
+    </w:p>
+    <w:bookmarkEnd w:id="35"/>
+    <w:bookmarkStart w:id="36" w:name="policy-implications"/>
+    <w:p>
+      <w:pPr>
+        <w:pStyle w:val="Heading2"/>
+      </w:pPr>
+      <w:r>
+        <w:t xml:space="preserve">Policy Implications</w:t>
       </w:r>
     </w:p>
     <w:p>
@@ -1798,43 +2652,36 @@
         <w:pStyle w:val="FirstParagraph"/>
       </w:pPr>
       <w:r>
-        <w:t xml:space="preserve">For</w:t>
-      </w:r>
-      <w:r>
-        <w:t xml:space="preserve"> </w:t>
-      </w:r>
-      <w:r>
-        <w:rPr>
-          <w:bCs/>
-          <w:b/>
-        </w:rPr>
-        <w:t xml:space="preserve">suppliers</w:t>
-      </w:r>
-      <w:r>
-        <w:t xml:space="preserve">, the analysis shows whether investing in systems, in upstream relationships, or in both yields readiness. For</w:t>
-      </w:r>
-      <w:r>
-        <w:t xml:space="preserve"> </w:t>
-      </w:r>
-      <w:r>
-        <w:rPr>
-          <w:bCs/>
-          <w:b/>
-        </w:rPr>
-        <w:t xml:space="preserve">brands</w:t>
-      </w:r>
-      <w:r>
-        <w:t xml:space="preserve">, the appropriation-concern results matter for how data requests are designed. For both, the readiness scale (Online Appendix A) can serve as a self-diagnostic before the delegated act fixes the data fields.</w:t>
-      </w:r>
-    </w:p>
+        <w:t xml:space="preserve">The passport shifts information-processing costs upstream, to the actors least able to bear them. If the networked route depends on trust and digital capture that small sub-suppliers cannot provide alone, the passport could concentrate EU sourcing among large, vertically integrated exporters. Two levers follow. First, shared data infrastructure, such as cluster-level traceability platforms in Tiruppur or Ludhiana run by industry associations, lowers the fixed cost of digital capture. Second, enforceable data-use safeguards, built into the passport’s access rights or into the EU–India agreement’s sustainability chapter, lower appropriation concern.</w:t>
+      </w:r>
+    </w:p>
+    <w:bookmarkEnd w:id="36"/>
+    <w:bookmarkStart w:id="37" w:name="limitations-and-future-research"/>
+    <w:p>
+      <w:pPr>
+        <w:pStyle w:val="Heading2"/>
+      </w:pPr>
+      <w:r>
+        <w:t xml:space="preserve">Limitations and Future Research</w:t>
+      </w:r>
+    </w:p>
+    <w:p>
+      <w:pPr>
+        <w:pStyle w:val="FirstParagraph"/>
+      </w:pPr>
+      <w:r>
+        <w:t xml:space="preserve">fsQCA identifies set relations, not net effects, and our cross-sectional data support configurational rather than causal claims. The purposive sample of [N] firms supports analytical, not statistical, generalisation. Readiness is measured before the delegated act fixes the data fields. Our configurations are also a starting point for larger-sample tests: each route implies interaction effects that a regression or structural model could estimate across a wider population. Future research should revisit these firms once the passport is mandatory, extend the analysis to Bangladesh, Vietnam and Türkiye, and test the routes we identify with larger samples.</w:t>
+      </w:r>
+    </w:p>
+    <w:bookmarkEnd w:id="37"/>
     <w:bookmarkEnd w:id="38"/>
-    <w:bookmarkStart w:id="39" w:name="policy-implications"/>
-    <w:p>
-      <w:pPr>
-        <w:pStyle w:val="Heading2"/>
-      </w:pPr>
-      <w:r>
-        <w:t xml:space="preserve">Policy Implications</w:t>
+    <w:bookmarkStart w:id="39" w:name="conclusion"/>
+    <w:p>
+      <w:pPr>
+        <w:pStyle w:val="Heading1"/>
+      </w:pPr>
+      <w:r>
+        <w:t xml:space="preserve">Conclusion</w:t>
       </w:r>
     </w:p>
     <w:p>
@@ -1842,17 +2689,17 @@
         <w:pStyle w:val="FirstParagraph"/>
       </w:pPr>
       <w:r>
-        <w:t xml:space="preserve">The passport shifts information-processing costs upstream, to the actors least able to bear them. If readiness depends on multi-tier sharing that small sub-suppliers cannot provide, the passport could unintentionally concentrate EU sourcing among large, vertically integrated exporters. Two levers follow. First, shared data infrastructure, such as cluster-level traceability platforms in Tiruppur or Ludhiana run by industry associations, lowers the fixed cost of vertical capacity. Second, enforceable data-use safeguards, built into the passport’s access rights or into the EU–India agreement’s sustainability chapter, lower appropriation concern.</w:t>
+        <w:t xml:space="preserve">The Digital Product Passport is a supply chain design decision disguised as a compliance requirement. There is no single route to readiness, and the configurations that work depend on how a supplier is structured and whom it trusts. Our study shows [one-sentence headline finding] and points to where firms and governments should invest first.</w:t>
       </w:r>
     </w:p>
     <w:bookmarkEnd w:id="39"/>
-    <w:bookmarkStart w:id="40" w:name="limitations-and-future-research"/>
-    <w:p>
-      <w:pPr>
-        <w:pStyle w:val="Heading2"/>
-      </w:pPr>
-      <w:r>
-        <w:t xml:space="preserve">Limitations and Future Research</w:t>
+    <w:bookmarkStart w:id="40" w:name="references"/>
+    <w:p>
+      <w:pPr>
+        <w:pStyle w:val="Heading1"/>
+      </w:pPr>
+      <w:r>
+        <w:t xml:space="preserve">References</w:t>
       </w:r>
     </w:p>
     <w:p>
@@ -1860,801 +2707,701 @@
         <w:pStyle w:val="FirstParagraph"/>
       </w:pPr>
       <w:r>
-        <w:t xml:space="preserve">The design is cross-sectional across two waves and relies on single key informants, so causal claims are limited. Readiness is self-assessed before the delegated act fixes the data fields. Once the passport is mandatory, follow-up studies should link readiness to audited passport data, test generalisation to Bangladesh, Vietnam and Türkiye, and use buyer–supplier dyads to capture both sides of appropriation concern.</w:t>
+        <w:t xml:space="preserve">Adisorn, T., Tholen, L., &amp; Götz, T. (2021). Towards a digital product passport fit for contributing to a circular economy.</w:t>
+      </w:r>
+      <w:r>
+        <w:t xml:space="preserve"> </w:t>
+      </w:r>
+      <w:r>
+        <w:rPr>
+          <w:iCs/>
+          <w:i/>
+        </w:rPr>
+        <w:t xml:space="preserve">Energies, 14</w:t>
+      </w:r>
+      <w:r>
+        <w:t xml:space="preserve">(8), 2289. https://doi.org/10.3390/en14082289</w:t>
+      </w:r>
+    </w:p>
+    <w:p>
+      <w:pPr>
+        <w:pStyle w:val="BodyText"/>
+      </w:pPr>
+      <w:r>
+        <w:t xml:space="preserve">Agrawal, T. K., Kumar, V., Pal, R., Wang, L., &amp; Chen, Y. (2021). Blockchain-based framework for supply chain traceability: A case example of textile and clothing industry.</w:t>
+      </w:r>
+      <w:r>
+        <w:t xml:space="preserve"> </w:t>
+      </w:r>
+      <w:r>
+        <w:rPr>
+          <w:iCs/>
+          <w:i/>
+        </w:rPr>
+        <w:t xml:space="preserve">Computers &amp; Industrial Engineering, 154</w:t>
+      </w:r>
+      <w:r>
+        <w:t xml:space="preserve">, 107130. https://doi.org/10.1016/j.cie.2021.107130</w:t>
+      </w:r>
+    </w:p>
+    <w:p>
+      <w:pPr>
+        <w:pStyle w:val="BodyText"/>
+      </w:pPr>
+      <w:r>
+        <w:t xml:space="preserve">DiMaggio, P. J., &amp; Powell, W. W. (1983). The iron cage revisited: Institutional isomorphism and collective rationality in organizational fields.</w:t>
+      </w:r>
+      <w:r>
+        <w:t xml:space="preserve"> </w:t>
+      </w:r>
+      <w:r>
+        <w:rPr>
+          <w:iCs/>
+          <w:i/>
+        </w:rPr>
+        <w:t xml:space="preserve">American Sociological Review, 48</w:t>
+      </w:r>
+      <w:r>
+        <w:t xml:space="preserve">(2), 147–160.</w:t>
+      </w:r>
+    </w:p>
+    <w:p>
+      <w:pPr>
+        <w:pStyle w:val="BodyText"/>
+      </w:pPr>
+      <w:r>
+        <w:t xml:space="preserve">Dusa, A. (2019).</w:t>
+      </w:r>
+      <w:r>
+        <w:t xml:space="preserve"> </w:t>
+      </w:r>
+      <w:r>
+        <w:rPr>
+          <w:iCs/>
+          <w:i/>
+        </w:rPr>
+        <w:t xml:space="preserve">QCA with R: A comprehensive resource</w:t>
+      </w:r>
+      <w:r>
+        <w:t xml:space="preserve">. Springer.</w:t>
+      </w:r>
+    </w:p>
+    <w:p>
+      <w:pPr>
+        <w:pStyle w:val="BodyText"/>
+      </w:pPr>
+      <w:r>
+        <w:t xml:space="preserve">European Commission. (2026a).</w:t>
+      </w:r>
+      <w:r>
+        <w:t xml:space="preserve"> </w:t>
+      </w:r>
+      <w:r>
+        <w:rPr>
+          <w:iCs/>
+          <w:i/>
+        </w:rPr>
+        <w:t xml:space="preserve">Commission Delegated Regulation (EU) 2026/296 on derogations from the prohibition of the destruction of unsold consumer products</w:t>
+      </w:r>
+      <w:r>
+        <w:t xml:space="preserve">. Official Journal of the European Union.</w:t>
+      </w:r>
+    </w:p>
+    <w:p>
+      <w:pPr>
+        <w:pStyle w:val="BodyText"/>
+      </w:pPr>
+      <w:r>
+        <w:t xml:space="preserve">European Commission. (2026b, January 27).</w:t>
+      </w:r>
+      <w:r>
+        <w:t xml:space="preserve"> </w:t>
+      </w:r>
+      <w:r>
+        <w:rPr>
+          <w:iCs/>
+          <w:i/>
+        </w:rPr>
+        <w:t xml:space="preserve">EU and India conclude negotiations for a free trade agreement</w:t>
+      </w:r>
+      <w:r>
+        <w:t xml:space="preserve"> </w:t>
+      </w:r>
+      <w:r>
+        <w:t xml:space="preserve">[Press release].</w:t>
+      </w:r>
+    </w:p>
+    <w:p>
+      <w:pPr>
+        <w:pStyle w:val="BodyText"/>
+      </w:pPr>
+      <w:r>
+        <w:t xml:space="preserve">European Parliament and Council. (2024). Regulation (EU) 2024/1781 establishing a framework for the setting of ecodesign requirements for sustainable products.</w:t>
+      </w:r>
+      <w:r>
+        <w:t xml:space="preserve"> </w:t>
+      </w:r>
+      <w:r>
+        <w:rPr>
+          <w:iCs/>
+          <w:i/>
+        </w:rPr>
+        <w:t xml:space="preserve">Official Journal of the European Union</w:t>
+      </w:r>
+      <w:r>
+        <w:t xml:space="preserve">, L 2024/1781.</w:t>
+      </w:r>
+    </w:p>
+    <w:p>
+      <w:pPr>
+        <w:pStyle w:val="BodyText"/>
+      </w:pPr>
+      <w:r>
+        <w:t xml:space="preserve">European Parliament and Council. (2025). Directive (EU) 2025/1892 amending Directive 2008/98/EC on waste.</w:t>
+      </w:r>
+      <w:r>
+        <w:t xml:space="preserve"> </w:t>
+      </w:r>
+      <w:r>
+        <w:rPr>
+          <w:iCs/>
+          <w:i/>
+        </w:rPr>
+        <w:t xml:space="preserve">Official Journal of the European Union</w:t>
+      </w:r>
+      <w:r>
+        <w:t xml:space="preserve">.</w:t>
+      </w:r>
+    </w:p>
+    <w:p>
+      <w:pPr>
+        <w:pStyle w:val="BodyText"/>
+      </w:pPr>
+      <w:r>
+        <w:t xml:space="preserve">European Parliamentary Research Service. (2024).</w:t>
+      </w:r>
+      <w:r>
+        <w:t xml:space="preserve"> </w:t>
+      </w:r>
+      <w:r>
+        <w:rPr>
+          <w:iCs/>
+          <w:i/>
+        </w:rPr>
+        <w:t xml:space="preserve">Digital product passport for the textile sector</w:t>
+      </w:r>
+      <w:r>
+        <w:t xml:space="preserve"> </w:t>
+      </w:r>
+      <w:r>
+        <w:t xml:space="preserve">(PE 757.808). Panel for the Future of Science and Technology.</w:t>
+      </w:r>
+    </w:p>
+    <w:p>
+      <w:pPr>
+        <w:pStyle w:val="BodyText"/>
+      </w:pPr>
+      <w:r>
+        <w:t xml:space="preserve">Fawcett, S. E., Osterhaus, P., Magnan, G. M., Brau, J. C., &amp; McCarter, M. W. (2007). Information sharing and supply chain performance: The role of connectivity and willingness.</w:t>
+      </w:r>
+      <w:r>
+        <w:t xml:space="preserve"> </w:t>
+      </w:r>
+      <w:r>
+        <w:rPr>
+          <w:iCs/>
+          <w:i/>
+        </w:rPr>
+        <w:t xml:space="preserve">Supply Chain Management: An International Journal, 12</w:t>
+      </w:r>
+      <w:r>
+        <w:t xml:space="preserve">(5), 358–368.</w:t>
+      </w:r>
+    </w:p>
+    <w:p>
+      <w:pPr>
+        <w:pStyle w:val="BodyText"/>
+      </w:pPr>
+      <w:r>
+        <w:t xml:space="preserve">Fawcett, S. E., &amp; Waller, M. A. (2011). Making sense out of chaos? Why theory is relevant to supply chain research.</w:t>
+      </w:r>
+      <w:r>
+        <w:t xml:space="preserve"> </w:t>
+      </w:r>
+      <w:r>
+        <w:rPr>
+          <w:iCs/>
+          <w:i/>
+        </w:rPr>
+        <w:t xml:space="preserve">Journal of Business Logistics, 32</w:t>
+      </w:r>
+      <w:r>
+        <w:t xml:space="preserve">(1), 1–5.</w:t>
+      </w:r>
+    </w:p>
+    <w:p>
+      <w:pPr>
+        <w:pStyle w:val="BodyText"/>
+      </w:pPr>
+      <w:r>
+        <w:t xml:space="preserve">Fiss, P. C. (2011). Building better causal theories: A fuzzy set approach to typologies in organization research.</w:t>
+      </w:r>
+      <w:r>
+        <w:t xml:space="preserve"> </w:t>
+      </w:r>
+      <w:r>
+        <w:rPr>
+          <w:iCs/>
+          <w:i/>
+        </w:rPr>
+        <w:t xml:space="preserve">Academy of Management Journal, 54</w:t>
+      </w:r>
+      <w:r>
+        <w:t xml:space="preserve">(2), 393–420.</w:t>
+      </w:r>
+    </w:p>
+    <w:p>
+      <w:pPr>
+        <w:pStyle w:val="BodyText"/>
+      </w:pPr>
+      <w:r>
+        <w:t xml:space="preserve">Galbraith, J. R. (1974). Organization design: An information processing view.</w:t>
+      </w:r>
+      <w:r>
+        <w:t xml:space="preserve"> </w:t>
+      </w:r>
+      <w:r>
+        <w:rPr>
+          <w:iCs/>
+          <w:i/>
+        </w:rPr>
+        <w:t xml:space="preserve">Interfaces, 4</w:t>
+      </w:r>
+      <w:r>
+        <w:t xml:space="preserve">(3), 28–36.</w:t>
+      </w:r>
+    </w:p>
+    <w:p>
+      <w:pPr>
+        <w:pStyle w:val="BodyText"/>
+      </w:pPr>
+      <w:r>
+        <w:t xml:space="preserve">Greckhamer, T., Furnari, S., Fiss, P. C., &amp; Aguilera, R. V. (2018). Studying configurations with qualitative comparative analysis: Best practices in strategy and organization research.</w:t>
+      </w:r>
+      <w:r>
+        <w:t xml:space="preserve"> </w:t>
+      </w:r>
+      <w:r>
+        <w:rPr>
+          <w:iCs/>
+          <w:i/>
+        </w:rPr>
+        <w:t xml:space="preserve">Strategic Organization, 16</w:t>
+      </w:r>
+      <w:r>
+        <w:t xml:space="preserve">(4), 482–495.</w:t>
+      </w:r>
+    </w:p>
+    <w:p>
+      <w:pPr>
+        <w:pStyle w:val="BodyText"/>
+      </w:pPr>
+      <w:r>
+        <w:t xml:space="preserve">Gualandris, J., Longoni, A., Luzzini, D., &amp; Pagell, M. (2021). The association between supply chain structure and transparency: A large-scale empirical study.</w:t>
+      </w:r>
+      <w:r>
+        <w:t xml:space="preserve"> </w:t>
+      </w:r>
+      <w:r>
+        <w:rPr>
+          <w:iCs/>
+          <w:i/>
+        </w:rPr>
+        <w:t xml:space="preserve">Journal of Operations Management, 67</w:t>
+      </w:r>
+      <w:r>
+        <w:t xml:space="preserve">(7), 803–827.</w:t>
+      </w:r>
+    </w:p>
+    <w:p>
+      <w:pPr>
+        <w:pStyle w:val="BodyText"/>
+      </w:pPr>
+      <w:r>
+        <w:t xml:space="preserve">Jensen, S. F., Kristensen, J. H., Adamsen, S., Christensen, A., &amp; Waehrens, B. V. (2023). Digital product passports for a circular economy: Data needs for product life cycle decision-making.</w:t>
+      </w:r>
+      <w:r>
+        <w:t xml:space="preserve"> </w:t>
+      </w:r>
+      <w:r>
+        <w:rPr>
+          <w:iCs/>
+          <w:i/>
+        </w:rPr>
+        <w:t xml:space="preserve">Sustainable Production and Consumption, 37</w:t>
+      </w:r>
+      <w:r>
+        <w:t xml:space="preserve">, 242–255. https://doi.org/10.1016/j.spc.2023.02.021</w:t>
+      </w:r>
+    </w:p>
+    <w:p>
+      <w:pPr>
+        <w:pStyle w:val="BodyText"/>
+      </w:pPr>
+      <w:r>
+        <w:t xml:space="preserve">Kembro, J., Näslund, D., &amp; Olhager, J. (2017). Information sharing across multiple supply chain tiers: A Delphi study on antecedents.</w:t>
+      </w:r>
+      <w:r>
+        <w:t xml:space="preserve"> </w:t>
+      </w:r>
+      <w:r>
+        <w:rPr>
+          <w:iCs/>
+          <w:i/>
+        </w:rPr>
+        <w:t xml:space="preserve">International Journal of Production Economics, 193</w:t>
+      </w:r>
+      <w:r>
+        <w:t xml:space="preserve">, 77–86.</w:t>
+      </w:r>
+    </w:p>
+    <w:p>
+      <w:pPr>
+        <w:pStyle w:val="BodyText"/>
+      </w:pPr>
+      <w:r>
+        <w:t xml:space="preserve">King, M. R. N., Timms, P. D., &amp; Mountney, S. (2023). A proposed universal definition of a Digital Product Passport Ecosystem (DPPE): Worldviews, discrete capabilities, stakeholder requirements and concerns.</w:t>
+      </w:r>
+      <w:r>
+        <w:t xml:space="preserve"> </w:t>
+      </w:r>
+      <w:r>
+        <w:rPr>
+          <w:iCs/>
+          <w:i/>
+        </w:rPr>
+        <w:t xml:space="preserve">Journal of Cleaner Production, 384</w:t>
+      </w:r>
+      <w:r>
+        <w:t xml:space="preserve">, 135538. https://doi.org/10.1016/j.jclepro.2022.135538</w:t>
+      </w:r>
+    </w:p>
+    <w:p>
+      <w:pPr>
+        <w:pStyle w:val="BodyText"/>
+      </w:pPr>
+      <w:r>
+        <w:t xml:space="preserve">Kouhizadeh, M., Saberi, S., &amp; Sarkis, J. (2021). Blockchain technology and the sustainable supply chain: Theoretically exploring adoption barriers.</w:t>
+      </w:r>
+      <w:r>
+        <w:t xml:space="preserve"> </w:t>
+      </w:r>
+      <w:r>
+        <w:rPr>
+          <w:iCs/>
+          <w:i/>
+        </w:rPr>
+        <w:t xml:space="preserve">International Journal of Production Economics, 231</w:t>
+      </w:r>
+      <w:r>
+        <w:t xml:space="preserve">, 107831.</w:t>
+      </w:r>
+    </w:p>
+    <w:p>
+      <w:pPr>
+        <w:pStyle w:val="BodyText"/>
+      </w:pPr>
+      <w:r>
+        <w:t xml:space="preserve">Meyer, J. W., &amp; Rowan, B. (1977). Institutionalized organizations: Formal structure as myth and ceremony.</w:t>
+      </w:r>
+      <w:r>
+        <w:t xml:space="preserve"> </w:t>
+      </w:r>
+      <w:r>
+        <w:rPr>
+          <w:iCs/>
+          <w:i/>
+        </w:rPr>
+        <w:t xml:space="preserve">American Journal of Sociology, 83</w:t>
+      </w:r>
+      <w:r>
+        <w:t xml:space="preserve">(2), 340–363.</w:t>
+      </w:r>
+    </w:p>
+    <w:p>
+      <w:pPr>
+        <w:pStyle w:val="BodyText"/>
+      </w:pPr>
+      <w:r>
+        <w:t xml:space="preserve">Misangyi, V. F., Greckhamer, T., Furnari, S., Fiss, P. C., Crilly, D., &amp; Aguilera, R. (2017). Embracing causal complexity: The emergence of a neo-configurational perspective.</w:t>
+      </w:r>
+      <w:r>
+        <w:t xml:space="preserve"> </w:t>
+      </w:r>
+      <w:r>
+        <w:rPr>
+          <w:iCs/>
+          <w:i/>
+        </w:rPr>
+        <w:t xml:space="preserve">Journal of Management, 43</w:t>
+      </w:r>
+      <w:r>
+        <w:t xml:space="preserve">(1), 255–282.</w:t>
+      </w:r>
+    </w:p>
+    <w:p>
+      <w:pPr>
+        <w:pStyle w:val="BodyText"/>
+      </w:pPr>
+      <w:r>
+        <w:t xml:space="preserve">Montecchi, M., Plangger, K., &amp; West, D. C. (2021). Supply chain transparency: A bibliometric review and research agenda.</w:t>
+      </w:r>
+      <w:r>
+        <w:t xml:space="preserve"> </w:t>
+      </w:r>
+      <w:r>
+        <w:rPr>
+          <w:iCs/>
+          <w:i/>
+        </w:rPr>
+        <w:t xml:space="preserve">International Journal of Production Economics, 238</w:t>
+      </w:r>
+      <w:r>
+        <w:t xml:space="preserve">, 108152.</w:t>
+      </w:r>
+    </w:p>
+    <w:p>
+      <w:pPr>
+        <w:pStyle w:val="BodyText"/>
+      </w:pPr>
+      <w:r>
+        <w:t xml:space="preserve">Podsakoff, P. M., MacKenzie, S. B., Lee, J.-Y., &amp; Podsakoff, N. P. (2003). Common method biases in behavioral research: A critical review of the literature and recommended remedies.</w:t>
+      </w:r>
+      <w:r>
+        <w:t xml:space="preserve"> </w:t>
+      </w:r>
+      <w:r>
+        <w:rPr>
+          <w:iCs/>
+          <w:i/>
+        </w:rPr>
+        <w:t xml:space="preserve">Journal of Applied Psychology, 88</w:t>
+      </w:r>
+      <w:r>
+        <w:t xml:space="preserve">(5), 879–903.</w:t>
+      </w:r>
+    </w:p>
+    <w:p>
+      <w:pPr>
+        <w:pStyle w:val="BodyText"/>
+      </w:pPr>
+      <w:r>
+        <w:t xml:space="preserve">Premkumar, G., Ramamurthy, K., &amp; Saunders, C. S. (2005). Information processing view of organizations: An exploratory examination of fit in the context of interorganizational relationships.</w:t>
+      </w:r>
+      <w:r>
+        <w:t xml:space="preserve"> </w:t>
+      </w:r>
+      <w:r>
+        <w:rPr>
+          <w:iCs/>
+          <w:i/>
+        </w:rPr>
+        <w:t xml:space="preserve">Journal of Management Information Systems, 22</w:t>
+      </w:r>
+      <w:r>
+        <w:t xml:space="preserve">(1), 257–294.</w:t>
+      </w:r>
+    </w:p>
+    <w:p>
+      <w:pPr>
+        <w:pStyle w:val="BodyText"/>
+      </w:pPr>
+      <w:r>
+        <w:t xml:space="preserve">Ragin, C. C. (2008).</w:t>
+      </w:r>
+      <w:r>
+        <w:t xml:space="preserve"> </w:t>
+      </w:r>
+      <w:r>
+        <w:rPr>
+          <w:iCs/>
+          <w:i/>
+        </w:rPr>
+        <w:t xml:space="preserve">Redesigning social inquiry: Fuzzy sets and beyond</w:t>
+      </w:r>
+      <w:r>
+        <w:t xml:space="preserve">. University of Chicago Press.</w:t>
+      </w:r>
+    </w:p>
+    <w:p>
+      <w:pPr>
+        <w:pStyle w:val="BodyText"/>
+      </w:pPr>
+      <w:r>
+        <w:t xml:space="preserve">Reuters. (2026, January). India’s textile exporters pin hopes on EU deal after US tariff blow.</w:t>
+      </w:r>
+      <w:r>
+        <w:t xml:space="preserve"> </w:t>
+      </w:r>
+      <w:r>
+        <w:rPr>
+          <w:iCs/>
+          <w:i/>
+        </w:rPr>
+        <w:t xml:space="preserve">Reuters</w:t>
+      </w:r>
+      <w:r>
+        <w:t xml:space="preserve">.</w:t>
+      </w:r>
+    </w:p>
+    <w:p>
+      <w:pPr>
+        <w:pStyle w:val="BodyText"/>
+      </w:pPr>
+      <w:r>
+        <w:t xml:space="preserve">Schneider, C. Q., &amp; Wagemann, C. (2012).</w:t>
+      </w:r>
+      <w:r>
+        <w:t xml:space="preserve"> </w:t>
+      </w:r>
+      <w:r>
+        <w:rPr>
+          <w:iCs/>
+          <w:i/>
+        </w:rPr>
+        <w:t xml:space="preserve">Set-theoretic methods for the social sciences: A guide to qualitative comparative analysis</w:t>
+      </w:r>
+      <w:r>
+        <w:t xml:space="preserve">. Cambridge University Press.</w:t>
+      </w:r>
+    </w:p>
+    <w:p>
+      <w:pPr>
+        <w:pStyle w:val="BodyText"/>
+      </w:pPr>
+      <w:r>
+        <w:t xml:space="preserve">Sodhi, M. S., &amp; Tang, C. S. (2019). Research opportunities in supply chain transparency.</w:t>
+      </w:r>
+      <w:r>
+        <w:t xml:space="preserve"> </w:t>
+      </w:r>
+      <w:r>
+        <w:rPr>
+          <w:iCs/>
+          <w:i/>
+        </w:rPr>
+        <w:t xml:space="preserve">Production and Operations Management, 28</w:t>
+      </w:r>
+      <w:r>
+        <w:t xml:space="preserve">(12), 2946–2959.</w:t>
+      </w:r>
+    </w:p>
+    <w:p>
+      <w:pPr>
+        <w:pStyle w:val="BodyText"/>
+      </w:pPr>
+      <w:r>
+        <w:t xml:space="preserve">Srinivasan, R., &amp; Swink, M. (2018). An investigation of visibility and flexibility as complements to supply chain analytics: An organizational information processing theory perspective.</w:t>
+      </w:r>
+      <w:r>
+        <w:t xml:space="preserve"> </w:t>
+      </w:r>
+      <w:r>
+        <w:rPr>
+          <w:iCs/>
+          <w:i/>
+        </w:rPr>
+        <w:t xml:space="preserve">Production and Operations Management, 27</w:t>
+      </w:r>
+      <w:r>
+        <w:t xml:space="preserve">(10), 1849–1867. https://doi.org/10.1111/poms.12746</w:t>
+      </w:r>
+    </w:p>
+    <w:p>
+      <w:pPr>
+        <w:pStyle w:val="BodyText"/>
+      </w:pPr>
+      <w:r>
+        <w:t xml:space="preserve">Tushman, M. L., &amp; Nadler, D. A. (1978). Information processing as an integrating concept in organizational design.</w:t>
+      </w:r>
+      <w:r>
+        <w:t xml:space="preserve"> </w:t>
+      </w:r>
+      <w:r>
+        <w:rPr>
+          <w:iCs/>
+          <w:i/>
+        </w:rPr>
+        <w:t xml:space="preserve">Academy of Management Review, 3</w:t>
+      </w:r>
+      <w:r>
+        <w:t xml:space="preserve">(3), 613–624.</w:t>
+      </w:r>
+    </w:p>
+    <w:p>
+      <w:pPr>
+        <w:pStyle w:val="BodyText"/>
+      </w:pPr>
+      <w:r>
+        <w:t xml:space="preserve">Villena, V. H., &amp; Gioia, D. A. (2018). On the riskiness of lower-tier suppliers: Managing sustainability in supply networks.</w:t>
+      </w:r>
+      <w:r>
+        <w:t xml:space="preserve"> </w:t>
+      </w:r>
+      <w:r>
+        <w:rPr>
+          <w:iCs/>
+          <w:i/>
+        </w:rPr>
+        <w:t xml:space="preserve">Journal of Operations Management, 64</w:t>
+      </w:r>
+      <w:r>
+        <w:t xml:space="preserve">, 65–87.</w:t>
+      </w:r>
+    </w:p>
+    <w:p>
+      <w:pPr>
+        <w:pStyle w:val="BodyText"/>
+      </w:pPr>
+      <w:r>
+        <w:t xml:space="preserve">Wilhelm, M. M., Blome, C., Bhakoo, V., &amp; Paulraj, A. (2016). Sustainability in multi-tier supply chains: Understanding the double agency role of the first-tier supplier.</w:t>
+      </w:r>
+      <w:r>
+        <w:t xml:space="preserve"> </w:t>
+      </w:r>
+      <w:r>
+        <w:rPr>
+          <w:iCs/>
+          <w:i/>
+        </w:rPr>
+        <w:t xml:space="preserve">Journal of Operations Management, 41</w:t>
+      </w:r>
+      <w:r>
+        <w:t xml:space="preserve">, 42–60.</w:t>
+      </w:r>
+    </w:p>
+    <w:p>
+      <w:pPr>
+        <w:pStyle w:val="BodyText"/>
+      </w:pPr>
+      <w:r>
+        <w:t xml:space="preserve">Zhu, Q., &amp; Sarkis, J. (2007). The moderating effects of institutional pressures on emergent green supply chain practices and performance.</w:t>
+      </w:r>
+      <w:r>
+        <w:t xml:space="preserve"> </w:t>
+      </w:r>
+      <w:r>
+        <w:rPr>
+          <w:iCs/>
+          <w:i/>
+        </w:rPr>
+        <w:t xml:space="preserve">International Journal of Production Research, 45</w:t>
+      </w:r>
+      <w:r>
+        <w:t xml:space="preserve">(18–19), 4333–4355.</w:t>
       </w:r>
     </w:p>
     <w:bookmarkEnd w:id="40"/>
-    <w:bookmarkEnd w:id="41"/>
-    <w:bookmarkStart w:id="42" w:name="conclusion"/>
-    <w:p>
-      <w:pPr>
-        <w:pStyle w:val="Heading1"/>
-      </w:pPr>
-      <w:r>
-        <w:t xml:space="preserve">Conclusion</w:t>
-      </w:r>
-    </w:p>
-    <w:p>
-      <w:pPr>
-        <w:pStyle w:val="FirstParagraph"/>
-      </w:pPr>
-      <w:r>
-        <w:t xml:space="preserve">The Digital Product Passport is a supply chain design decision disguised as a compliance requirement. Whether it becomes a tool for circularity or a new barrier to trade will be decided in the next eighteen months, in supplier factories far from Brussels. Our study shows [one-sentence headline finding] and points to where firms and governments should invest first.</w:t>
-      </w:r>
-    </w:p>
-    <w:bookmarkEnd w:id="42"/>
-    <w:bookmarkStart w:id="43" w:name="references"/>
-    <w:p>
-      <w:pPr>
-        <w:pStyle w:val="Heading1"/>
-      </w:pPr>
-      <w:r>
-        <w:t xml:space="preserve">References</w:t>
-      </w:r>
-    </w:p>
-    <w:p>
-      <w:pPr>
-        <w:pStyle w:val="FirstParagraph"/>
-      </w:pPr>
-      <w:r>
-        <w:t xml:space="preserve">Adisorn, T., Tholen, L., &amp; Götz, T. (2021). Towards a digital product passport fit for contributing to a circular economy.</w:t>
-      </w:r>
-      <w:r>
-        <w:t xml:space="preserve"> </w:t>
-      </w:r>
-      <w:r>
-        <w:rPr>
-          <w:iCs/>
-          <w:i/>
-        </w:rPr>
-        <w:t xml:space="preserve">Energies, 14</w:t>
-      </w:r>
-      <w:r>
-        <w:t xml:space="preserve">(8), 2289. https://doi.org/10.3390/en14082289</w:t>
-      </w:r>
-    </w:p>
-    <w:p>
-      <w:pPr>
-        <w:pStyle w:val="BodyText"/>
-      </w:pPr>
-      <w:r>
-        <w:t xml:space="preserve">Agrawal, T. K., Kumar, V., Pal, R., Wang, L., &amp; Chen, Y. (2021). Blockchain-based framework for supply chain traceability: A case example of textile and clothing industry.</w:t>
-      </w:r>
-      <w:r>
-        <w:t xml:space="preserve"> </w:t>
-      </w:r>
-      <w:r>
-        <w:rPr>
-          <w:iCs/>
-          <w:i/>
-        </w:rPr>
-        <w:t xml:space="preserve">Computers &amp; Industrial Engineering, 154</w:t>
-      </w:r>
-      <w:r>
-        <w:t xml:space="preserve">, 107130. https://doi.org/10.1016/j.cie.2021.107130</w:t>
-      </w:r>
-    </w:p>
-    <w:p>
-      <w:pPr>
-        <w:pStyle w:val="BodyText"/>
-      </w:pPr>
-      <w:r>
-        <w:t xml:space="preserve">Anderson, J. C., &amp; Gerbing, D. W. (1988). Structural equation modeling in practice: A review and recommended two-step approach.</w:t>
-      </w:r>
-      <w:r>
-        <w:t xml:space="preserve"> </w:t>
-      </w:r>
-      <w:r>
-        <w:rPr>
-          <w:iCs/>
-          <w:i/>
-        </w:rPr>
-        <w:t xml:space="preserve">Psychological Bulletin, 103</w:t>
-      </w:r>
-      <w:r>
-        <w:t xml:space="preserve">(3), 411–423.</w:t>
-      </w:r>
-    </w:p>
-    <w:p>
-      <w:pPr>
-        <w:pStyle w:val="BodyText"/>
-      </w:pPr>
-      <w:r>
-        <w:t xml:space="preserve">Armstrong, J. S., &amp; Overton, T. S. (1977). Estimating nonresponse bias in mail surveys.</w:t>
-      </w:r>
-      <w:r>
-        <w:t xml:space="preserve"> </w:t>
-      </w:r>
-      <w:r>
-        <w:rPr>
-          <w:iCs/>
-          <w:i/>
-        </w:rPr>
-        <w:t xml:space="preserve">Journal of Marketing Research, 14</w:t>
-      </w:r>
-      <w:r>
-        <w:t xml:space="preserve">(3), 396–402.</w:t>
-      </w:r>
-    </w:p>
-    <w:p>
-      <w:pPr>
-        <w:pStyle w:val="BodyText"/>
-      </w:pPr>
-      <w:r>
-        <w:t xml:space="preserve">DiMaggio, P. J., &amp; Powell, W. W. (1983). The iron cage revisited: Institutional isomorphism and collective rationality in organizational fields.</w:t>
-      </w:r>
-      <w:r>
-        <w:t xml:space="preserve"> </w:t>
-      </w:r>
-      <w:r>
-        <w:rPr>
-          <w:iCs/>
-          <w:i/>
-        </w:rPr>
-        <w:t xml:space="preserve">American Sociological Review, 48</w:t>
-      </w:r>
-      <w:r>
-        <w:t xml:space="preserve">(2), 147–160.</w:t>
-      </w:r>
-    </w:p>
-    <w:p>
-      <w:pPr>
-        <w:pStyle w:val="BodyText"/>
-      </w:pPr>
-      <w:r>
-        <w:t xml:space="preserve">European Commission. (2026a).</w:t>
-      </w:r>
-      <w:r>
-        <w:t xml:space="preserve"> </w:t>
-      </w:r>
-      <w:r>
-        <w:rPr>
-          <w:iCs/>
-          <w:i/>
-        </w:rPr>
-        <w:t xml:space="preserve">Commission Delegated Regulation (EU) 2026/296 on derogations from the prohibition of the destruction of unsold consumer products</w:t>
-      </w:r>
-      <w:r>
-        <w:t xml:space="preserve">. Official Journal of the European Union.</w:t>
-      </w:r>
-    </w:p>
-    <w:p>
-      <w:pPr>
-        <w:pStyle w:val="BodyText"/>
-      </w:pPr>
-      <w:r>
-        <w:t xml:space="preserve">European Commission. (2026b, January 27).</w:t>
-      </w:r>
-      <w:r>
-        <w:t xml:space="preserve"> </w:t>
-      </w:r>
-      <w:r>
-        <w:rPr>
-          <w:iCs/>
-          <w:i/>
-        </w:rPr>
-        <w:t xml:space="preserve">EU and India conclude negotiations for a free trade agreement</w:t>
-      </w:r>
-      <w:r>
-        <w:t xml:space="preserve"> </w:t>
-      </w:r>
-      <w:r>
-        <w:t xml:space="preserve">[Press release].</w:t>
-      </w:r>
-    </w:p>
-    <w:p>
-      <w:pPr>
-        <w:pStyle w:val="BodyText"/>
-      </w:pPr>
-      <w:r>
-        <w:t xml:space="preserve">European Parliament and Council. (2024). Regulation (EU) 2024/1781 establishing a framework for the setting of ecodesign requirements for sustainable products.</w:t>
-      </w:r>
-      <w:r>
-        <w:t xml:space="preserve"> </w:t>
-      </w:r>
-      <w:r>
-        <w:rPr>
-          <w:iCs/>
-          <w:i/>
-        </w:rPr>
-        <w:t xml:space="preserve">Official Journal of the European Union</w:t>
-      </w:r>
-      <w:r>
-        <w:t xml:space="preserve">, L 2024/1781.</w:t>
-      </w:r>
-    </w:p>
-    <w:p>
-      <w:pPr>
-        <w:pStyle w:val="BodyText"/>
-      </w:pPr>
-      <w:r>
-        <w:t xml:space="preserve">European Parliament and Council. (2025). Directive (EU) 2025/1892 amending Directive 2008/98/EC on waste.</w:t>
-      </w:r>
-      <w:r>
-        <w:t xml:space="preserve"> </w:t>
-      </w:r>
-      <w:r>
-        <w:rPr>
-          <w:iCs/>
-          <w:i/>
-        </w:rPr>
-        <w:t xml:space="preserve">Official Journal of the European Union</w:t>
-      </w:r>
-      <w:r>
-        <w:t xml:space="preserve">.</w:t>
-      </w:r>
-    </w:p>
-    <w:p>
-      <w:pPr>
-        <w:pStyle w:val="BodyText"/>
-      </w:pPr>
-      <w:r>
-        <w:t xml:space="preserve">European Parliamentary Research Service. (2024).</w:t>
-      </w:r>
-      <w:r>
-        <w:t xml:space="preserve"> </w:t>
-      </w:r>
-      <w:r>
-        <w:rPr>
-          <w:iCs/>
-          <w:i/>
-        </w:rPr>
-        <w:t xml:space="preserve">Digital product passport for the textile sector</w:t>
-      </w:r>
-      <w:r>
-        <w:t xml:space="preserve"> </w:t>
-      </w:r>
-      <w:r>
-        <w:t xml:space="preserve">(PE 757.808). Panel for the Future of Science and Technology.</w:t>
-      </w:r>
-    </w:p>
-    <w:p>
-      <w:pPr>
-        <w:pStyle w:val="BodyText"/>
-      </w:pPr>
-      <w:r>
-        <w:t xml:space="preserve">Fawcett, S. E., Osterhaus, P., Magnan, G. M., Brau, J. C., &amp; McCarter, M. W. (2007). Information sharing and supply chain performance: The role of connectivity and willingness.</w:t>
-      </w:r>
-      <w:r>
-        <w:t xml:space="preserve"> </w:t>
-      </w:r>
-      <w:r>
-        <w:rPr>
-          <w:iCs/>
-          <w:i/>
-        </w:rPr>
-        <w:t xml:space="preserve">Supply Chain Management: An International Journal, 12</w:t>
-      </w:r>
-      <w:r>
-        <w:t xml:space="preserve">(5), 358–368.</w:t>
-      </w:r>
-    </w:p>
-    <w:p>
-      <w:pPr>
-        <w:pStyle w:val="BodyText"/>
-      </w:pPr>
-      <w:r>
-        <w:t xml:space="preserve">Fawcett, S. E., &amp; Waller, M. A. (2011). Making sense out of chaos? Why theory is relevant to supply chain research.</w:t>
-      </w:r>
-      <w:r>
-        <w:t xml:space="preserve"> </w:t>
-      </w:r>
-      <w:r>
-        <w:rPr>
-          <w:iCs/>
-          <w:i/>
-        </w:rPr>
-        <w:t xml:space="preserve">Journal of Business Logistics, 32</w:t>
-      </w:r>
-      <w:r>
-        <w:t xml:space="preserve">(1), 1–5.</w:t>
-      </w:r>
-    </w:p>
-    <w:p>
-      <w:pPr>
-        <w:pStyle w:val="BodyText"/>
-      </w:pPr>
-      <w:r>
-        <w:t xml:space="preserve">Galbraith, J. R. (1974). Organization design: An information processing view.</w:t>
-      </w:r>
-      <w:r>
-        <w:t xml:space="preserve"> </w:t>
-      </w:r>
-      <w:r>
-        <w:rPr>
-          <w:iCs/>
-          <w:i/>
-        </w:rPr>
-        <w:t xml:space="preserve">Interfaces, 4</w:t>
-      </w:r>
-      <w:r>
-        <w:t xml:space="preserve">(3), 28–36.</w:t>
-      </w:r>
-    </w:p>
-    <w:p>
-      <w:pPr>
-        <w:pStyle w:val="BodyText"/>
-      </w:pPr>
-      <w:r>
-        <w:t xml:space="preserve">Gualandris, J., Longoni, A., Luzzini, D., &amp; Pagell, M. (2021). The association between supply chain structure and transparency: A large-scale empirical study.</w:t>
-      </w:r>
-      <w:r>
-        <w:t xml:space="preserve"> </w:t>
-      </w:r>
-      <w:r>
-        <w:rPr>
-          <w:iCs/>
-          <w:i/>
-        </w:rPr>
-        <w:t xml:space="preserve">Journal of Operations Management, 67</w:t>
-      </w:r>
-      <w:r>
-        <w:t xml:space="preserve">(7), 803–827.</w:t>
-      </w:r>
-    </w:p>
-    <w:p>
-      <w:pPr>
-        <w:pStyle w:val="BodyText"/>
-      </w:pPr>
-      <w:r>
-        <w:t xml:space="preserve">Hair, J. F., Risher, J. J., Sarstedt, M., &amp; Ringle, C. M. (2019). When to use and how to report the results of PLS-SEM.</w:t>
-      </w:r>
-      <w:r>
-        <w:t xml:space="preserve"> </w:t>
-      </w:r>
-      <w:r>
-        <w:rPr>
-          <w:iCs/>
-          <w:i/>
-        </w:rPr>
-        <w:t xml:space="preserve">European Business Review, 31</w:t>
-      </w:r>
-      <w:r>
-        <w:t xml:space="preserve">(1), 2–24.</w:t>
-      </w:r>
-    </w:p>
-    <w:p>
-      <w:pPr>
-        <w:pStyle w:val="BodyText"/>
-      </w:pPr>
-      <w:r>
-        <w:t xml:space="preserve">Hair, J. F., Howard, M. C., &amp; Nitzl, C. (2020). Assessing measurement model quality in PLS-SEM using confirmatory composite analysis.</w:t>
-      </w:r>
-      <w:r>
-        <w:t xml:space="preserve"> </w:t>
-      </w:r>
-      <w:r>
-        <w:rPr>
-          <w:iCs/>
-          <w:i/>
-        </w:rPr>
-        <w:t xml:space="preserve">Journal of Business Research, 109</w:t>
-      </w:r>
-      <w:r>
-        <w:t xml:space="preserve">, 101–110.</w:t>
-      </w:r>
-    </w:p>
-    <w:p>
-      <w:pPr>
-        <w:pStyle w:val="BodyText"/>
-      </w:pPr>
-      <w:r>
-        <w:t xml:space="preserve">Henseler, J., Ringle, C. M., &amp; Sarstedt, M. (2015). A new criterion for assessing discriminant validity in variance-based structural equation modeling.</w:t>
-      </w:r>
-      <w:r>
-        <w:t xml:space="preserve"> </w:t>
-      </w:r>
-      <w:r>
-        <w:rPr>
-          <w:iCs/>
-          <w:i/>
-        </w:rPr>
-        <w:t xml:space="preserve">Journal of the Academy of Marketing Science, 43</w:t>
-      </w:r>
-      <w:r>
-        <w:t xml:space="preserve">(1), 115–135.</w:t>
-      </w:r>
-    </w:p>
-    <w:p>
-      <w:pPr>
-        <w:pStyle w:val="BodyText"/>
-      </w:pPr>
-      <w:r>
-        <w:t xml:space="preserve">Jensen, S. F., Kristensen, J. H., Adamsen, S., Christensen, A., &amp; Waehrens, B. V. (2023). Digital product passports for a circular economy: Data needs for product life cycle decision-making.</w:t>
-      </w:r>
-      <w:r>
-        <w:t xml:space="preserve"> </w:t>
-      </w:r>
-      <w:r>
-        <w:rPr>
-          <w:iCs/>
-          <w:i/>
-        </w:rPr>
-        <w:t xml:space="preserve">Sustainable Production and Consumption, 37</w:t>
-      </w:r>
-      <w:r>
-        <w:t xml:space="preserve">, 242–255. https://doi.org/10.1016/j.spc.2023.02.021</w:t>
-      </w:r>
-    </w:p>
-    <w:p>
-      <w:pPr>
-        <w:pStyle w:val="BodyText"/>
-      </w:pPr>
-      <w:r>
-        <w:t xml:space="preserve">Jia, F., Yin, S., Chen, L., &amp; Chen, X. (2020). The circular economy in the textile and apparel industry: A systematic literature review.</w:t>
-      </w:r>
-      <w:r>
-        <w:t xml:space="preserve"> </w:t>
-      </w:r>
-      <w:r>
-        <w:rPr>
-          <w:iCs/>
-          <w:i/>
-        </w:rPr>
-        <w:t xml:space="preserve">Journal of Cleaner Production, 259</w:t>
-      </w:r>
-      <w:r>
-        <w:t xml:space="preserve">, 120728.</w:t>
-      </w:r>
-    </w:p>
-    <w:p>
-      <w:pPr>
-        <w:pStyle w:val="BodyText"/>
-      </w:pPr>
-      <w:r>
-        <w:t xml:space="preserve">Kembro, J., Näslund, D., &amp; Olhager, J. (2017). Information sharing across multiple supply chain tiers: A Delphi study on antecedents.</w:t>
-      </w:r>
-      <w:r>
-        <w:t xml:space="preserve"> </w:t>
-      </w:r>
-      <w:r>
-        <w:rPr>
-          <w:iCs/>
-          <w:i/>
-        </w:rPr>
-        <w:t xml:space="preserve">International Journal of Production Economics, 193</w:t>
-      </w:r>
-      <w:r>
-        <w:t xml:space="preserve">, 77–86.</w:t>
-      </w:r>
-    </w:p>
-    <w:p>
-      <w:pPr>
-        <w:pStyle w:val="BodyText"/>
-      </w:pPr>
-      <w:r>
-        <w:t xml:space="preserve">King, M. R. N., Timms, P. D., &amp; Mountney, S. (2023). A proposed universal definition of a Digital Product Passport Ecosystem (DPPE): Worldviews, discrete capabilities, stakeholder requirements and concerns.</w:t>
-      </w:r>
-      <w:r>
-        <w:t xml:space="preserve"> </w:t>
-      </w:r>
-      <w:r>
-        <w:rPr>
-          <w:iCs/>
-          <w:i/>
-        </w:rPr>
-        <w:t xml:space="preserve">Journal of Cleaner Production, 384</w:t>
-      </w:r>
-      <w:r>
-        <w:t xml:space="preserve">, 135538. https://doi.org/10.1016/j.jclepro.2022.135538</w:t>
-      </w:r>
-    </w:p>
-    <w:p>
-      <w:pPr>
-        <w:pStyle w:val="BodyText"/>
-      </w:pPr>
-      <w:r>
-        <w:t xml:space="preserve">Kock, N. (2015). Common method bias in PLS-SEM: A full collinearity assessment approach.</w:t>
-      </w:r>
-      <w:r>
-        <w:t xml:space="preserve"> </w:t>
-      </w:r>
-      <w:r>
-        <w:rPr>
-          <w:iCs/>
-          <w:i/>
-        </w:rPr>
-        <w:t xml:space="preserve">International Journal of e-Collaboration, 11</w:t>
-      </w:r>
-      <w:r>
-        <w:t xml:space="preserve">(4), 1–10.</w:t>
-      </w:r>
-    </w:p>
-    <w:p>
-      <w:pPr>
-        <w:pStyle w:val="BodyText"/>
-      </w:pPr>
-      <w:r>
-        <w:t xml:space="preserve">Kouhizadeh, M., Saberi, S., &amp; Sarkis, J. (2021). Blockchain technology and the sustainable supply chain: Theoretically exploring adoption barriers.</w:t>
-      </w:r>
-      <w:r>
-        <w:t xml:space="preserve"> </w:t>
-      </w:r>
-      <w:r>
-        <w:rPr>
-          <w:iCs/>
-          <w:i/>
-        </w:rPr>
-        <w:t xml:space="preserve">International Journal of Production Economics, 231</w:t>
-      </w:r>
-      <w:r>
-        <w:t xml:space="preserve">, 107831.</w:t>
-      </w:r>
-    </w:p>
-    <w:p>
-      <w:pPr>
-        <w:pStyle w:val="BodyText"/>
-      </w:pPr>
-      <w:r>
-        <w:t xml:space="preserve">Meyer, J. W., &amp; Rowan, B. (1977). Institutionalized organizations: Formal structure as myth and ceremony.</w:t>
-      </w:r>
-      <w:r>
-        <w:t xml:space="preserve"> </w:t>
-      </w:r>
-      <w:r>
-        <w:rPr>
-          <w:iCs/>
-          <w:i/>
-        </w:rPr>
-        <w:t xml:space="preserve">American Journal of Sociology, 83</w:t>
-      </w:r>
-      <w:r>
-        <w:t xml:space="preserve">(2), 340–363.</w:t>
-      </w:r>
-    </w:p>
-    <w:p>
-      <w:pPr>
-        <w:pStyle w:val="BodyText"/>
-      </w:pPr>
-      <w:r>
-        <w:t xml:space="preserve">Montecchi, M., Plangger, K., &amp; West, D. C. (2021). Supply chain transparency: A bibliometric review and research agenda.</w:t>
-      </w:r>
-      <w:r>
-        <w:t xml:space="preserve"> </w:t>
-      </w:r>
-      <w:r>
-        <w:rPr>
-          <w:iCs/>
-          <w:i/>
-        </w:rPr>
-        <w:t xml:space="preserve">International Journal of Production Economics, 238</w:t>
-      </w:r>
-      <w:r>
-        <w:t xml:space="preserve">, 108152.</w:t>
-      </w:r>
-    </w:p>
-    <w:p>
-      <w:pPr>
-        <w:pStyle w:val="BodyText"/>
-      </w:pPr>
-      <w:r>
-        <w:t xml:space="preserve">Podsakoff, P. M., MacKenzie, S. B., Lee, J.-Y., &amp; Podsakoff, N. P. (2003). Common method biases in behavioral research: A critical review of the literature and recommended remedies.</w:t>
-      </w:r>
-      <w:r>
-        <w:t xml:space="preserve"> </w:t>
-      </w:r>
-      <w:r>
-        <w:rPr>
-          <w:iCs/>
-          <w:i/>
-        </w:rPr>
-        <w:t xml:space="preserve">Journal of Applied Psychology, 88</w:t>
-      </w:r>
-      <w:r>
-        <w:t xml:space="preserve">(5), 879–903.</w:t>
-      </w:r>
-    </w:p>
-    <w:p>
-      <w:pPr>
-        <w:pStyle w:val="BodyText"/>
-      </w:pPr>
-      <w:r>
-        <w:t xml:space="preserve">Premkumar, G., Ramamurthy, K., &amp; Saunders, C. S. (2005). Information processing view of organizations: An exploratory examination of fit in the context of interorganizational relationships.</w:t>
-      </w:r>
-      <w:r>
-        <w:t xml:space="preserve"> </w:t>
-      </w:r>
-      <w:r>
-        <w:rPr>
-          <w:iCs/>
-          <w:i/>
-        </w:rPr>
-        <w:t xml:space="preserve">Journal of Management Information Systems, 22</w:t>
-      </w:r>
-      <w:r>
-        <w:t xml:space="preserve">(1), 257–294.</w:t>
-      </w:r>
-    </w:p>
-    <w:p>
-      <w:pPr>
-        <w:pStyle w:val="BodyText"/>
-      </w:pPr>
-      <w:r>
-        <w:t xml:space="preserve">Rönkkö, M., &amp; Evermann, J. (2013). A critical examination of common beliefs about partial least squares path modeling.</w:t>
-      </w:r>
-      <w:r>
-        <w:t xml:space="preserve"> </w:t>
-      </w:r>
-      <w:r>
-        <w:rPr>
-          <w:iCs/>
-          <w:i/>
-        </w:rPr>
-        <w:t xml:space="preserve">Organizational Research Methods, 16</w:t>
-      </w:r>
-      <w:r>
-        <w:t xml:space="preserve">(3), 425–448.</w:t>
-      </w:r>
-    </w:p>
-    <w:p>
-      <w:pPr>
-        <w:pStyle w:val="BodyText"/>
-      </w:pPr>
-      <w:r>
-        <w:t xml:space="preserve">Reuters. (2026, January). India’s textile exporters pin hopes on EU deal after US tariff blow.</w:t>
-      </w:r>
-      <w:r>
-        <w:t xml:space="preserve"> </w:t>
-      </w:r>
-      <w:r>
-        <w:rPr>
-          <w:iCs/>
-          <w:i/>
-        </w:rPr>
-        <w:t xml:space="preserve">Reuters</w:t>
-      </w:r>
-      <w:r>
-        <w:t xml:space="preserve">.</w:t>
-      </w:r>
-    </w:p>
-    <w:p>
-      <w:pPr>
-        <w:pStyle w:val="BodyText"/>
-      </w:pPr>
-      <w:r>
-        <w:t xml:space="preserve">Shmueli, G., Sarstedt, M., Hair, J. F., Cheah, J.-H., Ting, H., Vaithilingam, S., &amp; Ringle, C. M. (2019). Predictive model assessment in PLS-SEM: Guidelines for using PLSpredict.</w:t>
-      </w:r>
-      <w:r>
-        <w:t xml:space="preserve"> </w:t>
-      </w:r>
-      <w:r>
-        <w:rPr>
-          <w:iCs/>
-          <w:i/>
-        </w:rPr>
-        <w:t xml:space="preserve">European Journal of Marketing, 53</w:t>
-      </w:r>
-      <w:r>
-        <w:t xml:space="preserve">(11), 2322–2347.</w:t>
-      </w:r>
-    </w:p>
-    <w:p>
-      <w:pPr>
-        <w:pStyle w:val="BodyText"/>
-      </w:pPr>
-      <w:r>
-        <w:t xml:space="preserve">Sodhi, M. S., &amp; Tang, C. S. (2019). Research opportunities in supply chain transparency.</w:t>
-      </w:r>
-      <w:r>
-        <w:t xml:space="preserve"> </w:t>
-      </w:r>
-      <w:r>
-        <w:rPr>
-          <w:iCs/>
-          <w:i/>
-        </w:rPr>
-        <w:t xml:space="preserve">Production and Operations Management, 28</w:t>
-      </w:r>
-      <w:r>
-        <w:t xml:space="preserve">(12), 2946–2959.</w:t>
-      </w:r>
-    </w:p>
-    <w:p>
-      <w:pPr>
-        <w:pStyle w:val="BodyText"/>
-      </w:pPr>
-      <w:r>
-        <w:t xml:space="preserve">Srinivasan, R., &amp; Swink, M. (2018). An investigation of visibility and flexibility as complements to supply chain analytics: An organizational information processing theory perspective.</w:t>
-      </w:r>
-      <w:r>
-        <w:t xml:space="preserve"> </w:t>
-      </w:r>
-      <w:r>
-        <w:rPr>
-          <w:iCs/>
-          <w:i/>
-        </w:rPr>
-        <w:t xml:space="preserve">Production and Operations Management, 27</w:t>
-      </w:r>
-      <w:r>
-        <w:t xml:space="preserve">(10), 1849–1867. https://doi.org/10.1111/poms.12746</w:t>
-      </w:r>
-    </w:p>
-    <w:p>
-      <w:pPr>
-        <w:pStyle w:val="BodyText"/>
-      </w:pPr>
-      <w:r>
-        <w:t xml:space="preserve">Tushman, M. L., &amp; Nadler, D. A. (1978). Information processing as an integrating concept in organizational design.</w:t>
-      </w:r>
-      <w:r>
-        <w:t xml:space="preserve"> </w:t>
-      </w:r>
-      <w:r>
-        <w:rPr>
-          <w:iCs/>
-          <w:i/>
-        </w:rPr>
-        <w:t xml:space="preserve">Academy of Management Review, 3</w:t>
-      </w:r>
-      <w:r>
-        <w:t xml:space="preserve">(3), 613–624.</w:t>
-      </w:r>
-    </w:p>
-    <w:p>
-      <w:pPr>
-        <w:pStyle w:val="BodyText"/>
-      </w:pPr>
-      <w:r>
-        <w:t xml:space="preserve">Villena, V. H., &amp; Gioia, D. A. (2018). On the riskiness of lower-tier suppliers: Managing sustainability in supply networks.</w:t>
-      </w:r>
-      <w:r>
-        <w:t xml:space="preserve"> </w:t>
-      </w:r>
-      <w:r>
-        <w:rPr>
-          <w:iCs/>
-          <w:i/>
-        </w:rPr>
-        <w:t xml:space="preserve">Journal of Operations Management, 64</w:t>
-      </w:r>
-      <w:r>
-        <w:t xml:space="preserve">, 65–87.</w:t>
-      </w:r>
-    </w:p>
-    <w:p>
-      <w:pPr>
-        <w:pStyle w:val="BodyText"/>
-      </w:pPr>
-      <w:r>
-        <w:t xml:space="preserve">Wilhelm, M. M., Blome, C., Bhakoo, V., &amp; Paulraj, A. (2016). Sustainability in multi-tier supply chains: Understanding the double agency role of the first-tier supplier.</w:t>
-      </w:r>
-      <w:r>
-        <w:t xml:space="preserve"> </w:t>
-      </w:r>
-      <w:r>
-        <w:rPr>
-          <w:iCs/>
-          <w:i/>
-        </w:rPr>
-        <w:t xml:space="preserve">Journal of Operations Management, 41</w:t>
-      </w:r>
-      <w:r>
-        <w:t xml:space="preserve">, 42–60.</w:t>
-      </w:r>
-    </w:p>
-    <w:p>
-      <w:pPr>
-        <w:pStyle w:val="BodyText"/>
-      </w:pPr>
-      <w:r>
-        <w:t xml:space="preserve">Zhu, Q., &amp; Sarkis, J. (2007). The moderating effects of institutional pressures on emergent green supply chain practices and performance.</w:t>
-      </w:r>
-      <w:r>
-        <w:t xml:space="preserve"> </w:t>
-      </w:r>
-      <w:r>
-        <w:rPr>
-          <w:iCs/>
-          <w:i/>
-        </w:rPr>
-        <w:t xml:space="preserve">International Journal of Production Research, 45</w:t>
-      </w:r>
-      <w:r>
-        <w:t xml:space="preserve">(18–19), 4333–4355.</w:t>
-      </w:r>
-    </w:p>
-    <w:bookmarkEnd w:id="43"/>
     <w:sectPr/>
   </w:body>
 </w:document>

--- a/dpp-textile-jbl/02_manuscript.docx
+++ b/dpp-textile-jbl/02_manuscript.docx
@@ -1555,7 +1555,23 @@
         <w:pStyle w:val="FirstParagraph"/>
       </w:pPr>
       <w:r>
-        <w:t xml:space="preserve">Using the QCA package in R (Dusa, 2019), we first tested each condition for necessity (consistency ≥ 0.90; Schneider &amp; Wagemann, 2012). We then built truth tables for high and low readiness, with a frequency threshold of one case, raw consistency ≥ 0.80 and PRI consistency ≥ 0.70 (Greckhamer et al., 2018; Ragin, 2008). We report intermediate solutions based on the directional expectations in P1–P3, distinguishing core from peripheral conditions (Fiss, 2011). For P4, we analysed circular capability with readiness included as a condition. With five conditions there are 32 logically possible configurations, and a sample of this size will not cover all of them (limited diversity). We therefore report how many truth-table rows contain cases, and we justify every simplifying assumption made for the intermediate solution against theory, avoiding untenable assumptions about configurations not observed in the sample (Schneider &amp; Wagemann, 2012). Robustness checks varied calibration anchors, the consistency threshold (0.75–0.85) and the frequency threshold, and replaced one condition with sustainability certifications (Online Appendix B).</w:t>
+        <w:t xml:space="preserve">Using the QCA package in R (Dusa, 2019), we first tested each condition for necessity (consistency ≥ 0.90; Schneider &amp; Wagemann, 2012). We then built truth tables for high and low readiness, with a frequency threshold of one case, raw consistency ≥ 0.80 and PRI consistency ≥ 0.70 (Greckhamer et al., 2018; Ragin, 2008). We report intermediate solutions based on the directional expectations in P1–P3, distinguishing core from peripheral conditions (Fiss, 2011). For P4, we analysed circular capability with readiness included as a condition, both for all circular practices and for</w:t>
+      </w:r>
+      <w:r>
+        <w:t xml:space="preserve"> </w:t>
+      </w:r>
+      <w:r>
+        <w:rPr>
+          <w:iCs/>
+          <w:i/>
+        </w:rPr>
+        <w:t xml:space="preserve">formal</w:t>
+      </w:r>
+      <w:r>
+        <w:t xml:space="preserve"> </w:t>
+      </w:r>
+      <w:r>
+        <w:t xml:space="preserve">practices only (recycled inputs, design-for-recycling, take-back), because informal practices such as selling cutting waste need no product data. With five conditions there are 32 logically possible configurations, and a sample of this size will not cover all of them (limited diversity). We therefore report how many truth-table rows contain cases, and we justify every simplifying assumption made for the intermediate solution against theory, avoiding untenable assumptions about configurations not observed in the sample (Schneider &amp; Wagemann, 2012). Robustness checks varied calibration anchors, the consistency threshold (0.75–0.85) and the frequency threshold, and replaced one condition with sustainability certifications (Online Appendix B).</w:t>
       </w:r>
     </w:p>
     <w:bookmarkEnd w:id="31"/>

--- a/dpp-textile-jbl/02_manuscript.docx
+++ b/dpp-textile-jbl/02_manuscript.docx
@@ -31,31 +31,37 @@
         <w:t xml:space="preserve"> </w:t>
       </w:r>
       <w:r>
-        <w:t xml:space="preserve">Configurations</w:t>
-      </w:r>
-      <w:r>
-        <w:t xml:space="preserve"> </w:t>
-      </w:r>
-      <w:r>
-        <w:t xml:space="preserve">of</w:t>
-      </w:r>
-      <w:r>
-        <w:t xml:space="preserve"> </w:t>
-      </w:r>
-      <w:r>
-        <w:t xml:space="preserve">Supplier</w:t>
-      </w:r>
-      <w:r>
-        <w:t xml:space="preserve"> </w:t>
-      </w:r>
-      <w:r>
-        <w:t xml:space="preserve">Capacity</w:t>
-      </w:r>
-      <w:r>
-        <w:t xml:space="preserve"> </w:t>
-      </w:r>
-      <w:r>
-        <w:t xml:space="preserve">for</w:t>
+        <w:t xml:space="preserve">Owned,</w:t>
+      </w:r>
+      <w:r>
+        <w:t xml:space="preserve"> </w:t>
+      </w:r>
+      <w:r>
+        <w:t xml:space="preserve">Negotiated</w:t>
+      </w:r>
+      <w:r>
+        <w:t xml:space="preserve"> </w:t>
+      </w:r>
+      <w:r>
+        <w:t xml:space="preserve">or</w:t>
+      </w:r>
+      <w:r>
+        <w:t xml:space="preserve"> </w:t>
+      </w:r>
+      <w:r>
+        <w:t xml:space="preserve">Borrowed</w:t>
+      </w:r>
+      <w:r>
+        <w:t xml:space="preserve"> </w:t>
+      </w:r>
+      <w:r>
+        <w:t xml:space="preserve">Routes</w:t>
+      </w:r>
+      <w:r>
+        <w:t xml:space="preserve"> </w:t>
+      </w:r>
+      <w:r>
+        <w:t xml:space="preserve">to</w:t>
       </w:r>
       <w:r>
         <w:t xml:space="preserve"> </w:t>
@@ -80,18 +86,6 @@
       </w:r>
       <w:r>
         <w:t xml:space="preserve">Readiness</w:t>
-      </w:r>
-      <w:r>
-        <w:t xml:space="preserve"> </w:t>
-      </w:r>
-      <w:r>
-        <w:t xml:space="preserve">and</w:t>
-      </w:r>
-      <w:r>
-        <w:t xml:space="preserve"> </w:t>
-      </w:r>
-      <w:r>
-        <w:t xml:space="preserve">Circularity</w:t>
       </w:r>
       <w:r>
         <w:t xml:space="preserve"> </w:t>

--- a/dpp-textile-jbl/02_manuscript.docx
+++ b/dpp-textile-jbl/02_manuscript.docx
@@ -131,7 +131,7 @@
         <w:pStyle w:val="FirstParagraph"/>
       </w:pPr>
       <w:r>
-        <w:t xml:space="preserve">The EU’s Digital Product Passport (DPP) for textiles will make product-level sustainability data a condition of market access. Most of those data originate with suppliers several tiers upstream in exporting countries. Drawing on organizational information processing theory, we argue that suppliers can meet passport requirements through different combinations of capacity: owning the upstream stages, building digital traceability, or persuading independent sub-suppliers to share data. We argue too that buyer pressure works only when suppliers do not fear that their data will be used against them. Using fuzzy-set qualitative comparative analysis (fsQCA) of [N] Indian textile and apparel exporters surveyed between December 2026 and February 2027, we identify [number] configurations sufficient for high passport readiness and [number] for its absence. We also test whether readiness is sufficient for circular supply chain capability. [Summary of findings.] The results give suppliers alternative routes to readiness, show brands that data-use safeguards matter, and show policymakers where shared infrastructure could close the</w:t>
+        <w:t xml:space="preserve">The EU’s Digital Product Passport (DPP) for textiles will make product-level sustainability data a condition of market access. Most of those data originate with suppliers several tiers upstream in exporting countries. Drawing on organizational information processing theory, we argue that suppliers can reach upstream data in three ways: by owning the upstream stages, by negotiating with independent sub-suppliers, or by borrowing data from chain-of-custody certification. Because buyer pressure is near-universal, we expect suppliers’ fear that their data will be used against them, not the pressure itself, to separate ready from unready firms. Using fuzzy-set qualitative comparative analysis (fsQCA) of [N] Indian textile and apparel exporters surveyed between December 2026 and February 2027, we identify [number] configurations sufficient for high passport readiness and [number] for its absence. We also test whether readiness is sufficient for circular supply chain capability. [Summary of findings.] The results give suppliers alternative routes to readiness, show brands that data-use safeguards matter, and show policymakers where shared infrastructure could close the</w:t>
       </w:r>
       <w:r>
         <w:t xml:space="preserve"> </w:t>
@@ -225,7 +225,7 @@
         <w:t xml:space="preserve"> </w:t>
       </w:r>
       <w:r>
-        <w:t xml:space="preserve">To make sense of a fast-moving regulatory landscape (Fawcett &amp; Waller, 2011), we draw on organizational information processing theory (OIPT; Galbraith, 1974; Tushman &amp; Nadler, 1978) and institutional theory (Meyer &amp; Rowan, 1977). We analyse 2026–27 data from Indian textile and apparel exporters with fuzzy-set qualitative comparative analysis (fsQCA; Fiss, 2011; Ragin, 2008), which is designed for exactly this kind of question: several routes to the same outcome, conditions that matter only in combination, and different explanations for success and failure.</w:t>
+        <w:t xml:space="preserve">To make sense of a fast-moving regulatory landscape (Fawcett &amp; Waller, 2011), we draw on organizational information processing theory (OIPT; Galbraith, 1974; Tushman &amp; Nadler, 1978) and institutional theory (Meyer &amp; Rowan, 1977). We analyse 2026–27 data from Indian textile and apparel exporters with fuzzy-set qualitative comparative analysis (fsQCA; Fiss, 2011; Ragin, 2008), which is designed for exactly this kind of question.</w:t>
       </w:r>
     </w:p>
     <w:p>
@@ -366,7 +366,7 @@
         <w:pStyle w:val="BodyText"/>
       </w:pPr>
       <w:r>
-        <w:t xml:space="preserve">Supply chain research has mostly tested OIPT with variance-based models that estimate the average net effect of each capability (e.g., Srinivasan &amp; Swink, 2018). That logic assumes a capability helps every firm in the same way and that more of one capability can make up for less of another. Supply chain design suggests otherwise. Whether a capability pays off depends on how it fits with the firm’s structure and relationships, and very different designs can perform equally well (Misangyi et al., 2017). Configurational theory makes this explicit with three ideas:</w:t>
+        <w:t xml:space="preserve">Supply chain research has mostly tested OIPT with variance-based models that estimate the average net effect of each capability (e.g., Srinivasan &amp; Swink, 2018). Supply chain design suggests otherwise: very different designs can perform equally well (Misangyi et al., 2017). Configurational theory makes this explicit through</w:t>
       </w:r>
       <w:r>
         <w:t xml:space="preserve"> </w:t>
@@ -414,7 +414,7 @@
         <w:t xml:space="preserve"> </w:t>
       </w:r>
       <w:r>
-        <w:t xml:space="preserve">(the causes of failure are not simply the reverse of the causes of success).</w:t>
+        <w:t xml:space="preserve">(failure is not simply the reverse of success).</w:t>
       </w:r>
     </w:p>
     <w:p>
@@ -485,7 +485,23 @@
         <w:t xml:space="preserve"> </w:t>
       </w:r>
       <w:r>
-        <w:t xml:space="preserve">is the share of processing stages (spinning to stitching) performed in-house. It reduces information requirements by internalising interdependence.</w:t>
+        <w:t xml:space="preserve">is the share of processing stages (spinning to stitching) performed in-house; it</w:t>
+      </w:r>
+      <w:r>
+        <w:t xml:space="preserve"> </w:t>
+      </w:r>
+      <w:r>
+        <w:rPr>
+          <w:iCs/>
+          <w:i/>
+        </w:rPr>
+        <w:t xml:space="preserve">owns</w:t>
+      </w:r>
+      <w:r>
+        <w:t xml:space="preserve"> </w:t>
+      </w:r>
+      <w:r>
+        <w:t xml:space="preserve">the data by internalising interdependence.</w:t>
       </w:r>
       <w:r>
         <w:t xml:space="preserve"> </w:t>
@@ -495,13 +511,29 @@
           <w:bCs/>
           <w:b/>
         </w:rPr>
-        <w:t xml:space="preserve">Digital traceability</w:t>
-      </w:r>
-      <w:r>
-        <w:t xml:space="preserve"> </w:t>
-      </w:r>
-      <w:r>
-        <w:t xml:space="preserve">is structured, interoperable digital capture of material and process data linked to batches and styles (Agrawal et al., 2021; Kouhizadeh et al., 2021); it is vertical capacity.</w:t>
+        <w:t xml:space="preserve">Multi-tier data sharing</w:t>
+      </w:r>
+      <w:r>
+        <w:t xml:space="preserve"> </w:t>
+      </w:r>
+      <w:r>
+        <w:t xml:space="preserve">is the extent to which independent upstream suppliers provide timely, accurate data (Fawcett et al., 2007; Kembro et al., 2017); it</w:t>
+      </w:r>
+      <w:r>
+        <w:t xml:space="preserve"> </w:t>
+      </w:r>
+      <w:r>
+        <w:rPr>
+          <w:iCs/>
+          <w:i/>
+        </w:rPr>
+        <w:t xml:space="preserve">negotiates</w:t>
+      </w:r>
+      <w:r>
+        <w:t xml:space="preserve"> </w:t>
+      </w:r>
+      <w:r>
+        <w:t xml:space="preserve">for the data.</w:t>
       </w:r>
       <w:r>
         <w:t xml:space="preserve"> </w:t>
@@ -511,13 +543,29 @@
           <w:bCs/>
           <w:b/>
         </w:rPr>
-        <w:t xml:space="preserve">Multi-tier data sharing</w:t>
-      </w:r>
-      <w:r>
-        <w:t xml:space="preserve"> </w:t>
-      </w:r>
-      <w:r>
-        <w:t xml:space="preserve">is the extent to which independent upstream suppliers provide timely, accurate data (Fawcett et al., 2007; Kembro et al., 2017); it is lateral capacity.</w:t>
+        <w:t xml:space="preserve">Chain-of-custody certification</w:t>
+      </w:r>
+      <w:r>
+        <w:t xml:space="preserve"> </w:t>
+      </w:r>
+      <w:r>
+        <w:t xml:space="preserve">is the share of EU shipments covered by transaction certificates under schemes such as GOTS or GRS, which document fibre content and the facility at each stage; it</w:t>
+      </w:r>
+      <w:r>
+        <w:t xml:space="preserve"> </w:t>
+      </w:r>
+      <w:r>
+        <w:rPr>
+          <w:iCs/>
+          <w:i/>
+        </w:rPr>
+        <w:t xml:space="preserve">borrows</w:t>
+      </w:r>
+      <w:r>
+        <w:t xml:space="preserve"> </w:t>
+      </w:r>
+      <w:r>
+        <w:t xml:space="preserve">the data from an institutional infrastructure.</w:t>
       </w:r>
       <w:r>
         <w:t xml:space="preserve"> </w:t>
@@ -527,13 +575,13 @@
           <w:bCs/>
           <w:b/>
         </w:rPr>
-        <w:t xml:space="preserve">Buyer pressure</w:t>
-      </w:r>
-      <w:r>
-        <w:t xml:space="preserve"> </w:t>
-      </w:r>
-      <w:r>
-        <w:t xml:space="preserve">captures the requirement side.</w:t>
+        <w:t xml:space="preserve">Digital traceability</w:t>
+      </w:r>
+      <w:r>
+        <w:t xml:space="preserve"> </w:t>
+      </w:r>
+      <w:r>
+        <w:t xml:space="preserve">is structured, interoperable digital capture of material and process data linked to batches and styles (Agrawal et al., 2021; Kouhizadeh et al., 2021); it turns data into passport-ready form.</w:t>
       </w:r>
       <w:r>
         <w:t xml:space="preserve"> </w:t>
@@ -557,7 +605,28 @@
         <w:pStyle w:val="BodyText"/>
       </w:pPr>
       <w:r>
-        <w:t xml:space="preserve">Integration and sharing are two ways of getting hold of upstream data: one through ownership, the other through relationships. Either should work, but only if the data are also captured digitally in passport-ready form.</w:t>
+        <w:t xml:space="preserve">Buyer pressure is treated as a</w:t>
+      </w:r>
+      <w:r>
+        <w:t xml:space="preserve"> </w:t>
+      </w:r>
+      <w:r>
+        <w:rPr>
+          <w:iCs/>
+          <w:i/>
+        </w:rPr>
+        <w:t xml:space="preserve">background condition</w:t>
+      </w:r>
+      <w:r>
+        <w:t xml:space="preserve">. Nearly every Indian firm supplying EU brands now receives data requests, so pressure defines the setting rather than distinguishing firms within it. We measure and report it, and we reintroduce it as a condition in a robustness check.</w:t>
+      </w:r>
+    </w:p>
+    <w:p>
+      <w:pPr>
+        <w:pStyle w:val="BodyText"/>
+      </w:pPr>
+      <w:r>
+        <w:t xml:space="preserve">Ownership, negotiation and borrowing are alternative ways of reaching upstream data. Galbraith (1974) would predict that any one can be enough.</w:t>
       </w:r>
     </w:p>
     <w:p>
@@ -575,39 +644,55 @@
         <w:t xml:space="preserve"> </w:t>
       </w:r>
       <w:r>
-        <w:t xml:space="preserve">High DPP readiness results from at least two configurations: an</w:t>
-      </w:r>
-      <w:r>
-        <w:t xml:space="preserve"> </w:t>
-      </w:r>
-      <w:r>
-        <w:rPr>
-          <w:iCs/>
-          <w:i/>
-        </w:rPr>
-        <w:t xml:space="preserve">integrated</w:t>
-      </w:r>
-      <w:r>
-        <w:t xml:space="preserve"> </w:t>
-      </w:r>
-      <w:r>
-        <w:t xml:space="preserve">route (vertical integration with digital traceability) and a</w:t>
-      </w:r>
-      <w:r>
-        <w:t xml:space="preserve"> </w:t>
-      </w:r>
-      <w:r>
-        <w:rPr>
-          <w:iCs/>
-          <w:i/>
-        </w:rPr>
-        <w:t xml:space="preserve">networked</w:t>
-      </w:r>
-      <w:r>
-        <w:t xml:space="preserve"> </w:t>
-      </w:r>
-      <w:r>
-        <w:t xml:space="preserve">route (multi-tier data sharing with digital traceability and the absence of data-appropriation concern).</w:t>
+        <w:t xml:space="preserve">High DPP readiness results from several configurations: data that are</w:t>
+      </w:r>
+      <w:r>
+        <w:t xml:space="preserve"> </w:t>
+      </w:r>
+      <w:r>
+        <w:rPr>
+          <w:iCs/>
+          <w:i/>
+        </w:rPr>
+        <w:t xml:space="preserve">owned</w:t>
+      </w:r>
+      <w:r>
+        <w:t xml:space="preserve"> </w:t>
+      </w:r>
+      <w:r>
+        <w:t xml:space="preserve">(vertical integration) or</w:t>
+      </w:r>
+      <w:r>
+        <w:t xml:space="preserve"> </w:t>
+      </w:r>
+      <w:r>
+        <w:rPr>
+          <w:iCs/>
+          <w:i/>
+        </w:rPr>
+        <w:t xml:space="preserve">negotiated</w:t>
+      </w:r>
+      <w:r>
+        <w:t xml:space="preserve"> </w:t>
+      </w:r>
+      <w:r>
+        <w:t xml:space="preserve">(multi-tier sharing without appropriation concern) combined with digital traceability, and data that are</w:t>
+      </w:r>
+      <w:r>
+        <w:t xml:space="preserve"> </w:t>
+      </w:r>
+      <w:r>
+        <w:rPr>
+          <w:iCs/>
+          <w:i/>
+        </w:rPr>
+        <w:t xml:space="preserve">borrowed</w:t>
+      </w:r>
+      <w:r>
+        <w:t xml:space="preserve"> </w:t>
+      </w:r>
+      <w:r>
+        <w:t xml:space="preserve">through chain-of-custody certification.</w:t>
       </w:r>
     </w:p>
     <w:p>
@@ -615,7 +700,7 @@
         <w:pStyle w:val="FirstParagraph"/>
       </w:pPr>
       <w:r>
-        <w:t xml:space="preserve">Systems without data are empty containers, while shared or internal data held on paper cannot be turned into a passport.</w:t>
+        <w:t xml:space="preserve">Systems without data are empty containers. But certification schemes already digitise much of the chain, so borrowed data may substitute for a firm’s own systems.</w:t>
       </w:r>
     </w:p>
     <w:p>
@@ -627,13 +712,13 @@
           <w:bCs/>
           <w:b/>
         </w:rPr>
-        <w:t xml:space="preserve">P2 (necessity).</w:t>
-      </w:r>
-      <w:r>
-        <w:t xml:space="preserve"> </w:t>
-      </w:r>
-      <w:r>
-        <w:t xml:space="preserve">Digital traceability is a necessary, but not sufficient, condition for high DPP readiness.</w:t>
+        <w:t xml:space="preserve">P2 (substitution).</w:t>
+      </w:r>
+      <w:r>
+        <w:t xml:space="preserve"> </w:t>
+      </w:r>
+      <w:r>
+        <w:t xml:space="preserve">Digital traceability is not necessary for high DPP readiness when chain-of-custody certification is present.</w:t>
       </w:r>
     </w:p>
     <w:p>
@@ -641,7 +726,7 @@
         <w:pStyle w:val="FirstParagraph"/>
       </w:pPr>
       <w:r>
-        <w:t xml:space="preserve">Pressure alone should not create readiness. Where suppliers fear appropriation, pressure produces selective disclosure rather than data (Fawcett et al., 2007). Because fsQCA allows causal asymmetry, the absence of readiness need not mirror its presence.</w:t>
+        <w:t xml:space="preserve">Pressure alone should not create readiness. Where suppliers fear appropriation, requests produce selective disclosure rather than data (Fawcett et al., 2007). Because fsQCA allows causal asymmetry, the absence of readiness need not mirror its presence.</w:t>
       </w:r>
     </w:p>
     <w:p>
@@ -659,7 +744,7 @@
         <w:t xml:space="preserve"> </w:t>
       </w:r>
       <w:r>
-        <w:t xml:space="preserve">Buyer pressure combined with data-appropriation concern, in the absence of vertical integration, is sufficient for low DPP readiness.</w:t>
+        <w:t xml:space="preserve">Data-appropriation concern, in the absence of both vertical integration and certification, is sufficient for low DPP readiness.</w:t>
       </w:r>
     </w:p>
     <w:p>
@@ -680,7 +765,36 @@
         <w:t xml:space="preserve">decouple</w:t>
       </w:r>
       <w:r>
-        <w:t xml:space="preserve">, adopting the visible structure while leaving practice unchanged (Meyer &amp; Rowan, 1977).</w:t>
+        <w:t xml:space="preserve">, adopting the visible structure while leaving practice unchanged (Meyer &amp; Rowan, 1977). Indian clusters also run an extensive</w:t>
+      </w:r>
+      <w:r>
+        <w:t xml:space="preserve"> </w:t>
+      </w:r>
+      <w:r>
+        <w:rPr>
+          <w:iCs/>
+          <w:i/>
+        </w:rPr>
+        <w:t xml:space="preserve">informal</w:t>
+      </w:r>
+      <w:r>
+        <w:t xml:space="preserve"> </w:t>
+      </w:r>
+      <w:r>
+        <w:t xml:space="preserve">circular economy that needs no data: cutting waste is sold to recyclers in Panipat, and export surplus is resold domestically. We therefore distinguish informal from</w:t>
+      </w:r>
+      <w:r>
+        <w:t xml:space="preserve"> </w:t>
+      </w:r>
+      <w:r>
+        <w:rPr>
+          <w:iCs/>
+          <w:i/>
+        </w:rPr>
+        <w:t xml:space="preserve">formal</w:t>
+      </w:r>
+      <w:r>
+        <w:t xml:space="preserve">, brand-led circularity (recycled inputs, design-for-recycling, take-back).</w:t>
       </w:r>
     </w:p>
     <w:p>
@@ -692,13 +806,13 @@
           <w:bCs/>
           <w:b/>
         </w:rPr>
-        <w:t xml:space="preserve">P4 (decoupling).</w:t>
-      </w:r>
-      <w:r>
-        <w:t xml:space="preserve"> </w:t>
-      </w:r>
-      <w:r>
-        <w:t xml:space="preserve">DPP readiness is not, on its own, sufficient for high circular supply chain capability.</w:t>
+        <w:t xml:space="preserve">P4 (two circularities).</w:t>
+      </w:r>
+      <w:r>
+        <w:t xml:space="preserve"> </w:t>
+      </w:r>
+      <w:r>
+        <w:t xml:space="preserve">DPP readiness is not, on its own, sufficient for formal circular practice, while informal circularity occurs regardless of readiness.</w:t>
       </w:r>
     </w:p>
     <w:p>
@@ -716,7 +830,7 @@
       <w:r>
         <w:drawing>
           <wp:inline>
-            <wp:extent cx="5334000" cy="2040834"/>
+            <wp:extent cx="5334000" cy="2179982"/>
             <wp:effectExtent b="0" l="0" r="0" t="0"/>
             <wp:docPr descr="Configurational model. Two expected routes to passport readiness (P1), digital traceability as a necessary condition (P2), a route to low readiness (P3), and the readiness–circularity test (P4)." title="" id="24" name="Picture"/>
             <a:graphic>
@@ -737,7 +851,7 @@
                   <pic:spPr bwMode="auto">
                     <a:xfrm>
                       <a:off x="0" y="0"/>
-                      <a:ext cx="5334000" cy="2040834"/>
+                      <a:ext cx="5334000" cy="2179982"/>
                     </a:xfrm>
                     <a:prstGeom prst="rect">
                       <a:avLst/>
@@ -789,7 +903,7 @@
         <w:pStyle w:val="FirstParagraph"/>
       </w:pPr>
       <w:r>
-        <w:t xml:space="preserve">Our propositions concern combinations, alternative routes and asymmetry, which correlational methods treat as noise around an average effect (Misangyi et al., 2017). fsQCA treats each firm as a configuration of conditions and uses Boolean minimisation to identify which combinations are consistently sufficient or necessary for an outcome (Ragin, 2008; Schneider &amp; Wagemann, 2012). It suits small-to-medium samples and combines systematic cross-case comparison with knowledge of individual cases (Greckhamer et al., 2018), which matches the depth of access achievable with Indian exporters within the forum’s timeline.</w:t>
+        <w:t xml:space="preserve">fsQCA treats each firm as a configuration of conditions and uses Boolean minimisation to identify combinations that are consistently sufficient or necessary for an outcome (Ragin, 2008; Schneider &amp; Wagemann, 2012). It suits small-to-medium samples and combines cross-case comparison with case knowledge (Greckhamer et al., 2018).</w:t>
       </w:r>
     </w:p>
     <w:bookmarkEnd w:id="28"/>
@@ -845,7 +959,7 @@
         <w:pStyle w:val="FirstParagraph"/>
       </w:pPr>
       <w:r>
-        <w:t xml:space="preserve">To limit the burden of scale development and the risk of common-method bias (Podsakoff et al., 2003), three conditions and both outcomes use</w:t>
+        <w:t xml:space="preserve">To limit the burden of scale development and the risk of common-method bias (Podsakoff et al., 2003), four conditions and both outcomes use</w:t>
       </w:r>
       <w:r>
         <w:t xml:space="preserve"> </w:t>
@@ -861,7 +975,7 @@
         <w:t xml:space="preserve"> </w:t>
       </w:r>
       <w:r>
-        <w:t xml:space="preserve">checklists rather than attitude scales (Online Appendix A).</w:t>
+        <w:t xml:space="preserve">measures rather than attitude scales (Online Appendix A).</w:t>
       </w:r>
       <w:r>
         <w:t xml:space="preserve"> </w:t>
@@ -951,13 +1065,13 @@
           <w:bCs/>
           <w:b/>
         </w:rPr>
-        <w:t xml:space="preserve">Buyer pressure</w:t>
-      </w:r>
-      <w:r>
-        <w:t xml:space="preserve"> </w:t>
-      </w:r>
-      <w:r>
-        <w:t xml:space="preserve">and</w:t>
+        <w:t xml:space="preserve">Certification</w:t>
+      </w:r>
+      <w:r>
+        <w:t xml:space="preserve"> </w:t>
+      </w:r>
+      <w:r>
+        <w:t xml:space="preserve">is the share of EU shipments covered by transaction certificates, checked against a recent certificate.</w:t>
       </w:r>
       <w:r>
         <w:t xml:space="preserve"> </w:t>
@@ -967,7 +1081,23 @@
           <w:bCs/>
           <w:b/>
         </w:rPr>
-        <w:t xml:space="preserve">data-appropriation concern</w:t>
+        <w:t xml:space="preserve">Data-appropriation concern</w:t>
+      </w:r>
+      <w:r>
+        <w:t xml:space="preserve"> </w:t>
+      </w:r>
+      <w:r>
+        <w:t xml:space="preserve">and the background measure of</w:t>
+      </w:r>
+      <w:r>
+        <w:t xml:space="preserve"> </w:t>
+      </w:r>
+      <w:r>
+        <w:rPr>
+          <w:bCs/>
+          <w:b/>
+        </w:rPr>
+        <w:t xml:space="preserve">buyer pressure</w:t>
       </w:r>
       <w:r>
         <w:t xml:space="preserve"> </w:t>
@@ -1418,55 +1548,55 @@
               <w:jc w:val="left"/>
             </w:pPr>
             <w:r>
-              <w:t xml:space="preserve">Buyer pressure</w:t>
-            </w:r>
-          </w:p>
-        </w:tc>
-        <w:tc>
-          <w:tcPr/>
-          <w:p>
-            <w:pPr>
-              <w:pStyle w:val="Compact"/>
-              <w:jc w:val="left"/>
-            </w:pPr>
-            <w:r>
-              <w:t xml:space="preserve">Scale mean (1–7)</w:t>
-            </w:r>
-          </w:p>
-        </w:tc>
-        <w:tc>
-          <w:tcPr/>
-          <w:p>
-            <w:pPr>
-              <w:pStyle w:val="Compact"/>
-              <w:jc w:val="left"/>
-            </w:pPr>
-            <w:r>
-              <w:t xml:space="preserve">2</w:t>
-            </w:r>
-          </w:p>
-        </w:tc>
-        <w:tc>
-          <w:tcPr/>
-          <w:p>
-            <w:pPr>
-              <w:pStyle w:val="Compact"/>
-              <w:jc w:val="left"/>
-            </w:pPr>
-            <w:r>
-              <w:t xml:space="preserve">4</w:t>
-            </w:r>
-          </w:p>
-        </w:tc>
-        <w:tc>
-          <w:tcPr/>
-          <w:p>
-            <w:pPr>
-              <w:pStyle w:val="Compact"/>
-              <w:jc w:val="left"/>
-            </w:pPr>
-            <w:r>
-              <w:t xml:space="preserve">6</w:t>
+              <w:t xml:space="preserve">Chain-of-custody certification</w:t>
+            </w:r>
+          </w:p>
+        </w:tc>
+        <w:tc>
+          <w:tcPr/>
+          <w:p>
+            <w:pPr>
+              <w:pStyle w:val="Compact"/>
+              <w:jc w:val="left"/>
+            </w:pPr>
+            <w:r>
+              <w:t xml:space="preserve">% of EU shipments under transaction certificates</w:t>
+            </w:r>
+          </w:p>
+        </w:tc>
+        <w:tc>
+          <w:tcPr/>
+          <w:p>
+            <w:pPr>
+              <w:pStyle w:val="Compact"/>
+              <w:jc w:val="left"/>
+            </w:pPr>
+            <w:r>
+              <w:t xml:space="preserve">5%</w:t>
+            </w:r>
+          </w:p>
+        </w:tc>
+        <w:tc>
+          <w:tcPr/>
+          <w:p>
+            <w:pPr>
+              <w:pStyle w:val="Compact"/>
+              <w:jc w:val="left"/>
+            </w:pPr>
+            <w:r>
+              <w:t xml:space="preserve">50%</w:t>
+            </w:r>
+          </w:p>
+        </w:tc>
+        <w:tc>
+          <w:tcPr/>
+          <w:p>
+            <w:pPr>
+              <w:pStyle w:val="Compact"/>
+              <w:jc w:val="left"/>
+            </w:pPr>
+            <w:r>
+              <w:t xml:space="preserve">90%</w:t>
             </w:r>
           </w:p>
         </w:tc>
@@ -1481,6 +1611,72 @@
             </w:pPr>
             <w:r>
               <w:t xml:space="preserve">Data-appropriation concern</w:t>
+            </w:r>
+          </w:p>
+        </w:tc>
+        <w:tc>
+          <w:tcPr/>
+          <w:p>
+            <w:pPr>
+              <w:pStyle w:val="Compact"/>
+              <w:jc w:val="left"/>
+            </w:pPr>
+            <w:r>
+              <w:t xml:space="preserve">Scale mean (1–7)</w:t>
+            </w:r>
+          </w:p>
+        </w:tc>
+        <w:tc>
+          <w:tcPr/>
+          <w:p>
+            <w:pPr>
+              <w:pStyle w:val="Compact"/>
+              <w:jc w:val="left"/>
+            </w:pPr>
+            <w:r>
+              <w:t xml:space="preserve">2</w:t>
+            </w:r>
+          </w:p>
+        </w:tc>
+        <w:tc>
+          <w:tcPr/>
+          <w:p>
+            <w:pPr>
+              <w:pStyle w:val="Compact"/>
+              <w:jc w:val="left"/>
+            </w:pPr>
+            <w:r>
+              <w:t xml:space="preserve">4</w:t>
+            </w:r>
+          </w:p>
+        </w:tc>
+        <w:tc>
+          <w:tcPr/>
+          <w:p>
+            <w:pPr>
+              <w:pStyle w:val="Compact"/>
+              <w:jc w:val="left"/>
+            </w:pPr>
+            <w:r>
+              <w:t xml:space="preserve">6</w:t>
+            </w:r>
+          </w:p>
+        </w:tc>
+      </w:tr>
+      <w:tr>
+        <w:tc>
+          <w:tcPr/>
+          <w:p>
+            <w:pPr>
+              <w:pStyle w:val="Compact"/>
+              <w:jc w:val="left"/>
+            </w:pPr>
+            <w:r>
+              <w:rPr>
+                <w:iCs/>
+                <w:i/>
+              </w:rPr>
+              <w:t xml:space="preserve">Buyer pressure (background; robustness only)</w:t>
             </w:r>
           </w:p>
         </w:tc>
@@ -1565,7 +1761,7 @@
         <w:t xml:space="preserve"> </w:t>
       </w:r>
       <w:r>
-        <w:t xml:space="preserve">practices only (recycled inputs, design-for-recycling, take-back), because informal practices such as selling cutting waste need no product data. With five conditions there are 32 logically possible configurations, and a sample of this size will not cover all of them (limited diversity). We therefore report how many truth-table rows contain cases, and we justify every simplifying assumption made for the intermediate solution against theory, avoiding untenable assumptions about configurations not observed in the sample (Schneider &amp; Wagemann, 2012). Robustness checks varied calibration anchors, the consistency threshold (0.75–0.85) and the frequency threshold, and replaced one condition with sustainability certifications (Online Appendix B).</w:t>
+        <w:t xml:space="preserve">practices only (recycled inputs, design-for-recycling, take-back), because informal practices such as selling cutting waste need no product data. With five conditions there are 32 logically possible configurations, and a sample of this size will not cover all of them (limited diversity). We therefore report how many truth-table rows contain cases, and we justify every simplifying assumption made for the intermediate solution against theory, avoiding untenable assumptions about configurations not observed in the sample (Schneider &amp; Wagemann, 2012). Robustness checks varied calibration anchors, the consistency threshold (0.75–0.85) and the frequency threshold, replaced certification with buyer pressure, and added buyer pressure as a sixth condition (Online Appendix B).</w:t>
       </w:r>
     </w:p>
     <w:bookmarkEnd w:id="31"/>
@@ -1606,7 +1802,7 @@
         <w:t xml:space="preserve"> </w:t>
       </w:r>
       <w:r>
-        <w:t xml:space="preserve">Digital traceability [passed / did not pass] the necessity test for high readiness (consistency = [ ], coverage = [ ]), [supporting / not supporting] P2. No other condition was necessary.</w:t>
+        <w:t xml:space="preserve">Digital traceability [passed / did not pass] the necessity test for high readiness (consistency = [ ], coverage = [ ]), [not supporting / supporting] P2. Buyer pressure, as a background condition, was present in [ ]% of cases.</w:t>
       </w:r>
     </w:p>
     <w:p>
@@ -1634,29 +1830,45 @@
           <w:iCs/>
           <w:i/>
         </w:rPr>
-        <w:t xml:space="preserve">integrated</w:t>
-      </w:r>
-      <w:r>
-        <w:t xml:space="preserve"> </w:t>
-      </w:r>
-      <w:r>
-        <w:t xml:space="preserve">route, and configuration 2 ([description]) the</w:t>
-      </w:r>
-      <w:r>
-        <w:t xml:space="preserve"> </w:t>
-      </w:r>
-      <w:r>
-        <w:rPr>
-          <w:iCs/>
-          <w:i/>
-        </w:rPr>
-        <w:t xml:space="preserve">networked</w:t>
-      </w:r>
-      <w:r>
-        <w:t xml:space="preserve"> </w:t>
-      </w:r>
-      <w:r>
-        <w:t xml:space="preserve">route, [supporting / partly supporting] P1. In configuration 2, the absence of data-appropriation concern is a [core / peripheral] condition. A typical case is [firm description and short quote].</w:t>
+        <w:t xml:space="preserve">owned</w:t>
+      </w:r>
+      <w:r>
+        <w:t xml:space="preserve"> </w:t>
+      </w:r>
+      <w:r>
+        <w:t xml:space="preserve">route, configuration 2 ([description]) the</w:t>
+      </w:r>
+      <w:r>
+        <w:t xml:space="preserve"> </w:t>
+      </w:r>
+      <w:r>
+        <w:rPr>
+          <w:iCs/>
+          <w:i/>
+        </w:rPr>
+        <w:t xml:space="preserve">negotiated</w:t>
+      </w:r>
+      <w:r>
+        <w:t xml:space="preserve"> </w:t>
+      </w:r>
+      <w:r>
+        <w:t xml:space="preserve">route and configuration 3 ([description]) the</w:t>
+      </w:r>
+      <w:r>
+        <w:t xml:space="preserve"> </w:t>
+      </w:r>
+      <w:r>
+        <w:rPr>
+          <w:iCs/>
+          <w:i/>
+        </w:rPr>
+        <w:t xml:space="preserve">borrowed</w:t>
+      </w:r>
+      <w:r>
+        <w:t xml:space="preserve"> </w:t>
+      </w:r>
+      <w:r>
+        <w:t xml:space="preserve">route, [supporting / partly supporting] P1. The absence of data-appropriation concern is a [core / peripheral] condition in [ ]. A typical case is [firm description and short quote].</w:t>
       </w:r>
     </w:p>
     <w:p>
@@ -1674,7 +1886,7 @@
         <w:t xml:space="preserve"> </w:t>
       </w:r>
       <w:r>
-        <w:t xml:space="preserve">[number] configurations led to low readiness (consistency = [ ], coverage = [ ]). The combination of buyer pressure, data-appropriation concern and low integration [appeared / did not appear], [supporting / not supporting] P3.</w:t>
+        <w:t xml:space="preserve">[number] configurations led to low readiness (consistency = [ ], coverage = [ ]). The combination of data-appropriation concern, low integration and no certification [appeared / did not appear], [supporting / not supporting] P3.</w:t>
       </w:r>
     </w:p>
     <w:p>
@@ -1692,7 +1904,7 @@
         <w:t xml:space="preserve"> </w:t>
       </w:r>
       <w:r>
-        <w:t xml:space="preserve">Readiness was [not] sufficient on its own for high circular capability (consistency = [ ]). Circular capability arose only when readiness combined with [conditions], [supporting / not supporting] P4. Results were robust to [list of robustness checks].</w:t>
+        <w:t xml:space="preserve">Readiness was [not] sufficient on its own for formal circular practice (consistency = [ ]), while informal practices were found in [ ]% of firms regardless of readiness, [supporting / not supporting] P4. Formal circularity arose when readiness combined with [conditions]. Results were robust to [list of robustness checks].</w:t>
       </w:r>
     </w:p>
     <w:p>
@@ -2054,7 +2266,7 @@
               <w:jc w:val="left"/>
             </w:pPr>
             <w:r>
-              <w:t xml:space="preserve">Buyer pressure</w:t>
+              <w:t xml:space="preserve">Chain-of-custody certification</w:t>
             </w:r>
           </w:p>
         </w:tc>
@@ -2534,7 +2746,7 @@
         <w:t xml:space="preserve"> </w:t>
       </w:r>
       <w:r>
-        <w:t xml:space="preserve">produce fit under externally imposed, multi-tier requirements. Galbraith’s (1974) design alternatives become empirically visible routes: suppliers can own their information or negotiate for it, but either route needs digital capture. Second, data-appropriation concern explains why buyer pressure, the main lever brands use, can fail: pressure creates readiness only where suppliers trust how their data will be used (Fawcett et al., 2007; Gualandris et al., 2021). Third, the decoupling test speaks to the supply chain transparency literature (Montecchi et al., 2021; Sodhi &amp; Tang, 2019). If readiness is not sufficient for circular capability, the passport risks becoming traceability without circularity: compliance data that sit in a registry while material still flows to landfill. Fourth, the findings clarify a design trade-off. Building passport capacity consumes managerial attention and capital that small exporters would otherwise spend on cost, speed and quality. Equifinality means there is more than one way to pay that price, and firms can choose the route that fits their structure.</w:t>
+        <w:t xml:space="preserve">produce fit under externally imposed, multi-tier requirements. Galbraith’s (1974) design alternatives become empirically visible routes: suppliers can own their information, negotiate for it, or borrow it from institutional infrastructure such as certification schemes. Capacity can therefore sit outside the firm, not only in its structure and systems. Second, when pressure is near-universal, it cannot explain variation. Data-appropriation concern explains why the main lever brands use can fail: requests create readiness only where suppliers trust how their data will be used (Fawcett et al., 2007; Gualandris et al., 2021). Third, the decoupling test speaks to the supply chain transparency literature (Montecchi et al., 2021; Sodhi &amp; Tang, 2019). If readiness is not sufficient for formal circularity, the passport risks becoming traceability without circularity: compliance data that sit in a registry while material still flows to landfill. And if informal loops run without data, the passport may leave the circularity that already exists invisible. Fourth, the findings clarify a design trade-off. Building passport capacity consumes managerial attention and capital that small exporters would otherwise spend on cost, speed and quality. Equifinality means there is more than one way to pay that price, and firms can choose the route that fits their structure.</w:t>
       </w:r>
     </w:p>
     <w:bookmarkEnd w:id="34"/>
@@ -2578,7 +2790,7 @@
         <w:t xml:space="preserve"> </w:t>
       </w:r>
       <w:r>
-        <w:t xml:space="preserve">Integrated firms can build on ownership of their stages; smaller firms can get there through partnerships with upstream suppliers. Both routes need digital capture of the data.</w:t>
+        <w:t xml:space="preserve">Integrated firms can build on ownership of their stages; smaller firms can get there through partnerships with upstream suppliers or through certification. Choose the route that fits your structure.</w:t>
       </w:r>
     </w:p>
     <w:p>
@@ -2638,13 +2850,35 @@
           <w:bCs/>
           <w:b/>
         </w:rPr>
+        <w:t xml:space="preserve">Treat certificates as data assets.</w:t>
+      </w:r>
+      <w:r>
+        <w:t xml:space="preserve"> </w:t>
+      </w:r>
+      <w:r>
+        <w:t xml:space="preserve">Transaction certificates under GOTS or GRS already hold much of what the passport needs.</w:t>
+      </w:r>
+    </w:p>
+    <w:p>
+      <w:pPr>
+        <w:numPr>
+          <w:ilvl w:val="0"/>
+          <w:numId w:val="1001"/>
+        </w:numPr>
+        <w:pStyle w:val="Compact"/>
+      </w:pPr>
+      <w:r>
+        <w:rPr>
+          <w:bCs/>
+          <w:b/>
+        </w:rPr>
         <w:t xml:space="preserve">Use the data, not just file it.</w:t>
       </w:r>
       <w:r>
         <w:t xml:space="preserve"> </w:t>
       </w:r>
       <w:r>
-        <w:t xml:space="preserve">Readiness led to circular capability [only when combined with …].</w:t>
+        <w:t xml:space="preserve">Readiness led to formal circular practice [only when combined with …].</w:t>
       </w:r>
     </w:p>
     <w:bookmarkEnd w:id="35"/>
@@ -2662,7 +2896,7 @@
         <w:pStyle w:val="FirstParagraph"/>
       </w:pPr>
       <w:r>
-        <w:t xml:space="preserve">The passport shifts information-processing costs upstream, to the actors least able to bear them. If the networked route depends on trust and digital capture that small sub-suppliers cannot provide alone, the passport could concentrate EU sourcing among large, vertically integrated exporters. Two levers follow. First, shared data infrastructure, such as cluster-level traceability platforms in Tiruppur or Ludhiana run by industry associations, lowers the fixed cost of digital capture. Second, enforceable data-use safeguards, built into the passport’s access rights or into the EU–India agreement’s sustainability chapter, lower appropriation concern.</w:t>
+        <w:t xml:space="preserve">The passport shifts information-processing costs upstream, to the actors least able to bear them. If the negotiated route depends on trust and digital capture that small sub-suppliers cannot provide alone, the passport could concentrate EU sourcing among large, vertically integrated exporters. Three levers follow. First, the passport’s technical design should recognise existing certification data, so that suppliers do not have to collect it twice. Second, shared data infrastructure, such as cluster-level traceability platforms in Tiruppur or Ludhiana run by industry associations, lowers the fixed cost of digital capture. Third, enforceable data-use safeguards, built into the passport’s access rights or into the EU–India agreement’s sustainability chapter, lower appropriation concern.</w:t>
       </w:r>
     </w:p>
     <w:bookmarkEnd w:id="36"/>
